--- a/docs/protocol/init_cal_meas_1.docx
+++ b/docs/protocol/init_cal_meas_1.docx
@@ -603,8 +603,16 @@
         <w:rPr>
           <w:b/>
           <w:bCs/>
-        </w:rPr>
-        <w:t xml:space="preserve">08 60 2a 07 00 82 2a 07 80 </w:t>
+          <w:highlight w:val="cyan"/>
+        </w:rPr>
+        <w:t>08 60 2a 07</w:t>
+      </w:r>
+      <w:r>
+        <w:rPr>
+          <w:b/>
+          <w:bCs/>
+        </w:rPr>
+        <w:t xml:space="preserve"> 00 82 2a 07 80 </w:t>
       </w:r>
       <w:r>
         <w:rPr>
@@ -1941,18 +1949,30 @@
         <w:rPr>
           <w:b/>
           <w:bCs/>
+          <w:highlight w:val="cyan"/>
         </w:rPr>
         <w:t>08 60</w:t>
       </w:r>
       <w:r>
+        <w:rPr>
+          <w:highlight w:val="cyan"/>
+        </w:rPr>
         <w:t xml:space="preserve"> </w:t>
       </w:r>
       <w:r>
         <w:rPr>
           <w:b/>
           <w:bCs/>
-        </w:rPr>
-        <w:t>2a 07 18 83 2a 07 80 13 78 04</w:t>
+          <w:highlight w:val="cyan"/>
+        </w:rPr>
+        <w:t>2a 07</w:t>
+      </w:r>
+      <w:r>
+        <w:rPr>
+          <w:b/>
+          <w:bCs/>
+        </w:rPr>
+        <w:t xml:space="preserve"> 18 83 2a 07 80 13 78 04</w:t>
       </w:r>
       <w:r>
         <w:t xml:space="preserve"> 00 00 </w:t>
@@ -3166,6 +3186,7 @@
         <w:rPr>
           <w:b/>
           <w:bCs/>
+          <w:highlight w:val="cyan"/>
         </w:rPr>
         <w:t>b4 0c 95 ff</w:t>
       </w:r>
@@ -3298,6 +3319,7 @@
         <w:rPr>
           <w:b/>
           <w:bCs/>
+          <w:highlight w:val="cyan"/>
         </w:rPr>
         <w:t>b4 0c 95 ff</w:t>
       </w:r>
@@ -3378,7 +3400,15 @@
           <w:b/>
           <w:bCs/>
         </w:rPr>
-        <w:t xml:space="preserve"> 4e 89 30</w:t>
+        <w:t xml:space="preserve"> </w:t>
+      </w:r>
+      <w:r>
+        <w:rPr>
+          <w:b/>
+          <w:bCs/>
+          <w:highlight w:val="cyan"/>
+        </w:rPr>
+        <w:t>4e 89 30</w:t>
       </w:r>
       <w:r>
         <w:t xml:space="preserve"> 08 00 00 00 00 00 00 20 d7 0c 77 24 00 00 00 01 00 00 00 00</w:t>
@@ -3497,7 +3527,22 @@
           <w:b/>
           <w:bCs/>
         </w:rPr>
-        <w:t xml:space="preserve"> 4e 89 b0 1f 0b 07</w:t>
+        <w:t xml:space="preserve"> </w:t>
+      </w:r>
+      <w:r>
+        <w:rPr>
+          <w:b/>
+          <w:bCs/>
+          <w:highlight w:val="cyan"/>
+        </w:rPr>
+        <w:t>4e 89</w:t>
+      </w:r>
+      <w:r>
+        <w:rPr>
+          <w:b/>
+          <w:bCs/>
+        </w:rPr>
+        <w:t xml:space="preserve"> b0 1f 0b 07</w:t>
       </w:r>
       <w:r>
         <w:t xml:space="preserve"> 00</w:t>
@@ -3734,6 +3779,7 @@
         <w:rPr>
           <w:b/>
           <w:bCs/>
+          <w:highlight w:val="cyan"/>
         </w:rPr>
         <w:t>b4 0c 95 ff</w:t>
       </w:r>
@@ -3866,6 +3912,7 @@
         <w:rPr>
           <w:b/>
           <w:bCs/>
+          <w:highlight w:val="cyan"/>
         </w:rPr>
         <w:t>b4 0c 95 ff</w:t>
       </w:r>
@@ -3997,7 +4044,22 @@
           <w:b/>
           <w:bCs/>
         </w:rPr>
-        <w:t xml:space="preserve"> 4e 89 b0 23 79 04</w:t>
+        <w:t xml:space="preserve"> </w:t>
+      </w:r>
+      <w:r>
+        <w:rPr>
+          <w:b/>
+          <w:bCs/>
+          <w:highlight w:val="cyan"/>
+        </w:rPr>
+        <w:t>4e 89</w:t>
+      </w:r>
+      <w:r>
+        <w:rPr>
+          <w:b/>
+          <w:bCs/>
+        </w:rPr>
+        <w:t xml:space="preserve"> b0 23 79 04</w:t>
       </w:r>
       <w:r>
         <w:t xml:space="preserve"> 00</w:t>
@@ -4044,7 +4106,30 @@
           <w:b/>
           <w:bCs/>
         </w:rPr>
-        <w:t xml:space="preserve"> 06 d2 b0 23 79 04 c2 22 d6 36</w:t>
+        <w:t xml:space="preserve"> 06 d2 </w:t>
+      </w:r>
+      <w:r>
+        <w:rPr>
+          <w:b/>
+          <w:bCs/>
+          <w:highlight w:val="yellow"/>
+        </w:rPr>
+        <w:t>b0 23 79 04</w:t>
+      </w:r>
+      <w:r>
+        <w:rPr>
+          <w:b/>
+          <w:bCs/>
+        </w:rPr>
+        <w:t xml:space="preserve"> c2 22 </w:t>
+      </w:r>
+      <w:r>
+        <w:rPr>
+          <w:b/>
+          <w:bCs/>
+          <w:highlight w:val="cyan"/>
+        </w:rPr>
+        <w:t>d6 36</w:t>
       </w:r>
       <w:r>
         <w:t xml:space="preserve"> 00 00 </w:t>
@@ -4053,6 +4138,7 @@
         <w:rPr>
           <w:b/>
           <w:bCs/>
+          <w:highlight w:val="cyan"/>
         </w:rPr>
         <w:t>0b 01</w:t>
       </w:r>
@@ -4111,7 +4197,15 @@
           <w:b/>
           <w:bCs/>
         </w:rPr>
-        <w:t xml:space="preserve"> b0 23 79 04</w:t>
+        <w:t xml:space="preserve"> </w:t>
+      </w:r>
+      <w:r>
+        <w:rPr>
+          <w:b/>
+          <w:bCs/>
+          <w:highlight w:val="yellow"/>
+        </w:rPr>
+        <w:t>b0 23 79 04</w:t>
       </w:r>
       <w:r>
         <w:t xml:space="preserve"> 00 00 00 00 </w:t>
@@ -4273,8 +4367,16 @@
         <w:rPr>
           <w:b/>
           <w:bCs/>
-        </w:rPr>
-        <w:t xml:space="preserve">08 60 2a 07 b0 87 2a 07 80 </w:t>
+          <w:highlight w:val="cyan"/>
+        </w:rPr>
+        <w:t>08 60 2a 07</w:t>
+      </w:r>
+      <w:r>
+        <w:rPr>
+          <w:b/>
+          <w:bCs/>
+        </w:rPr>
+        <w:t xml:space="preserve"> b0 87 2a 07 80 </w:t>
       </w:r>
       <w:r>
         <w:rPr>
@@ -5786,6 +5888,7 @@
         <w:rPr>
           <w:b/>
           <w:bCs/>
+          <w:highlight w:val="cyan"/>
         </w:rPr>
         <w:t>b4 0c 95 ff</w:t>
       </w:r>
@@ -5918,6 +6021,7 @@
         <w:rPr>
           <w:b/>
           <w:bCs/>
+          <w:highlight w:val="cyan"/>
         </w:rPr>
         <w:t>b4 0c 95 ff</w:t>
       </w:r>
@@ -6348,8 +6452,16 @@
         <w:rPr>
           <w:b/>
           <w:bCs/>
-        </w:rPr>
-        <w:t>08 60 2a 07 e8 87 2a 07 80 13 78 04</w:t>
+          <w:highlight w:val="cyan"/>
+        </w:rPr>
+        <w:t>08 60 2a 07</w:t>
+      </w:r>
+      <w:r>
+        <w:rPr>
+          <w:b/>
+          <w:bCs/>
+        </w:rPr>
+        <w:t xml:space="preserve"> e8 87 2a 07 80 13 78 04</w:t>
       </w:r>
       <w:r>
         <w:t xml:space="preserve"> 00 00 </w:t>
@@ -6566,8 +6678,16 @@
         <w:rPr>
           <w:b/>
           <w:bCs/>
-        </w:rPr>
-        <w:t xml:space="preserve">08 60 2a 07 60 86 2a 07 80 </w:t>
+          <w:highlight w:val="cyan"/>
+        </w:rPr>
+        <w:t>08 60 2a 07</w:t>
+      </w:r>
+      <w:r>
+        <w:rPr>
+          <w:b/>
+          <w:bCs/>
+        </w:rPr>
+        <w:t xml:space="preserve"> 60 86 2a 07 80 </w:t>
       </w:r>
       <w:r>
         <w:rPr>
@@ -6770,6 +6890,951 @@
         <w:rPr>
           <w:b/>
           <w:bCs/>
+          <w:highlight w:val="cyan"/>
+        </w:rPr>
+        <w:t>08 60 2a 07</w:t>
+      </w:r>
+      <w:r>
+        <w:rPr>
+          <w:b/>
+          <w:bCs/>
+        </w:rPr>
+        <w:t xml:space="preserve"> 60 86 2a 07 80 13 78 04</w:t>
+      </w:r>
+      <w:r>
+        <w:t xml:space="preserve"> 00 00 </w:t>
+      </w:r>
+      <w:r>
+        <w:rPr>
+          <w:b/>
+          <w:bCs/>
+          <w:highlight w:val="cyan"/>
+        </w:rPr>
+        <w:t>0b 01</w:t>
+      </w:r>
+      <w:r>
+        <w:t xml:space="preserve"> 2f</w:t>
+      </w:r>
+    </w:p>
+    <w:p>
+      <w:pPr>
+        <w:spacing w:after="0" w:line="240" w:lineRule="auto"/>
+      </w:pPr>
+      <w:r>
+        <w:t>packet 26:</w:t>
+      </w:r>
+    </w:p>
+    <w:p>
+      <w:pPr>
+        <w:spacing w:after="0" w:line="240" w:lineRule="auto"/>
+      </w:pPr>
+      <w:r>
+        <w:t xml:space="preserve">  04 4a 00 b8 </w:t>
+      </w:r>
+      <w:proofErr w:type="spellStart"/>
+      <w:r>
+        <w:t>eb</w:t>
+      </w:r>
+      <w:proofErr w:type="spellEnd"/>
+      <w:r>
+        <w:t xml:space="preserve"> 19 00 40 00 00 00 c4 </w:t>
+      </w:r>
+      <w:proofErr w:type="spellStart"/>
+      <w:r>
+        <w:t>eb</w:t>
+      </w:r>
+      <w:proofErr w:type="spellEnd"/>
+      <w:r>
+        <w:t xml:space="preserve"> 19 00 00 00 00 00 c5 </w:t>
+      </w:r>
+      <w:proofErr w:type="spellStart"/>
+      <w:r>
+        <w:t>eb</w:t>
+      </w:r>
+      <w:proofErr w:type="spellEnd"/>
+      <w:r>
+        <w:t xml:space="preserve"> 19 00 3e 00 00 00 c4 </w:t>
+      </w:r>
+      <w:proofErr w:type="spellStart"/>
+      <w:r>
+        <w:t>eb</w:t>
+      </w:r>
+      <w:proofErr w:type="spellEnd"/>
+      <w:r>
+        <w:t xml:space="preserve"> 19 00 42</w:t>
+      </w:r>
+    </w:p>
+    <w:p>
+      <w:pPr>
+        <w:spacing w:after="0" w:line="240" w:lineRule="auto"/>
+      </w:pPr>
+      <w:r>
+        <w:t xml:space="preserve">  00 00 00 00 00 00 00 00 00 00 00 00 00 00 00 00 00 00 00 88 </w:t>
+      </w:r>
+      <w:proofErr w:type="spellStart"/>
+      <w:r>
+        <w:t>eb</w:t>
+      </w:r>
+      <w:proofErr w:type="spellEnd"/>
+      <w:r>
+        <w:t xml:space="preserve"> 19 00 0c 8c e0 70 32 78 e1 70 c4</w:t>
+      </w:r>
+    </w:p>
+    <w:p>
+      <w:pPr>
+        <w:spacing w:after="0" w:line="240" w:lineRule="auto"/>
+      </w:pPr>
+    </w:p>
+    <w:p>
+      <w:pPr>
+        <w:spacing w:after="0" w:line="240" w:lineRule="auto"/>
+      </w:pPr>
+      <w:r>
+        <w:t>packet 27:</w:t>
+      </w:r>
+    </w:p>
+    <w:p>
+      <w:pPr>
+        <w:spacing w:after="0" w:line="240" w:lineRule="auto"/>
+      </w:pPr>
+      <w:r>
+        <w:t xml:space="preserve">  40 00 00 </w:t>
+      </w:r>
+      <w:r>
+        <w:rPr>
+          <w:b/>
+          <w:bCs/>
+        </w:rPr>
+        <w:t>60 86 2a 07</w:t>
+      </w:r>
+      <w:r>
+        <w:t xml:space="preserve"> 00 00 </w:t>
+      </w:r>
+      <w:r>
+        <w:rPr>
+          <w:b/>
+          <w:bCs/>
+          <w:highlight w:val="cyan"/>
+        </w:rPr>
+        <w:t>0b 01</w:t>
+      </w:r>
+      <w:r>
+        <w:t xml:space="preserve"> 04 ec 19 00 </w:t>
+      </w:r>
+      <w:r>
+        <w:rPr>
+          <w:b/>
+          <w:bCs/>
+        </w:rPr>
+        <w:t xml:space="preserve">da 21 </w:t>
+      </w:r>
+      <w:r>
+        <w:rPr>
+          <w:b/>
+          <w:bCs/>
+          <w:highlight w:val="cyan"/>
+        </w:rPr>
+        <w:t>d6 36</w:t>
+      </w:r>
+      <w:r>
+        <w:t xml:space="preserve"> 2f 00 00 00 c4 </w:t>
+      </w:r>
+      <w:proofErr w:type="spellStart"/>
+      <w:r>
+        <w:t>eb</w:t>
+      </w:r>
+      <w:proofErr w:type="spellEnd"/>
+      <w:r>
+        <w:t xml:space="preserve"> 19 00 64 00 00 00 </w:t>
+      </w:r>
+      <w:r>
+        <w:rPr>
+          <w:b/>
+          <w:bCs/>
+        </w:rPr>
+        <w:t>5e</w:t>
+      </w:r>
+    </w:p>
+    <w:p>
+      <w:pPr>
+        <w:spacing w:after="0" w:line="240" w:lineRule="auto"/>
+      </w:pPr>
+      <w:r>
+        <w:t xml:space="preserve">  00 </w:t>
+      </w:r>
+      <w:proofErr w:type="spellStart"/>
+      <w:r>
+        <w:rPr>
+          <w:b/>
+          <w:bCs/>
+        </w:rPr>
+        <w:t>ac</w:t>
+      </w:r>
+      <w:proofErr w:type="spellEnd"/>
+      <w:r>
+        <w:rPr>
+          <w:b/>
+          <w:bCs/>
+        </w:rPr>
+        <w:t xml:space="preserve"> 00 90 13 78 04 </w:t>
+      </w:r>
+      <w:proofErr w:type="spellStart"/>
+      <w:r>
+        <w:rPr>
+          <w:b/>
+          <w:bCs/>
+        </w:rPr>
+        <w:t>ac</w:t>
+      </w:r>
+      <w:proofErr w:type="spellEnd"/>
+      <w:r>
+        <w:t xml:space="preserve"> 00 00 00 00 00 00 00 </w:t>
+      </w:r>
+      <w:r>
+        <w:rPr>
+          <w:b/>
+          <w:bCs/>
+          <w:highlight w:val="cyan"/>
+        </w:rPr>
+        <w:t>08 60 2a 07</w:t>
+      </w:r>
+      <w:r>
+        <w:rPr>
+          <w:b/>
+          <w:bCs/>
+        </w:rPr>
+        <w:t xml:space="preserve"> 60 86 2a 07 80 13 78 04</w:t>
+      </w:r>
+      <w:r>
+        <w:t xml:space="preserve"> 00 00 </w:t>
+      </w:r>
+      <w:r>
+        <w:rPr>
+          <w:b/>
+          <w:bCs/>
+          <w:highlight w:val="cyan"/>
+        </w:rPr>
+        <w:t>0b 01</w:t>
+      </w:r>
+      <w:r>
+        <w:t xml:space="preserve"> 2f</w:t>
+      </w:r>
+    </w:p>
+    <w:p>
+      <w:pPr>
+        <w:spacing w:after="0" w:line="240" w:lineRule="auto"/>
+      </w:pPr>
+      <w:r>
+        <w:t>packet 28:</w:t>
+      </w:r>
+    </w:p>
+    <w:p>
+      <w:pPr>
+        <w:spacing w:after="0" w:line="240" w:lineRule="auto"/>
+      </w:pPr>
+      <w:r>
+        <w:t xml:space="preserve">  04 6a 00 b8 </w:t>
+      </w:r>
+      <w:proofErr w:type="spellStart"/>
+      <w:r>
+        <w:t>eb</w:t>
+      </w:r>
+      <w:proofErr w:type="spellEnd"/>
+      <w:r>
+        <w:t xml:space="preserve"> 19 00 20 00 00 00 c4 </w:t>
+      </w:r>
+      <w:proofErr w:type="spellStart"/>
+      <w:r>
+        <w:t>eb</w:t>
+      </w:r>
+      <w:proofErr w:type="spellEnd"/>
+      <w:r>
+        <w:t xml:space="preserve"> 19 00 00 00 00 00 c5 </w:t>
+      </w:r>
+      <w:proofErr w:type="spellStart"/>
+      <w:r>
+        <w:t>eb</w:t>
+      </w:r>
+      <w:proofErr w:type="spellEnd"/>
+      <w:r>
+        <w:t xml:space="preserve"> 19 00 3e 00 00 00 c4 </w:t>
+      </w:r>
+      <w:proofErr w:type="spellStart"/>
+      <w:r>
+        <w:t>eb</w:t>
+      </w:r>
+      <w:proofErr w:type="spellEnd"/>
+      <w:r>
+        <w:t xml:space="preserve"> 19 00 42</w:t>
+      </w:r>
+    </w:p>
+    <w:p>
+      <w:pPr>
+        <w:spacing w:after="0" w:line="240" w:lineRule="auto"/>
+      </w:pPr>
+      <w:r>
+        <w:t xml:space="preserve">  00 00 00 00 00 00 00 00 00 00 00 00 00 00 00 00 00 00 00 88 </w:t>
+      </w:r>
+      <w:proofErr w:type="spellStart"/>
+      <w:r>
+        <w:t>eb</w:t>
+      </w:r>
+      <w:proofErr w:type="spellEnd"/>
+      <w:r>
+        <w:t xml:space="preserve"> 19 00 0c 8c e0 70 32 78 e1 70 c4</w:t>
+      </w:r>
+    </w:p>
+    <w:p>
+      <w:pPr>
+        <w:spacing w:after="0" w:line="240" w:lineRule="auto"/>
+      </w:pPr>
+    </w:p>
+    <w:p>
+      <w:pPr>
+        <w:spacing w:after="0" w:line="240" w:lineRule="auto"/>
+      </w:pPr>
+      <w:r>
+        <w:t>packet 29:</w:t>
+      </w:r>
+    </w:p>
+    <w:p>
+      <w:pPr>
+        <w:spacing w:after="0" w:line="240" w:lineRule="auto"/>
+      </w:pPr>
+      <w:r>
+        <w:t xml:space="preserve">  40 00 00 </w:t>
+      </w:r>
+      <w:r>
+        <w:rPr>
+          <w:b/>
+          <w:bCs/>
+        </w:rPr>
+        <w:t>60 86 2a 07</w:t>
+      </w:r>
+      <w:r>
+        <w:t xml:space="preserve"> 00 00 </w:t>
+      </w:r>
+      <w:r>
+        <w:rPr>
+          <w:b/>
+          <w:bCs/>
+          <w:highlight w:val="cyan"/>
+        </w:rPr>
+        <w:t>0b 01</w:t>
+      </w:r>
+      <w:r>
+        <w:t xml:space="preserve"> 04 ec 19 00 </w:t>
+      </w:r>
+      <w:r>
+        <w:rPr>
+          <w:b/>
+          <w:bCs/>
+        </w:rPr>
+        <w:t xml:space="preserve">da 21 </w:t>
+      </w:r>
+      <w:r>
+        <w:rPr>
+          <w:b/>
+          <w:bCs/>
+          <w:highlight w:val="cyan"/>
+        </w:rPr>
+        <w:t>d6 36</w:t>
+      </w:r>
+      <w:r>
+        <w:t xml:space="preserve"> 2f 00 00 00 c4 </w:t>
+      </w:r>
+      <w:proofErr w:type="spellStart"/>
+      <w:r>
+        <w:t>eb</w:t>
+      </w:r>
+      <w:proofErr w:type="spellEnd"/>
+      <w:r>
+        <w:t xml:space="preserve"> 19 00 64 00 00 00 </w:t>
+      </w:r>
+      <w:r>
+        <w:rPr>
+          <w:b/>
+          <w:bCs/>
+        </w:rPr>
+        <w:t>5e</w:t>
+      </w:r>
+    </w:p>
+    <w:p>
+      <w:pPr>
+        <w:spacing w:after="0" w:line="240" w:lineRule="auto"/>
+      </w:pPr>
+      <w:r>
+        <w:t xml:space="preserve">  00 </w:t>
+      </w:r>
+      <w:proofErr w:type="spellStart"/>
+      <w:r>
+        <w:rPr>
+          <w:b/>
+          <w:bCs/>
+        </w:rPr>
+        <w:t>ac</w:t>
+      </w:r>
+      <w:proofErr w:type="spellEnd"/>
+      <w:r>
+        <w:rPr>
+          <w:b/>
+          <w:bCs/>
+        </w:rPr>
+        <w:t xml:space="preserve"> 00 90 13 78 04 </w:t>
+      </w:r>
+      <w:proofErr w:type="spellStart"/>
+      <w:r>
+        <w:rPr>
+          <w:b/>
+          <w:bCs/>
+        </w:rPr>
+        <w:t>ac</w:t>
+      </w:r>
+      <w:proofErr w:type="spellEnd"/>
+      <w:r>
+        <w:t xml:space="preserve"> 00 00 00 00 00 00 00 </w:t>
+      </w:r>
+      <w:r>
+        <w:rPr>
+          <w:b/>
+          <w:bCs/>
+          <w:highlight w:val="cyan"/>
+        </w:rPr>
+        <w:t>08 60 2a 07</w:t>
+      </w:r>
+      <w:r>
+        <w:rPr>
+          <w:b/>
+          <w:bCs/>
+        </w:rPr>
+        <w:t xml:space="preserve"> 60 86 2a 07 80 13 78 04</w:t>
+      </w:r>
+      <w:r>
+        <w:t xml:space="preserve"> 00 00 </w:t>
+      </w:r>
+      <w:r>
+        <w:rPr>
+          <w:b/>
+          <w:bCs/>
+          <w:highlight w:val="cyan"/>
+        </w:rPr>
+        <w:t>0b 01</w:t>
+      </w:r>
+      <w:r>
+        <w:t xml:space="preserve"> 2f</w:t>
+      </w:r>
+    </w:p>
+    <w:p>
+      <w:pPr>
+        <w:spacing w:after="0" w:line="240" w:lineRule="auto"/>
+      </w:pPr>
+      <w:r>
+        <w:t>packet 30:</w:t>
+      </w:r>
+    </w:p>
+    <w:p>
+      <w:pPr>
+        <w:spacing w:after="0" w:line="240" w:lineRule="auto"/>
+      </w:pPr>
+      <w:r>
+        <w:t xml:space="preserve">  04 7a 00 b8 </w:t>
+      </w:r>
+      <w:proofErr w:type="spellStart"/>
+      <w:r>
+        <w:t>eb</w:t>
+      </w:r>
+      <w:proofErr w:type="spellEnd"/>
+      <w:r>
+        <w:t xml:space="preserve"> 19 00 10 00 00 00 c4 </w:t>
+      </w:r>
+      <w:proofErr w:type="spellStart"/>
+      <w:r>
+        <w:t>eb</w:t>
+      </w:r>
+      <w:proofErr w:type="spellEnd"/>
+      <w:r>
+        <w:t xml:space="preserve"> 19 00 00 00 00 00 c5 </w:t>
+      </w:r>
+      <w:proofErr w:type="spellStart"/>
+      <w:r>
+        <w:t>eb</w:t>
+      </w:r>
+      <w:proofErr w:type="spellEnd"/>
+      <w:r>
+        <w:t xml:space="preserve"> 19 00 3e 00 00 00 c4 </w:t>
+      </w:r>
+      <w:proofErr w:type="spellStart"/>
+      <w:r>
+        <w:t>eb</w:t>
+      </w:r>
+      <w:proofErr w:type="spellEnd"/>
+      <w:r>
+        <w:t xml:space="preserve"> 19 00 42</w:t>
+      </w:r>
+    </w:p>
+    <w:p>
+      <w:pPr>
+        <w:spacing w:after="0" w:line="240" w:lineRule="auto"/>
+      </w:pPr>
+      <w:r>
+        <w:t xml:space="preserve">  00 00 00 00 00 00 00 00 00 00 00 00 00 00 00 00 00 00 00 88 </w:t>
+      </w:r>
+      <w:proofErr w:type="spellStart"/>
+      <w:r>
+        <w:t>eb</w:t>
+      </w:r>
+      <w:proofErr w:type="spellEnd"/>
+      <w:r>
+        <w:t xml:space="preserve"> 19 00 0c 8c e0 70 32 78 e1 70 c4</w:t>
+      </w:r>
+    </w:p>
+    <w:p>
+      <w:pPr>
+        <w:spacing w:after="0" w:line="240" w:lineRule="auto"/>
+      </w:pPr>
+    </w:p>
+    <w:p>
+      <w:pPr>
+        <w:spacing w:after="0" w:line="240" w:lineRule="auto"/>
+      </w:pPr>
+    </w:p>
+    <w:p>
+      <w:pPr>
+        <w:spacing w:after="0" w:line="240" w:lineRule="auto"/>
+      </w:pPr>
+    </w:p>
+    <w:p>
+      <w:pPr>
+        <w:spacing w:after="0" w:line="240" w:lineRule="auto"/>
+      </w:pPr>
+    </w:p>
+    <w:p>
+      <w:pPr>
+        <w:spacing w:after="0" w:line="240" w:lineRule="auto"/>
+      </w:pPr>
+    </w:p>
+    <w:p>
+      <w:pPr>
+        <w:spacing w:after="0" w:line="240" w:lineRule="auto"/>
+      </w:pPr>
+      <w:r>
+        <w:t>packet 31:</w:t>
+      </w:r>
+    </w:p>
+    <w:p>
+      <w:pPr>
+        <w:spacing w:after="0" w:line="240" w:lineRule="auto"/>
+      </w:pPr>
+      <w:r>
+        <w:t xml:space="preserve">  40 00 00 </w:t>
+      </w:r>
+      <w:r>
+        <w:rPr>
+          <w:b/>
+          <w:bCs/>
+        </w:rPr>
+        <w:t>60 86 2a 07</w:t>
+      </w:r>
+      <w:r>
+        <w:t xml:space="preserve"> 00 00 </w:t>
+      </w:r>
+      <w:r>
+        <w:rPr>
+          <w:b/>
+          <w:bCs/>
+          <w:highlight w:val="cyan"/>
+        </w:rPr>
+        <w:t>0b 01</w:t>
+      </w:r>
+      <w:r>
+        <w:t xml:space="preserve"> 04 ec 19 00 </w:t>
+      </w:r>
+      <w:r>
+        <w:rPr>
+          <w:b/>
+          <w:bCs/>
+        </w:rPr>
+        <w:t xml:space="preserve">da 21 </w:t>
+      </w:r>
+      <w:r>
+        <w:rPr>
+          <w:b/>
+          <w:bCs/>
+          <w:highlight w:val="cyan"/>
+        </w:rPr>
+        <w:t>d6 36</w:t>
+      </w:r>
+      <w:r>
+        <w:t xml:space="preserve"> 2f 00 00 00 c4 </w:t>
+      </w:r>
+      <w:proofErr w:type="spellStart"/>
+      <w:r>
+        <w:t>eb</w:t>
+      </w:r>
+      <w:proofErr w:type="spellEnd"/>
+      <w:r>
+        <w:t xml:space="preserve"> 19 00 64 00 00 00 </w:t>
+      </w:r>
+      <w:r>
+        <w:rPr>
+          <w:b/>
+          <w:bCs/>
+        </w:rPr>
+        <w:t>5e</w:t>
+      </w:r>
+    </w:p>
+    <w:p>
+      <w:pPr>
+        <w:spacing w:after="0" w:line="240" w:lineRule="auto"/>
+      </w:pPr>
+      <w:r>
+        <w:t xml:space="preserve">  00 </w:t>
+      </w:r>
+      <w:proofErr w:type="spellStart"/>
+      <w:r>
+        <w:rPr>
+          <w:b/>
+          <w:bCs/>
+        </w:rPr>
+        <w:t>ac</w:t>
+      </w:r>
+      <w:proofErr w:type="spellEnd"/>
+      <w:r>
+        <w:rPr>
+          <w:b/>
+          <w:bCs/>
+        </w:rPr>
+        <w:t xml:space="preserve"> 00 90 13 78 04 </w:t>
+      </w:r>
+      <w:proofErr w:type="spellStart"/>
+      <w:r>
+        <w:rPr>
+          <w:b/>
+          <w:bCs/>
+        </w:rPr>
+        <w:t>ac</w:t>
+      </w:r>
+      <w:proofErr w:type="spellEnd"/>
+      <w:r>
+        <w:t xml:space="preserve"> 00 00 00 00 00 00 00 </w:t>
+      </w:r>
+      <w:r>
+        <w:rPr>
+          <w:b/>
+          <w:bCs/>
+          <w:highlight w:val="cyan"/>
+        </w:rPr>
+        <w:t>08 60 2a 07</w:t>
+      </w:r>
+      <w:r>
+        <w:rPr>
+          <w:b/>
+          <w:bCs/>
+        </w:rPr>
+        <w:t xml:space="preserve"> 60 86 2a 07 80 13 78 04</w:t>
+      </w:r>
+      <w:r>
+        <w:t xml:space="preserve"> 00 00 </w:t>
+      </w:r>
+      <w:r>
+        <w:rPr>
+          <w:b/>
+          <w:bCs/>
+          <w:highlight w:val="cyan"/>
+        </w:rPr>
+        <w:t>0b 01</w:t>
+      </w:r>
+      <w:r>
+        <w:t xml:space="preserve"> 2f</w:t>
+      </w:r>
+    </w:p>
+    <w:p>
+      <w:pPr>
+        <w:spacing w:after="0" w:line="240" w:lineRule="auto"/>
+      </w:pPr>
+      <w:r>
+        <w:t>packet 32:</w:t>
+      </w:r>
+    </w:p>
+    <w:p>
+      <w:pPr>
+        <w:spacing w:after="0" w:line="240" w:lineRule="auto"/>
+      </w:pPr>
+      <w:r>
+        <w:t xml:space="preserve">  04 72 00 b8 </w:t>
+      </w:r>
+      <w:proofErr w:type="spellStart"/>
+      <w:r>
+        <w:t>eb</w:t>
+      </w:r>
+      <w:proofErr w:type="spellEnd"/>
+      <w:r>
+        <w:t xml:space="preserve"> 19 00 08 00 00 00 c4 </w:t>
+      </w:r>
+      <w:proofErr w:type="spellStart"/>
+      <w:r>
+        <w:t>eb</w:t>
+      </w:r>
+      <w:proofErr w:type="spellEnd"/>
+      <w:r>
+        <w:t xml:space="preserve"> 19 00 00 00 00 00 c5 </w:t>
+      </w:r>
+      <w:proofErr w:type="spellStart"/>
+      <w:r>
+        <w:t>eb</w:t>
+      </w:r>
+      <w:proofErr w:type="spellEnd"/>
+      <w:r>
+        <w:t xml:space="preserve"> 19 00 3e 00 00 00 c4 </w:t>
+      </w:r>
+      <w:proofErr w:type="spellStart"/>
+      <w:r>
+        <w:t>eb</w:t>
+      </w:r>
+      <w:proofErr w:type="spellEnd"/>
+      <w:r>
+        <w:t xml:space="preserve"> 19 00 42</w:t>
+      </w:r>
+    </w:p>
+    <w:p>
+      <w:pPr>
+        <w:spacing w:after="0" w:line="240" w:lineRule="auto"/>
+      </w:pPr>
+      <w:r>
+        <w:t xml:space="preserve">  00 00 00 00 00 00 00 00 00 00 00 00 00 00 00 00 00 00 00 88 </w:t>
+      </w:r>
+      <w:proofErr w:type="spellStart"/>
+      <w:r>
+        <w:t>eb</w:t>
+      </w:r>
+      <w:proofErr w:type="spellEnd"/>
+      <w:r>
+        <w:t xml:space="preserve"> 19 00 0c 8c e0 70 32 78 e1 70 c4</w:t>
+      </w:r>
+    </w:p>
+    <w:p>
+      <w:pPr>
+        <w:spacing w:after="0" w:line="240" w:lineRule="auto"/>
+      </w:pPr>
+    </w:p>
+    <w:p>
+      <w:pPr>
+        <w:spacing w:after="0" w:line="240" w:lineRule="auto"/>
+      </w:pPr>
+      <w:r>
+        <w:t>packet 33:</w:t>
+      </w:r>
+    </w:p>
+    <w:p>
+      <w:pPr>
+        <w:spacing w:after="0" w:line="240" w:lineRule="auto"/>
+      </w:pPr>
+      <w:r>
+        <w:t xml:space="preserve">  40 00 00 </w:t>
+      </w:r>
+      <w:r>
+        <w:rPr>
+          <w:b/>
+          <w:bCs/>
+        </w:rPr>
+        <w:t>e8 87 2a 07</w:t>
+      </w:r>
+      <w:r>
+        <w:t xml:space="preserve"> 00 00 </w:t>
+      </w:r>
+      <w:r>
+        <w:rPr>
+          <w:b/>
+          <w:bCs/>
+          <w:highlight w:val="cyan"/>
+        </w:rPr>
+        <w:t>0b 01</w:t>
+      </w:r>
+      <w:r>
+        <w:t xml:space="preserve"> 04 ec 19 00 </w:t>
+      </w:r>
+      <w:r>
+        <w:rPr>
+          <w:b/>
+          <w:bCs/>
+        </w:rPr>
+        <w:t xml:space="preserve">da 21 </w:t>
+      </w:r>
+      <w:r>
+        <w:rPr>
+          <w:b/>
+          <w:bCs/>
+          <w:highlight w:val="cyan"/>
+        </w:rPr>
+        <w:t>d6 36</w:t>
+      </w:r>
+      <w:r>
+        <w:t xml:space="preserve"> 2f 00 00 00 c4 </w:t>
+      </w:r>
+      <w:proofErr w:type="spellStart"/>
+      <w:r>
+        <w:t>eb</w:t>
+      </w:r>
+      <w:proofErr w:type="spellEnd"/>
+      <w:r>
+        <w:t xml:space="preserve"> 19 00 64 00 00 00 </w:t>
+      </w:r>
+      <w:r>
+        <w:rPr>
+          <w:b/>
+          <w:bCs/>
+        </w:rPr>
+        <w:t>5e</w:t>
+      </w:r>
+    </w:p>
+    <w:p>
+      <w:pPr>
+        <w:spacing w:after="0" w:line="240" w:lineRule="auto"/>
+      </w:pPr>
+      <w:r>
+        <w:t xml:space="preserve">  00 </w:t>
+      </w:r>
+      <w:r>
+        <w:rPr>
+          <w:b/>
+          <w:bCs/>
+        </w:rPr>
+        <w:t>b3 00 90 13 78 04 b3</w:t>
+      </w:r>
+      <w:r>
+        <w:t xml:space="preserve"> 00 00 00 00 00 00 00 </w:t>
+      </w:r>
+      <w:r>
+        <w:rPr>
+          <w:b/>
+          <w:bCs/>
+          <w:highlight w:val="cyan"/>
+        </w:rPr>
+        <w:t>08 60 2a 07</w:t>
+      </w:r>
+      <w:r>
+        <w:rPr>
+          <w:b/>
+          <w:bCs/>
+        </w:rPr>
+        <w:t xml:space="preserve"> e8 87 2a 07 80 13 78 04</w:t>
+      </w:r>
+      <w:r>
+        <w:t xml:space="preserve"> 00 00 </w:t>
+      </w:r>
+      <w:r>
+        <w:rPr>
+          <w:b/>
+          <w:bCs/>
+          <w:highlight w:val="cyan"/>
+        </w:rPr>
+        <w:t>0b 01</w:t>
+      </w:r>
+      <w:r>
+        <w:t xml:space="preserve"> 2f</w:t>
+      </w:r>
+    </w:p>
+    <w:p>
+      <w:pPr>
+        <w:spacing w:after="0" w:line="240" w:lineRule="auto"/>
+      </w:pPr>
+      <w:r>
+        <w:t>packet 34:</w:t>
+      </w:r>
+    </w:p>
+    <w:p>
+      <w:pPr>
+        <w:spacing w:after="0" w:line="240" w:lineRule="auto"/>
+      </w:pPr>
+      <w:r>
+        <w:t xml:space="preserve">  40 00 00 </w:t>
+      </w:r>
+      <w:r>
+        <w:rPr>
+          <w:b/>
+          <w:bCs/>
+        </w:rPr>
+        <w:t>60 86 2a 07</w:t>
+      </w:r>
+      <w:r>
+        <w:t xml:space="preserve"> 00 00 </w:t>
+      </w:r>
+      <w:r>
+        <w:rPr>
+          <w:b/>
+          <w:bCs/>
+          <w:highlight w:val="cyan"/>
+        </w:rPr>
+        <w:t>0b 01</w:t>
+      </w:r>
+      <w:r>
+        <w:t xml:space="preserve"> 3c ec 19 00 </w:t>
+      </w:r>
+      <w:r>
+        <w:rPr>
+          <w:b/>
+          <w:bCs/>
+        </w:rPr>
+        <w:t xml:space="preserve">1a 20 </w:t>
+      </w:r>
+      <w:r>
+        <w:rPr>
+          <w:b/>
+          <w:bCs/>
+          <w:highlight w:val="cyan"/>
+        </w:rPr>
+        <w:t>d6 36</w:t>
+      </w:r>
+      <w:r>
+        <w:t xml:space="preserve"> 2f 00 00 00 04 ec 19 00 64 00 00 00 </w:t>
+      </w:r>
+      <w:r>
+        <w:rPr>
+          <w:b/>
+          <w:bCs/>
+        </w:rPr>
+        <w:t>5e</w:t>
+      </w:r>
+    </w:p>
+    <w:p>
+      <w:pPr>
+        <w:spacing w:after="0" w:line="240" w:lineRule="auto"/>
+      </w:pPr>
+      <w:r>
+        <w:t xml:space="preserve">  00 </w:t>
+      </w:r>
+      <w:proofErr w:type="spellStart"/>
+      <w:r>
+        <w:rPr>
+          <w:b/>
+          <w:bCs/>
+        </w:rPr>
+        <w:t>ac</w:t>
+      </w:r>
+      <w:proofErr w:type="spellEnd"/>
+      <w:r>
+        <w:rPr>
+          <w:b/>
+          <w:bCs/>
+        </w:rPr>
+        <w:t xml:space="preserve"> 00 90 13 78 04 </w:t>
+      </w:r>
+      <w:proofErr w:type="spellStart"/>
+      <w:r>
+        <w:rPr>
+          <w:b/>
+          <w:bCs/>
+        </w:rPr>
+        <w:t>ac</w:t>
+      </w:r>
+      <w:proofErr w:type="spellEnd"/>
+      <w:r>
+        <w:t xml:space="preserve"> 00 00 00 00 00 00 00 </w:t>
+      </w:r>
+      <w:r>
+        <w:rPr>
+          <w:b/>
+          <w:bCs/>
         </w:rPr>
         <w:t>08 60 2a 07 60 86 2a 07 80 13 78 04</w:t>
       </w:r>
@@ -6793,76 +7858,7 @@
         <w:spacing w:after="0" w:line="240" w:lineRule="auto"/>
       </w:pPr>
       <w:r>
-        <w:t>packet 26:</w:t>
-      </w:r>
-    </w:p>
-    <w:p>
-      <w:pPr>
-        <w:spacing w:after="0" w:line="240" w:lineRule="auto"/>
-      </w:pPr>
-      <w:r>
-        <w:t xml:space="preserve">  04 4a 00 b8 </w:t>
-      </w:r>
-      <w:proofErr w:type="spellStart"/>
-      <w:r>
-        <w:t>eb</w:t>
-      </w:r>
-      <w:proofErr w:type="spellEnd"/>
-      <w:r>
-        <w:t xml:space="preserve"> 19 00 40 00 00 00 c4 </w:t>
-      </w:r>
-      <w:proofErr w:type="spellStart"/>
-      <w:r>
-        <w:t>eb</w:t>
-      </w:r>
-      <w:proofErr w:type="spellEnd"/>
-      <w:r>
-        <w:t xml:space="preserve"> 19 00 00 00 00 00 c5 </w:t>
-      </w:r>
-      <w:proofErr w:type="spellStart"/>
-      <w:r>
-        <w:t>eb</w:t>
-      </w:r>
-      <w:proofErr w:type="spellEnd"/>
-      <w:r>
-        <w:t xml:space="preserve"> 19 00 3e 00 00 00 c4 </w:t>
-      </w:r>
-      <w:proofErr w:type="spellStart"/>
-      <w:r>
-        <w:t>eb</w:t>
-      </w:r>
-      <w:proofErr w:type="spellEnd"/>
-      <w:r>
-        <w:t xml:space="preserve"> 19 00 42</w:t>
-      </w:r>
-    </w:p>
-    <w:p>
-      <w:pPr>
-        <w:spacing w:after="0" w:line="240" w:lineRule="auto"/>
-      </w:pPr>
-      <w:r>
-        <w:t xml:space="preserve">  00 00 00 00 00 00 00 00 00 00 00 00 00 00 00 00 00 00 00 88 </w:t>
-      </w:r>
-      <w:proofErr w:type="spellStart"/>
-      <w:r>
-        <w:t>eb</w:t>
-      </w:r>
-      <w:proofErr w:type="spellEnd"/>
-      <w:r>
-        <w:t xml:space="preserve"> 19 00 0c 8c e0 70 32 78 e1 70 c4</w:t>
-      </w:r>
-    </w:p>
-    <w:p>
-      <w:pPr>
-        <w:spacing w:after="0" w:line="240" w:lineRule="auto"/>
-      </w:pPr>
-    </w:p>
-    <w:p>
-      <w:pPr>
-        <w:spacing w:after="0" w:line="240" w:lineRule="auto"/>
-      </w:pPr>
-      <w:r>
-        <w:t>packet 27:</w:t>
+        <w:t>packet 35:</w:t>
       </w:r>
     </w:p>
     <w:p>
@@ -6891,14 +7887,14 @@
         <w:t>0b 01</w:t>
       </w:r>
       <w:r>
-        <w:t xml:space="preserve"> 04 ec 19 00 </w:t>
-      </w:r>
-      <w:r>
-        <w:rPr>
-          <w:b/>
-          <w:bCs/>
-        </w:rPr>
-        <w:t xml:space="preserve">da 21 </w:t>
+        <w:t xml:space="preserve"> 3c ec 19 00 </w:t>
+      </w:r>
+      <w:r>
+        <w:rPr>
+          <w:b/>
+          <w:bCs/>
+        </w:rPr>
+        <w:t xml:space="preserve">1a 20 </w:t>
       </w:r>
       <w:r>
         <w:rPr>
@@ -6909,15 +7905,7 @@
         <w:t>d6 36</w:t>
       </w:r>
       <w:r>
-        <w:t xml:space="preserve"> 2f 00 00 00 c4 </w:t>
-      </w:r>
-      <w:proofErr w:type="spellStart"/>
-      <w:r>
-        <w:t>eb</w:t>
-      </w:r>
-      <w:proofErr w:type="spellEnd"/>
-      <w:r>
-        <w:t xml:space="preserve"> 19 00 64 00 00 00 </w:t>
+        <w:t xml:space="preserve"> 2f 00 00 00 04 ec 19 00 64 00 00 00 </w:t>
       </w:r>
       <w:r>
         <w:rPr>
@@ -6989,76 +7977,7 @@
         <w:spacing w:after="0" w:line="240" w:lineRule="auto"/>
       </w:pPr>
       <w:r>
-        <w:t>packet 28:</w:t>
-      </w:r>
-    </w:p>
-    <w:p>
-      <w:pPr>
-        <w:spacing w:after="0" w:line="240" w:lineRule="auto"/>
-      </w:pPr>
-      <w:r>
-        <w:t xml:space="preserve">  04 6a 00 b8 </w:t>
-      </w:r>
-      <w:proofErr w:type="spellStart"/>
-      <w:r>
-        <w:t>eb</w:t>
-      </w:r>
-      <w:proofErr w:type="spellEnd"/>
-      <w:r>
-        <w:t xml:space="preserve"> 19 00 20 00 00 00 c4 </w:t>
-      </w:r>
-      <w:proofErr w:type="spellStart"/>
-      <w:r>
-        <w:t>eb</w:t>
-      </w:r>
-      <w:proofErr w:type="spellEnd"/>
-      <w:r>
-        <w:t xml:space="preserve"> 19 00 00 00 00 00 c5 </w:t>
-      </w:r>
-      <w:proofErr w:type="spellStart"/>
-      <w:r>
-        <w:t>eb</w:t>
-      </w:r>
-      <w:proofErr w:type="spellEnd"/>
-      <w:r>
-        <w:t xml:space="preserve"> 19 00 3e 00 00 00 c4 </w:t>
-      </w:r>
-      <w:proofErr w:type="spellStart"/>
-      <w:r>
-        <w:t>eb</w:t>
-      </w:r>
-      <w:proofErr w:type="spellEnd"/>
-      <w:r>
-        <w:t xml:space="preserve"> 19 00 42</w:t>
-      </w:r>
-    </w:p>
-    <w:p>
-      <w:pPr>
-        <w:spacing w:after="0" w:line="240" w:lineRule="auto"/>
-      </w:pPr>
-      <w:r>
-        <w:t xml:space="preserve">  00 00 00 00 00 00 00 00 00 00 00 00 00 00 00 00 00 00 00 88 </w:t>
-      </w:r>
-      <w:proofErr w:type="spellStart"/>
-      <w:r>
-        <w:t>eb</w:t>
-      </w:r>
-      <w:proofErr w:type="spellEnd"/>
-      <w:r>
-        <w:t xml:space="preserve"> 19 00 0c 8c e0 70 32 78 e1 70 c4</w:t>
-      </w:r>
-    </w:p>
-    <w:p>
-      <w:pPr>
-        <w:spacing w:after="0" w:line="240" w:lineRule="auto"/>
-      </w:pPr>
-    </w:p>
-    <w:p>
-      <w:pPr>
-        <w:spacing w:after="0" w:line="240" w:lineRule="auto"/>
-      </w:pPr>
-      <w:r>
-        <w:t>packet 29:</w:t>
+        <w:t>packet 36:</w:t>
       </w:r>
     </w:p>
     <w:p>
@@ -7087,14 +8006,14 @@
         <w:t>0b 01</w:t>
       </w:r>
       <w:r>
-        <w:t xml:space="preserve"> 04 ec 19 00 </w:t>
-      </w:r>
-      <w:r>
-        <w:rPr>
-          <w:b/>
-          <w:bCs/>
-        </w:rPr>
-        <w:t xml:space="preserve">da 21 </w:t>
+        <w:t xml:space="preserve"> 3c ec 19 00 </w:t>
+      </w:r>
+      <w:r>
+        <w:rPr>
+          <w:b/>
+          <w:bCs/>
+        </w:rPr>
+        <w:t xml:space="preserve">1a 20 </w:t>
       </w:r>
       <w:r>
         <w:rPr>
@@ -7105,15 +8024,7 @@
         <w:t>d6 36</w:t>
       </w:r>
       <w:r>
-        <w:t xml:space="preserve"> 2f 00 00 00 c4 </w:t>
-      </w:r>
-      <w:proofErr w:type="spellStart"/>
-      <w:r>
-        <w:t>eb</w:t>
-      </w:r>
-      <w:proofErr w:type="spellEnd"/>
-      <w:r>
-        <w:t xml:space="preserve"> 19 00 64 00 00 00 </w:t>
+        <w:t xml:space="preserve"> 2f 00 00 00 04 ec 19 00 64 00 00 00 </w:t>
       </w:r>
       <w:r>
         <w:rPr>
@@ -7185,96 +8096,7 @@
         <w:spacing w:after="0" w:line="240" w:lineRule="auto"/>
       </w:pPr>
       <w:r>
-        <w:t>packet 30:</w:t>
-      </w:r>
-    </w:p>
-    <w:p>
-      <w:pPr>
-        <w:spacing w:after="0" w:line="240" w:lineRule="auto"/>
-      </w:pPr>
-      <w:r>
-        <w:t xml:space="preserve">  04 7a 00 b8 </w:t>
-      </w:r>
-      <w:proofErr w:type="spellStart"/>
-      <w:r>
-        <w:t>eb</w:t>
-      </w:r>
-      <w:proofErr w:type="spellEnd"/>
-      <w:r>
-        <w:t xml:space="preserve"> 19 00 10 00 00 00 c4 </w:t>
-      </w:r>
-      <w:proofErr w:type="spellStart"/>
-      <w:r>
-        <w:t>eb</w:t>
-      </w:r>
-      <w:proofErr w:type="spellEnd"/>
-      <w:r>
-        <w:t xml:space="preserve"> 19 00 00 00 00 00 c5 </w:t>
-      </w:r>
-      <w:proofErr w:type="spellStart"/>
-      <w:r>
-        <w:t>eb</w:t>
-      </w:r>
-      <w:proofErr w:type="spellEnd"/>
-      <w:r>
-        <w:t xml:space="preserve"> 19 00 3e 00 00 00 c4 </w:t>
-      </w:r>
-      <w:proofErr w:type="spellStart"/>
-      <w:r>
-        <w:t>eb</w:t>
-      </w:r>
-      <w:proofErr w:type="spellEnd"/>
-      <w:r>
-        <w:t xml:space="preserve"> 19 00 42</w:t>
-      </w:r>
-    </w:p>
-    <w:p>
-      <w:pPr>
-        <w:spacing w:after="0" w:line="240" w:lineRule="auto"/>
-      </w:pPr>
-      <w:r>
-        <w:t xml:space="preserve">  00 00 00 00 00 00 00 00 00 00 00 00 00 00 00 00 00 00 00 88 </w:t>
-      </w:r>
-      <w:proofErr w:type="spellStart"/>
-      <w:r>
-        <w:t>eb</w:t>
-      </w:r>
-      <w:proofErr w:type="spellEnd"/>
-      <w:r>
-        <w:t xml:space="preserve"> 19 00 0c 8c e0 70 32 78 e1 70 c4</w:t>
-      </w:r>
-    </w:p>
-    <w:p>
-      <w:pPr>
-        <w:spacing w:after="0" w:line="240" w:lineRule="auto"/>
-      </w:pPr>
-    </w:p>
-    <w:p>
-      <w:pPr>
-        <w:spacing w:after="0" w:line="240" w:lineRule="auto"/>
-      </w:pPr>
-    </w:p>
-    <w:p>
-      <w:pPr>
-        <w:spacing w:after="0" w:line="240" w:lineRule="auto"/>
-      </w:pPr>
-    </w:p>
-    <w:p>
-      <w:pPr>
-        <w:spacing w:after="0" w:line="240" w:lineRule="auto"/>
-      </w:pPr>
-    </w:p>
-    <w:p>
-      <w:pPr>
-        <w:spacing w:after="0" w:line="240" w:lineRule="auto"/>
-      </w:pPr>
-    </w:p>
-    <w:p>
-      <w:pPr>
-        <w:spacing w:after="0" w:line="240" w:lineRule="auto"/>
-      </w:pPr>
-      <w:r>
-        <w:t>packet 31:</w:t>
+        <w:t>packet 37:</w:t>
       </w:r>
     </w:p>
     <w:p>
@@ -7303,14 +8125,14 @@
         <w:t>0b 01</w:t>
       </w:r>
       <w:r>
-        <w:t xml:space="preserve"> 04 ec 19 00 </w:t>
-      </w:r>
-      <w:r>
-        <w:rPr>
-          <w:b/>
-          <w:bCs/>
-        </w:rPr>
-        <w:t xml:space="preserve">da 21 </w:t>
+        <w:t xml:space="preserve"> 3c ec 19 00 </w:t>
+      </w:r>
+      <w:r>
+        <w:rPr>
+          <w:b/>
+          <w:bCs/>
+        </w:rPr>
+        <w:t xml:space="preserve">1a 20 </w:t>
       </w:r>
       <w:r>
         <w:rPr>
@@ -7321,15 +8143,7 @@
         <w:t>d6 36</w:t>
       </w:r>
       <w:r>
-        <w:t xml:space="preserve"> 2f 00 00 00 c4 </w:t>
-      </w:r>
-      <w:proofErr w:type="spellStart"/>
-      <w:r>
-        <w:t>eb</w:t>
-      </w:r>
-      <w:proofErr w:type="spellEnd"/>
-      <w:r>
-        <w:t xml:space="preserve"> 19 00 64 00 00 00 </w:t>
+        <w:t xml:space="preserve"> 2f 00 00 00 04 ec 19 00 64 00 00 00 </w:t>
       </w:r>
       <w:r>
         <w:rPr>
@@ -7401,76 +8215,7 @@
         <w:spacing w:after="0" w:line="240" w:lineRule="auto"/>
       </w:pPr>
       <w:r>
-        <w:t>packet 32:</w:t>
-      </w:r>
-    </w:p>
-    <w:p>
-      <w:pPr>
-        <w:spacing w:after="0" w:line="240" w:lineRule="auto"/>
-      </w:pPr>
-      <w:r>
-        <w:t xml:space="preserve">  04 72 00 b8 </w:t>
-      </w:r>
-      <w:proofErr w:type="spellStart"/>
-      <w:r>
-        <w:t>eb</w:t>
-      </w:r>
-      <w:proofErr w:type="spellEnd"/>
-      <w:r>
-        <w:t xml:space="preserve"> 19 00 08 00 00 00 c4 </w:t>
-      </w:r>
-      <w:proofErr w:type="spellStart"/>
-      <w:r>
-        <w:t>eb</w:t>
-      </w:r>
-      <w:proofErr w:type="spellEnd"/>
-      <w:r>
-        <w:t xml:space="preserve"> 19 00 00 00 00 00 c5 </w:t>
-      </w:r>
-      <w:proofErr w:type="spellStart"/>
-      <w:r>
-        <w:t>eb</w:t>
-      </w:r>
-      <w:proofErr w:type="spellEnd"/>
-      <w:r>
-        <w:t xml:space="preserve"> 19 00 3e 00 00 00 c4 </w:t>
-      </w:r>
-      <w:proofErr w:type="spellStart"/>
-      <w:r>
-        <w:t>eb</w:t>
-      </w:r>
-      <w:proofErr w:type="spellEnd"/>
-      <w:r>
-        <w:t xml:space="preserve"> 19 00 42</w:t>
-      </w:r>
-    </w:p>
-    <w:p>
-      <w:pPr>
-        <w:spacing w:after="0" w:line="240" w:lineRule="auto"/>
-      </w:pPr>
-      <w:r>
-        <w:t xml:space="preserve">  00 00 00 00 00 00 00 00 00 00 00 00 00 00 00 00 00 00 00 88 </w:t>
-      </w:r>
-      <w:proofErr w:type="spellStart"/>
-      <w:r>
-        <w:t>eb</w:t>
-      </w:r>
-      <w:proofErr w:type="spellEnd"/>
-      <w:r>
-        <w:t xml:space="preserve"> 19 00 0c 8c e0 70 32 78 e1 70 c4</w:t>
-      </w:r>
-    </w:p>
-    <w:p>
-      <w:pPr>
-        <w:spacing w:after="0" w:line="240" w:lineRule="auto"/>
-      </w:pPr>
-    </w:p>
-    <w:p>
-      <w:pPr>
-        <w:spacing w:after="0" w:line="240" w:lineRule="auto"/>
-      </w:pPr>
-      <w:r>
-        <w:t>packet 33:</w:t>
+        <w:t>packet 38:</w:t>
       </w:r>
     </w:p>
     <w:p>
@@ -7485,7 +8230,7 @@
           <w:b/>
           <w:bCs/>
         </w:rPr>
-        <w:t>e8 87 2a 07</w:t>
+        <w:t>60 86 2a 07</w:t>
       </w:r>
       <w:r>
         <w:t xml:space="preserve"> 00 00 </w:t>
@@ -7499,14 +8244,14 @@
         <w:t>0b 01</w:t>
       </w:r>
       <w:r>
-        <w:t xml:space="preserve"> 04 ec 19 00 </w:t>
-      </w:r>
-      <w:r>
-        <w:rPr>
-          <w:b/>
-          <w:bCs/>
-        </w:rPr>
-        <w:t xml:space="preserve">da 21 </w:t>
+        <w:t xml:space="preserve"> 3c ec 19 00 </w:t>
+      </w:r>
+      <w:r>
+        <w:rPr>
+          <w:b/>
+          <w:bCs/>
+        </w:rPr>
+        <w:t xml:space="preserve">1a 20 </w:t>
       </w:r>
       <w:r>
         <w:rPr>
@@ -7517,15 +8262,7 @@
         <w:t>d6 36</w:t>
       </w:r>
       <w:r>
-        <w:t xml:space="preserve"> 2f 00 00 00 c4 </w:t>
-      </w:r>
-      <w:proofErr w:type="spellStart"/>
-      <w:r>
-        <w:t>eb</w:t>
-      </w:r>
-      <w:proofErr w:type="spellEnd"/>
-      <w:r>
-        <w:t xml:space="preserve"> 19 00 64 00 00 00 </w:t>
+        <w:t xml:space="preserve"> 2f 00 00 00 04 ec 19 00 64 00 00 00 </w:t>
       </w:r>
       <w:r>
         <w:rPr>
@@ -7542,13 +8279,31 @@
       <w:r>
         <w:t xml:space="preserve">  00 </w:t>
       </w:r>
-      <w:r>
-        <w:rPr>
-          <w:b/>
-          <w:bCs/>
-        </w:rPr>
-        <w:t>b3 00 90 13 78 04 b3</w:t>
-      </w:r>
+      <w:proofErr w:type="spellStart"/>
+      <w:r>
+        <w:rPr>
+          <w:b/>
+          <w:bCs/>
+        </w:rPr>
+        <w:t>ac</w:t>
+      </w:r>
+      <w:proofErr w:type="spellEnd"/>
+      <w:r>
+        <w:rPr>
+          <w:b/>
+          <w:bCs/>
+        </w:rPr>
+        <w:t xml:space="preserve"> 00 90 13 78 04 </w:t>
+      </w:r>
+      <w:proofErr w:type="spellStart"/>
+      <w:r>
+        <w:rPr>
+          <w:b/>
+          <w:bCs/>
+        </w:rPr>
+        <w:t>ac</w:t>
+      </w:r>
+      <w:proofErr w:type="spellEnd"/>
       <w:r>
         <w:t xml:space="preserve"> 00 00 00 00 00 00 00 </w:t>
       </w:r>
@@ -7557,7 +8312,7 @@
           <w:b/>
           <w:bCs/>
         </w:rPr>
-        <w:t>08 60 2a 07 e8 87 2a 07 80 13 78 04</w:t>
+        <w:t>08 60 2a 07 60 86 2a 07 80 13 78 04</w:t>
       </w:r>
       <w:r>
         <w:t xml:space="preserve"> 00 00 </w:t>
@@ -7579,7 +8334,7 @@
         <w:spacing w:after="0" w:line="240" w:lineRule="auto"/>
       </w:pPr>
       <w:r>
-        <w:t>packet 34:</w:t>
+        <w:t>packet 39:</w:t>
       </w:r>
     </w:p>
     <w:p>
@@ -7645,26 +8400,14 @@
       </w:r>
       <w:proofErr w:type="spellStart"/>
       <w:r>
-        <w:rPr>
-          <w:b/>
-          <w:bCs/>
-        </w:rPr>
         <w:t>ac</w:t>
       </w:r>
       <w:proofErr w:type="spellEnd"/>
       <w:r>
-        <w:rPr>
-          <w:b/>
-          <w:bCs/>
-        </w:rPr>
         <w:t xml:space="preserve"> 00 90 13 78 04 </w:t>
       </w:r>
       <w:proofErr w:type="spellStart"/>
       <w:r>
-        <w:rPr>
-          <w:b/>
-          <w:bCs/>
-        </w:rPr>
         <w:t>ac</w:t>
       </w:r>
       <w:proofErr w:type="spellEnd"/>
@@ -7698,7 +8441,7 @@
         <w:spacing w:after="0" w:line="240" w:lineRule="auto"/>
       </w:pPr>
       <w:r>
-        <w:t>packet 35:</w:t>
+        <w:t>packet 40:</w:t>
       </w:r>
     </w:p>
     <w:p>
@@ -7817,7 +8560,7 @@
         <w:spacing w:after="0" w:line="240" w:lineRule="auto"/>
       </w:pPr>
       <w:r>
-        <w:t>packet 36:</w:t>
+        <w:t>packet 41:</w:t>
       </w:r>
     </w:p>
     <w:p>
@@ -7936,7 +8679,7 @@
         <w:spacing w:after="0" w:line="240" w:lineRule="auto"/>
       </w:pPr>
       <w:r>
-        <w:t>packet 37:</w:t>
+        <w:t>packet 42:</w:t>
       </w:r>
     </w:p>
     <w:p>
@@ -8055,7 +8798,7 @@
         <w:spacing w:after="0" w:line="240" w:lineRule="auto"/>
       </w:pPr>
       <w:r>
-        <w:t>packet 38:</w:t>
+        <w:t>packet 43:</w:t>
       </w:r>
     </w:p>
     <w:p>
@@ -8173,8 +8916,30 @@
       <w:pPr>
         <w:spacing w:after="0" w:line="240" w:lineRule="auto"/>
       </w:pPr>
-      <w:r>
-        <w:t>packet 39:</w:t>
+    </w:p>
+    <w:p/>
+    <w:p>
+      <w:pPr>
+        <w:pStyle w:val="berschrift2"/>
+      </w:pPr>
+      <w:r>
+        <w:t>Messung</w:t>
+      </w:r>
+    </w:p>
+    <w:p>
+      <w:pPr>
+        <w:spacing w:after="0" w:line="240" w:lineRule="auto"/>
+      </w:pPr>
+      <w:r>
+        <w:t>=== RUN 1 ===</w:t>
+      </w:r>
+    </w:p>
+    <w:p>
+      <w:pPr>
+        <w:spacing w:after="0" w:line="240" w:lineRule="auto"/>
+      </w:pPr>
+      <w:r>
+        <w:t>packet 0:</w:t>
       </w:r>
     </w:p>
     <w:p>
@@ -8189,39 +8954,73 @@
           <w:b/>
           <w:bCs/>
         </w:rPr>
-        <w:t>60 86 2a 07</w:t>
+        <w:t>38 07 2b 07</w:t>
       </w:r>
       <w:r>
         <w:t xml:space="preserve"> 00 00 </w:t>
       </w:r>
       <w:r>
         <w:rPr>
-          <w:b/>
-          <w:bCs/>
           <w:highlight w:val="cyan"/>
         </w:rPr>
         <w:t>0b 01</w:t>
       </w:r>
       <w:r>
-        <w:t xml:space="preserve"> 3c ec 19 00 </w:t>
-      </w:r>
-      <w:r>
-        <w:rPr>
-          <w:b/>
-          <w:bCs/>
-        </w:rPr>
-        <w:t xml:space="preserve">1a 20 </w:t>
-      </w:r>
-      <w:r>
-        <w:rPr>
-          <w:b/>
-          <w:bCs/>
-          <w:highlight w:val="cyan"/>
-        </w:rPr>
-        <w:t>d6 36</w:t>
-      </w:r>
-      <w:r>
-        <w:t xml:space="preserve"> 2f 00 00 00 04 ec 19 00 64 00 00 00 </w:t>
+        <w:t xml:space="preserve"> dc </w:t>
+      </w:r>
+      <w:proofErr w:type="spellStart"/>
+      <w:r>
+        <w:t>fc</w:t>
+      </w:r>
+      <w:proofErr w:type="spellEnd"/>
+      <w:r>
+        <w:t xml:space="preserve"> </w:t>
+      </w:r>
+      <w:r>
+        <w:rPr>
+          <w:b/>
+          <w:bCs/>
+        </w:rPr>
+        <w:t>3f</w:t>
+      </w:r>
+      <w:r>
+        <w:t xml:space="preserve"> 01 </w:t>
+      </w:r>
+      <w:proofErr w:type="spellStart"/>
+      <w:r>
+        <w:t>fa</w:t>
+      </w:r>
+      <w:proofErr w:type="spellEnd"/>
+      <w:r>
+        <w:t xml:space="preserve"> 30 </w:t>
+      </w:r>
+      <w:r>
+        <w:rPr>
+          <w:b/>
+          <w:bCs/>
+        </w:rPr>
+        <w:t>f0</w:t>
+      </w:r>
+      <w:r>
+        <w:t xml:space="preserve"> 37 2f 00 00 00 a4 </w:t>
+      </w:r>
+      <w:proofErr w:type="spellStart"/>
+      <w:r>
+        <w:t>fc</w:t>
+      </w:r>
+      <w:proofErr w:type="spellEnd"/>
+      <w:r>
+        <w:t xml:space="preserve"> </w:t>
+      </w:r>
+      <w:r>
+        <w:rPr>
+          <w:b/>
+          <w:bCs/>
+        </w:rPr>
+        <w:t>3f</w:t>
+      </w:r>
+      <w:r>
+        <w:t xml:space="preserve"> 01 64 00 00 00 </w:t>
       </w:r>
       <w:r>
         <w:rPr>
@@ -8238,617 +9037,35 @@
       <w:r>
         <w:t xml:space="preserve">  00 </w:t>
       </w:r>
-      <w:proofErr w:type="spellStart"/>
-      <w:r>
-        <w:t>ac</w:t>
-      </w:r>
-      <w:proofErr w:type="spellEnd"/>
-      <w:r>
-        <w:t xml:space="preserve"> 00 90 13 78 04 </w:t>
-      </w:r>
-      <w:proofErr w:type="spellStart"/>
-      <w:r>
-        <w:t>ac</w:t>
-      </w:r>
-      <w:proofErr w:type="spellEnd"/>
-      <w:r>
-        <w:t xml:space="preserve"> 00 00 00 00 00 00 00 </w:t>
-      </w:r>
-      <w:r>
-        <w:rPr>
-          <w:b/>
-          <w:bCs/>
-        </w:rPr>
-        <w:t>08 60 2a 07 60 86 2a 07 80 13 78 04</w:t>
-      </w:r>
-      <w:r>
-        <w:t xml:space="preserve"> 00 00 </w:t>
-      </w:r>
-      <w:r>
-        <w:rPr>
-          <w:b/>
-          <w:bCs/>
-          <w:highlight w:val="cyan"/>
-        </w:rPr>
-        <w:t>0b 01</w:t>
-      </w:r>
-      <w:r>
-        <w:t xml:space="preserve"> 2f</w:t>
-      </w:r>
-    </w:p>
-    <w:p>
-      <w:pPr>
-        <w:spacing w:after="0" w:line="240" w:lineRule="auto"/>
-      </w:pPr>
-      <w:r>
-        <w:t>packet 40:</w:t>
-      </w:r>
-    </w:p>
-    <w:p>
-      <w:pPr>
-        <w:spacing w:after="0" w:line="240" w:lineRule="auto"/>
-      </w:pPr>
-      <w:r>
-        <w:t xml:space="preserve">  40 00 00 </w:t>
-      </w:r>
-      <w:r>
-        <w:rPr>
-          <w:b/>
-          <w:bCs/>
-        </w:rPr>
-        <w:t>60 86 2a 07</w:t>
-      </w:r>
-      <w:r>
-        <w:t xml:space="preserve"> 00 00 </w:t>
-      </w:r>
-      <w:r>
-        <w:rPr>
-          <w:b/>
-          <w:bCs/>
-          <w:highlight w:val="cyan"/>
-        </w:rPr>
-        <w:t>0b 01</w:t>
-      </w:r>
-      <w:r>
-        <w:t xml:space="preserve"> 3c ec 19 00 </w:t>
-      </w:r>
-      <w:r>
-        <w:rPr>
-          <w:b/>
-          <w:bCs/>
-        </w:rPr>
-        <w:t xml:space="preserve">1a 20 </w:t>
-      </w:r>
-      <w:r>
-        <w:rPr>
-          <w:b/>
-          <w:bCs/>
-          <w:highlight w:val="cyan"/>
-        </w:rPr>
-        <w:t>d6 36</w:t>
-      </w:r>
-      <w:r>
-        <w:t xml:space="preserve"> 2f 00 00 00 04 ec 19 00 64 00 00 00 </w:t>
-      </w:r>
-      <w:r>
-        <w:rPr>
-          <w:b/>
-          <w:bCs/>
-        </w:rPr>
-        <w:t>5e</w:t>
-      </w:r>
-    </w:p>
-    <w:p>
-      <w:pPr>
-        <w:spacing w:after="0" w:line="240" w:lineRule="auto"/>
-      </w:pPr>
-      <w:r>
-        <w:t xml:space="preserve">  00 </w:t>
-      </w:r>
-      <w:proofErr w:type="spellStart"/>
-      <w:r>
-        <w:rPr>
-          <w:b/>
-          <w:bCs/>
-        </w:rPr>
-        <w:t>ac</w:t>
-      </w:r>
-      <w:proofErr w:type="spellEnd"/>
-      <w:r>
-        <w:rPr>
-          <w:b/>
-          <w:bCs/>
-        </w:rPr>
-        <w:t xml:space="preserve"> 00 90 13 78 04 </w:t>
-      </w:r>
-      <w:proofErr w:type="spellStart"/>
-      <w:r>
-        <w:rPr>
-          <w:b/>
-          <w:bCs/>
-        </w:rPr>
-        <w:t>ac</w:t>
-      </w:r>
-      <w:proofErr w:type="spellEnd"/>
-      <w:r>
-        <w:t xml:space="preserve"> 00 00 00 00 00 00 00 </w:t>
-      </w:r>
-      <w:r>
-        <w:rPr>
-          <w:b/>
-          <w:bCs/>
-        </w:rPr>
-        <w:t>08 60 2a 07 60 86 2a 07 80 13 78 04</w:t>
-      </w:r>
-      <w:r>
-        <w:t xml:space="preserve"> 00 00 </w:t>
-      </w:r>
-      <w:r>
-        <w:rPr>
-          <w:b/>
-          <w:bCs/>
-          <w:highlight w:val="cyan"/>
-        </w:rPr>
-        <w:t>0b 01</w:t>
-      </w:r>
-      <w:r>
-        <w:t xml:space="preserve"> 2f</w:t>
-      </w:r>
-    </w:p>
-    <w:p>
-      <w:pPr>
-        <w:spacing w:after="0" w:line="240" w:lineRule="auto"/>
-      </w:pPr>
-      <w:r>
-        <w:t>packet 41:</w:t>
-      </w:r>
-    </w:p>
-    <w:p>
-      <w:pPr>
-        <w:spacing w:after="0" w:line="240" w:lineRule="auto"/>
-      </w:pPr>
-      <w:r>
-        <w:t xml:space="preserve">  40 00 00 </w:t>
-      </w:r>
-      <w:r>
-        <w:rPr>
-          <w:b/>
-          <w:bCs/>
-        </w:rPr>
-        <w:t>60 86 2a 07</w:t>
-      </w:r>
-      <w:r>
-        <w:t xml:space="preserve"> 00 00 </w:t>
-      </w:r>
-      <w:r>
-        <w:rPr>
-          <w:b/>
-          <w:bCs/>
-          <w:highlight w:val="cyan"/>
-        </w:rPr>
-        <w:t>0b 01</w:t>
-      </w:r>
-      <w:r>
-        <w:t xml:space="preserve"> 3c ec 19 00 </w:t>
-      </w:r>
-      <w:r>
-        <w:rPr>
-          <w:b/>
-          <w:bCs/>
-        </w:rPr>
-        <w:t xml:space="preserve">1a 20 </w:t>
-      </w:r>
-      <w:r>
-        <w:rPr>
-          <w:b/>
-          <w:bCs/>
-          <w:highlight w:val="cyan"/>
-        </w:rPr>
-        <w:t>d6 36</w:t>
-      </w:r>
-      <w:r>
-        <w:t xml:space="preserve"> 2f 00 00 00 04 ec 19 00 64 00 00 00 </w:t>
-      </w:r>
-      <w:r>
-        <w:rPr>
-          <w:b/>
-          <w:bCs/>
-        </w:rPr>
-        <w:t>5e</w:t>
-      </w:r>
-    </w:p>
-    <w:p>
-      <w:pPr>
-        <w:spacing w:after="0" w:line="240" w:lineRule="auto"/>
-      </w:pPr>
-      <w:r>
-        <w:t xml:space="preserve">  00 </w:t>
-      </w:r>
-      <w:proofErr w:type="spellStart"/>
-      <w:r>
-        <w:rPr>
-          <w:b/>
-          <w:bCs/>
-        </w:rPr>
-        <w:t>ac</w:t>
-      </w:r>
-      <w:proofErr w:type="spellEnd"/>
-      <w:r>
-        <w:rPr>
-          <w:b/>
-          <w:bCs/>
-        </w:rPr>
-        <w:t xml:space="preserve"> 00 90 13 78 04 </w:t>
-      </w:r>
-      <w:proofErr w:type="spellStart"/>
-      <w:r>
-        <w:rPr>
-          <w:b/>
-          <w:bCs/>
-        </w:rPr>
-        <w:t>ac</w:t>
-      </w:r>
-      <w:proofErr w:type="spellEnd"/>
-      <w:r>
-        <w:t xml:space="preserve"> 00 00 00 00 00 00 00 </w:t>
-      </w:r>
-      <w:r>
-        <w:rPr>
-          <w:b/>
-          <w:bCs/>
-        </w:rPr>
-        <w:t>08 60 2a 07 60 86 2a 07 80 13 78 04</w:t>
-      </w:r>
-      <w:r>
-        <w:t xml:space="preserve"> 00 00 </w:t>
-      </w:r>
-      <w:r>
-        <w:rPr>
-          <w:b/>
-          <w:bCs/>
-          <w:highlight w:val="cyan"/>
-        </w:rPr>
-        <w:t>0b 01</w:t>
-      </w:r>
-      <w:r>
-        <w:t xml:space="preserve"> 2f</w:t>
-      </w:r>
-    </w:p>
-    <w:p>
-      <w:pPr>
-        <w:spacing w:after="0" w:line="240" w:lineRule="auto"/>
-      </w:pPr>
-      <w:r>
-        <w:t>packet 42:</w:t>
-      </w:r>
-    </w:p>
-    <w:p>
-      <w:pPr>
-        <w:spacing w:after="0" w:line="240" w:lineRule="auto"/>
-      </w:pPr>
-      <w:r>
-        <w:t xml:space="preserve">  40 00 00 </w:t>
-      </w:r>
-      <w:r>
-        <w:rPr>
-          <w:b/>
-          <w:bCs/>
-        </w:rPr>
-        <w:t>60 86 2a 07</w:t>
-      </w:r>
-      <w:r>
-        <w:t xml:space="preserve"> 00 00 </w:t>
-      </w:r>
-      <w:r>
-        <w:rPr>
-          <w:b/>
-          <w:bCs/>
-          <w:highlight w:val="cyan"/>
-        </w:rPr>
-        <w:t>0b 01</w:t>
-      </w:r>
-      <w:r>
-        <w:t xml:space="preserve"> 3c ec 19 00 </w:t>
-      </w:r>
-      <w:r>
-        <w:rPr>
-          <w:b/>
-          <w:bCs/>
-        </w:rPr>
-        <w:t xml:space="preserve">1a 20 </w:t>
-      </w:r>
-      <w:r>
-        <w:rPr>
-          <w:b/>
-          <w:bCs/>
-          <w:highlight w:val="cyan"/>
-        </w:rPr>
-        <w:t>d6 36</w:t>
-      </w:r>
-      <w:r>
-        <w:t xml:space="preserve"> 2f 00 00 00 04 ec 19 00 64 00 00 00 </w:t>
-      </w:r>
-      <w:r>
-        <w:rPr>
-          <w:b/>
-          <w:bCs/>
-        </w:rPr>
-        <w:t>5e</w:t>
-      </w:r>
-    </w:p>
-    <w:p>
-      <w:pPr>
-        <w:spacing w:after="0" w:line="240" w:lineRule="auto"/>
-      </w:pPr>
-      <w:r>
-        <w:t xml:space="preserve">  00 </w:t>
-      </w:r>
-      <w:proofErr w:type="spellStart"/>
-      <w:r>
-        <w:rPr>
-          <w:b/>
-          <w:bCs/>
-        </w:rPr>
-        <w:t>ac</w:t>
-      </w:r>
-      <w:proofErr w:type="spellEnd"/>
-      <w:r>
-        <w:rPr>
-          <w:b/>
-          <w:bCs/>
-        </w:rPr>
-        <w:t xml:space="preserve"> 00 90 13 78 04 </w:t>
-      </w:r>
-      <w:proofErr w:type="spellStart"/>
-      <w:r>
-        <w:rPr>
-          <w:b/>
-          <w:bCs/>
-        </w:rPr>
-        <w:t>ac</w:t>
-      </w:r>
-      <w:proofErr w:type="spellEnd"/>
-      <w:r>
-        <w:t xml:space="preserve"> 00 00 00 00 00 00 00 </w:t>
-      </w:r>
-      <w:r>
-        <w:rPr>
-          <w:b/>
-          <w:bCs/>
-        </w:rPr>
-        <w:t>08 60 2a 07 60 86 2a 07 80 13 78 04</w:t>
-      </w:r>
-      <w:r>
-        <w:t xml:space="preserve"> 00 00 </w:t>
-      </w:r>
-      <w:r>
-        <w:rPr>
-          <w:b/>
-          <w:bCs/>
-          <w:highlight w:val="cyan"/>
-        </w:rPr>
-        <w:t>0b 01</w:t>
-      </w:r>
-      <w:r>
-        <w:t xml:space="preserve"> 2f</w:t>
-      </w:r>
-    </w:p>
-    <w:p>
-      <w:pPr>
-        <w:spacing w:after="0" w:line="240" w:lineRule="auto"/>
-      </w:pPr>
-      <w:r>
-        <w:t>packet 43:</w:t>
-      </w:r>
-    </w:p>
-    <w:p>
-      <w:pPr>
-        <w:spacing w:after="0" w:line="240" w:lineRule="auto"/>
-      </w:pPr>
-      <w:r>
-        <w:t xml:space="preserve">  40 00 00 </w:t>
-      </w:r>
-      <w:r>
-        <w:rPr>
-          <w:b/>
-          <w:bCs/>
-        </w:rPr>
-        <w:t>60 86 2a 07</w:t>
-      </w:r>
-      <w:r>
-        <w:t xml:space="preserve"> 00 00 </w:t>
-      </w:r>
-      <w:r>
-        <w:rPr>
-          <w:b/>
-          <w:bCs/>
-          <w:highlight w:val="cyan"/>
-        </w:rPr>
-        <w:t>0b 01</w:t>
-      </w:r>
-      <w:r>
-        <w:t xml:space="preserve"> 3c ec 19 00 </w:t>
-      </w:r>
-      <w:r>
-        <w:rPr>
-          <w:b/>
-          <w:bCs/>
-        </w:rPr>
-        <w:t xml:space="preserve">1a 20 </w:t>
-      </w:r>
-      <w:r>
-        <w:rPr>
-          <w:b/>
-          <w:bCs/>
-          <w:highlight w:val="cyan"/>
-        </w:rPr>
-        <w:t>d6 36</w:t>
-      </w:r>
-      <w:r>
-        <w:t xml:space="preserve"> 2f 00 00 00 04 ec 19 00 64 00 00 00 </w:t>
-      </w:r>
-      <w:r>
-        <w:rPr>
-          <w:b/>
-          <w:bCs/>
-        </w:rPr>
-        <w:t>5e</w:t>
-      </w:r>
-    </w:p>
-    <w:p>
-      <w:pPr>
-        <w:spacing w:after="0" w:line="240" w:lineRule="auto"/>
-      </w:pPr>
-      <w:r>
-        <w:t xml:space="preserve">  00 </w:t>
-      </w:r>
-      <w:proofErr w:type="spellStart"/>
-      <w:r>
-        <w:rPr>
-          <w:b/>
-          <w:bCs/>
-        </w:rPr>
-        <w:t>ac</w:t>
-      </w:r>
-      <w:proofErr w:type="spellEnd"/>
-      <w:r>
-        <w:rPr>
-          <w:b/>
-          <w:bCs/>
-        </w:rPr>
-        <w:t xml:space="preserve"> 00 90 13 78 04 </w:t>
-      </w:r>
-      <w:proofErr w:type="spellStart"/>
-      <w:r>
-        <w:rPr>
-          <w:b/>
-          <w:bCs/>
-        </w:rPr>
-        <w:t>ac</w:t>
-      </w:r>
-      <w:proofErr w:type="spellEnd"/>
-      <w:r>
-        <w:t xml:space="preserve"> 00 00 00 00 00 00 00 </w:t>
-      </w:r>
-      <w:r>
-        <w:rPr>
-          <w:b/>
-          <w:bCs/>
-        </w:rPr>
-        <w:t>08 60 2a 07 60 86 2a 07 80 13 78 04</w:t>
-      </w:r>
-      <w:r>
-        <w:t xml:space="preserve"> 00 00 </w:t>
-      </w:r>
-      <w:r>
-        <w:rPr>
-          <w:b/>
-          <w:bCs/>
-          <w:highlight w:val="cyan"/>
-        </w:rPr>
-        <w:t>0b 01</w:t>
-      </w:r>
-      <w:r>
-        <w:t xml:space="preserve"> 2f</w:t>
-      </w:r>
-    </w:p>
-    <w:p>
-      <w:pPr>
-        <w:spacing w:after="0" w:line="240" w:lineRule="auto"/>
-      </w:pPr>
-    </w:p>
-    <w:p/>
-    <w:p>
-      <w:pPr>
-        <w:pStyle w:val="berschrift2"/>
-      </w:pPr>
-      <w:r>
-        <w:t>Messung</w:t>
-      </w:r>
-    </w:p>
-    <w:p>
-      <w:pPr>
-        <w:spacing w:after="0" w:line="240" w:lineRule="auto"/>
-      </w:pPr>
-      <w:r>
-        <w:t>=== RUN 1 ===</w:t>
-      </w:r>
-    </w:p>
-    <w:p>
-      <w:pPr>
-        <w:spacing w:after="0" w:line="240" w:lineRule="auto"/>
-      </w:pPr>
-      <w:r>
-        <w:t>packet 0:</w:t>
-      </w:r>
-    </w:p>
-    <w:p>
-      <w:pPr>
-        <w:spacing w:after="0" w:line="240" w:lineRule="auto"/>
-      </w:pPr>
-      <w:r>
-        <w:t xml:space="preserve">  40 00 00 </w:t>
-      </w:r>
-      <w:r>
-        <w:rPr>
-          <w:b/>
-          <w:bCs/>
-        </w:rPr>
-        <w:t>38 07 2b 07</w:t>
-      </w:r>
-      <w:r>
-        <w:t xml:space="preserve"> 00 00 </w:t>
-      </w:r>
-      <w:r>
-        <w:rPr>
-          <w:highlight w:val="cyan"/>
-        </w:rPr>
-        <w:t>0b 01</w:t>
-      </w:r>
-      <w:r>
-        <w:t xml:space="preserve"> dc </w:t>
-      </w:r>
-      <w:proofErr w:type="spellStart"/>
-      <w:r>
-        <w:t>fc</w:t>
-      </w:r>
-      <w:proofErr w:type="spellEnd"/>
-      <w:r>
+      <w:r>
+        <w:rPr>
+          <w:b/>
+          <w:bCs/>
+        </w:rPr>
+        <w:t xml:space="preserve">f9 02 90 </w:t>
+      </w:r>
+      <w:r>
+        <w:rPr>
+          <w:b/>
+          <w:bCs/>
+          <w:highlight w:val="yellow"/>
+        </w:rPr>
+        <w:t>13 78</w:t>
+      </w:r>
+      <w:r>
+        <w:rPr>
+          <w:highlight w:val="yellow"/>
+        </w:rPr>
         <w:t xml:space="preserve"> </w:t>
       </w:r>
       <w:r>
         <w:rPr>
           <w:b/>
           <w:bCs/>
-        </w:rPr>
-        <w:t>3f</w:t>
-      </w:r>
-      <w:r>
-        <w:t xml:space="preserve"> 01 </w:t>
-      </w:r>
-      <w:proofErr w:type="spellStart"/>
-      <w:r>
-        <w:t>fa</w:t>
-      </w:r>
-      <w:proofErr w:type="spellEnd"/>
-      <w:r>
-        <w:t xml:space="preserve"> 30 </w:t>
-      </w:r>
-      <w:r>
-        <w:rPr>
-          <w:b/>
-          <w:bCs/>
-        </w:rPr>
-        <w:t>f0</w:t>
-      </w:r>
-      <w:r>
-        <w:t xml:space="preserve"> 37 2f 00 00 00 a4 </w:t>
-      </w:r>
-      <w:proofErr w:type="spellStart"/>
-      <w:r>
-        <w:t>fc</w:t>
-      </w:r>
-      <w:proofErr w:type="spellEnd"/>
+          <w:highlight w:val="yellow"/>
+        </w:rPr>
+        <w:t>04</w:t>
+      </w:r>
       <w:r>
         <w:t xml:space="preserve"> </w:t>
       </w:r>
@@ -8857,63 +9074,6 @@
           <w:b/>
           <w:bCs/>
         </w:rPr>
-        <w:t>3f</w:t>
-      </w:r>
-      <w:r>
-        <w:t xml:space="preserve"> 01 64 00 00 00 </w:t>
-      </w:r>
-      <w:r>
-        <w:rPr>
-          <w:b/>
-          <w:bCs/>
-        </w:rPr>
-        <w:t>5e</w:t>
-      </w:r>
-    </w:p>
-    <w:p>
-      <w:pPr>
-        <w:spacing w:after="0" w:line="240" w:lineRule="auto"/>
-      </w:pPr>
-      <w:r>
-        <w:t xml:space="preserve">  00 </w:t>
-      </w:r>
-      <w:r>
-        <w:rPr>
-          <w:b/>
-          <w:bCs/>
-        </w:rPr>
-        <w:t xml:space="preserve">f9 02 90 </w:t>
-      </w:r>
-      <w:r>
-        <w:rPr>
-          <w:b/>
-          <w:bCs/>
-          <w:highlight w:val="yellow"/>
-        </w:rPr>
-        <w:t>13 78</w:t>
-      </w:r>
-      <w:r>
-        <w:rPr>
-          <w:highlight w:val="yellow"/>
-        </w:rPr>
-        <w:t xml:space="preserve"> </w:t>
-      </w:r>
-      <w:r>
-        <w:rPr>
-          <w:b/>
-          <w:bCs/>
-          <w:highlight w:val="yellow"/>
-        </w:rPr>
-        <w:t>04</w:t>
-      </w:r>
-      <w:r>
-        <w:t xml:space="preserve"> </w:t>
-      </w:r>
-      <w:r>
-        <w:rPr>
-          <w:b/>
-          <w:bCs/>
-        </w:rPr>
         <w:t>f9 02</w:t>
       </w:r>
       <w:r>
@@ -8923,8 +9083,16 @@
         <w:rPr>
           <w:b/>
           <w:bCs/>
-        </w:rPr>
-        <w:t xml:space="preserve">08 60 2a 07 38 07 2b 07 80 </w:t>
+          <w:highlight w:val="cyan"/>
+        </w:rPr>
+        <w:t>08 60 2a 07</w:t>
+      </w:r>
+      <w:r>
+        <w:rPr>
+          <w:b/>
+          <w:bCs/>
+        </w:rPr>
+        <w:t xml:space="preserve"> 38 07 2b 07 80 </w:t>
       </w:r>
       <w:r>
         <w:rPr>
@@ -9770,7 +9938,25 @@
         <w:spacing w:after="0" w:line="240" w:lineRule="auto"/>
       </w:pPr>
       <w:r>
-        <w:t xml:space="preserve">  00 b3 00 90 13 78 04 b3 00 00 00 00 00 00 00 08 60 2a 07 e8 87 2a 07 80 13 78 04 00 00 0b 01 2f</w:t>
+        <w:t xml:space="preserve">  00 b3 00 90 13 78 04 b3 00 00 00 00 00 00 00 </w:t>
+      </w:r>
+      <w:r>
+        <w:rPr>
+          <w:b/>
+          <w:bCs/>
+          <w:highlight w:val="cyan"/>
+        </w:rPr>
+        <w:t>08 60 2a 07</w:t>
+      </w:r>
+      <w:r>
+        <w:rPr>
+          <w:b/>
+          <w:bCs/>
+        </w:rPr>
+        <w:t xml:space="preserve"> e8 87 2a 07 80 13 78</w:t>
+      </w:r>
+      <w:r>
+        <w:t xml:space="preserve"> 04 00 00 0b 01 2f</w:t>
       </w:r>
     </w:p>
     <w:p>
@@ -10135,6 +10321,88 @@
       </w:r>
       <w:proofErr w:type="spellEnd"/>
       <w:r>
+        <w:t xml:space="preserve"> 00 00 00 00 00 00 00 </w:t>
+      </w:r>
+      <w:r>
+        <w:rPr>
+          <w:b/>
+          <w:bCs/>
+          <w:highlight w:val="cyan"/>
+        </w:rPr>
+        <w:t>08 60 2a 07</w:t>
+      </w:r>
+      <w:r>
+        <w:rPr>
+          <w:b/>
+          <w:bCs/>
+        </w:rPr>
+        <w:t xml:space="preserve"> 70 89 2a 07 80 13 78</w:t>
+      </w:r>
+      <w:r>
+        <w:t xml:space="preserve"> 04 00 00 0b 01 2f</w:t>
+      </w:r>
+    </w:p>
+    <w:p>
+      <w:pPr>
+        <w:spacing w:after="0" w:line="240" w:lineRule="auto"/>
+      </w:pPr>
+      <w:r>
+        <w:t>packet 1:</w:t>
+      </w:r>
+    </w:p>
+    <w:p>
+      <w:pPr>
+        <w:spacing w:after="0" w:line="240" w:lineRule="auto"/>
+      </w:pPr>
+      <w:r>
+        <w:t xml:space="preserve">  40 00 00 70 89 2a 07 00 00 0b 01 dc </w:t>
+      </w:r>
+      <w:proofErr w:type="spellStart"/>
+      <w:r>
+        <w:t>fc</w:t>
+      </w:r>
+      <w:proofErr w:type="spellEnd"/>
+      <w:r>
+        <w:t xml:space="preserve"> 4f 01 </w:t>
+      </w:r>
+      <w:proofErr w:type="spellStart"/>
+      <w:r>
+        <w:t>fa</w:t>
+      </w:r>
+      <w:proofErr w:type="spellEnd"/>
+      <w:r>
+        <w:t xml:space="preserve"> 30 80 37 2f 00 00 00 a4 </w:t>
+      </w:r>
+      <w:proofErr w:type="spellStart"/>
+      <w:r>
+        <w:t>fc</w:t>
+      </w:r>
+      <w:proofErr w:type="spellEnd"/>
+      <w:r>
+        <w:t xml:space="preserve"> 4f 01 64 00 00 00 55</w:t>
+      </w:r>
+    </w:p>
+    <w:p>
+      <w:pPr>
+        <w:spacing w:after="0" w:line="240" w:lineRule="auto"/>
+      </w:pPr>
+      <w:r>
+        <w:t xml:space="preserve">  00 </w:t>
+      </w:r>
+      <w:proofErr w:type="spellStart"/>
+      <w:r>
+        <w:t>ba</w:t>
+      </w:r>
+      <w:proofErr w:type="spellEnd"/>
+      <w:r>
+        <w:t xml:space="preserve"> 00 90 13 78 04 </w:t>
+      </w:r>
+      <w:proofErr w:type="spellStart"/>
+      <w:r>
+        <w:t>ba</w:t>
+      </w:r>
+      <w:proofErr w:type="spellEnd"/>
+      <w:r>
         <w:t xml:space="preserve"> 00 00 00 00 00 00 00 08 60 2a 07 70 89 2a 07 80 13 78 04 00 00 0b 01 2f</w:t>
       </w:r>
     </w:p>
@@ -10143,6 +10411,285 @@
         <w:spacing w:after="0" w:line="240" w:lineRule="auto"/>
       </w:pPr>
       <w:r>
+        <w:t>packet 2:</w:t>
+      </w:r>
+    </w:p>
+    <w:p>
+      <w:pPr>
+        <w:spacing w:after="0" w:line="240" w:lineRule="auto"/>
+      </w:pPr>
+      <w:r>
+        <w:t xml:space="preserve">  40 00 00 d8 02 2b 07 00 00 0b 01 dc </w:t>
+      </w:r>
+      <w:proofErr w:type="spellStart"/>
+      <w:r>
+        <w:t>fc</w:t>
+      </w:r>
+      <w:proofErr w:type="spellEnd"/>
+      <w:r>
+        <w:t xml:space="preserve"> 4f 01 </w:t>
+      </w:r>
+      <w:proofErr w:type="spellStart"/>
+      <w:r>
+        <w:t>fa</w:t>
+      </w:r>
+      <w:proofErr w:type="spellEnd"/>
+      <w:r>
+        <w:t xml:space="preserve"> 30 80 37 2f 00 00 00 a4 </w:t>
+      </w:r>
+      <w:proofErr w:type="spellStart"/>
+      <w:r>
+        <w:t>fc</w:t>
+      </w:r>
+      <w:proofErr w:type="spellEnd"/>
+      <w:r>
+        <w:t xml:space="preserve"> 4f 01 64 00 00 00 56</w:t>
+      </w:r>
+    </w:p>
+    <w:p>
+      <w:pPr>
+        <w:spacing w:after="0" w:line="240" w:lineRule="auto"/>
+      </w:pPr>
+      <w:r>
+        <w:t xml:space="preserve">  00 e5 02 90 13 78 04 e5 02 00 00 00 00 00 00 08 60 2a 07 d8 02 2b 07 80 13 78 04 00 00 0b 01 2f</w:t>
+      </w:r>
+    </w:p>
+    <w:p>
+      <w:pPr>
+        <w:spacing w:after="0" w:line="240" w:lineRule="auto"/>
+      </w:pPr>
+      <w:r>
+        <w:t>packet 3:</w:t>
+      </w:r>
+    </w:p>
+    <w:p>
+      <w:pPr>
+        <w:spacing w:after="0" w:line="240" w:lineRule="auto"/>
+      </w:pPr>
+      <w:r>
+        <w:t xml:space="preserve">  40 00 00 08 05 2b 07 00 00 0b 01 dc </w:t>
+      </w:r>
+      <w:proofErr w:type="spellStart"/>
+      <w:r>
+        <w:t>fc</w:t>
+      </w:r>
+      <w:proofErr w:type="spellEnd"/>
+      <w:r>
+        <w:t xml:space="preserve"> 4f 01 </w:t>
+      </w:r>
+      <w:proofErr w:type="spellStart"/>
+      <w:r>
+        <w:t>fa</w:t>
+      </w:r>
+      <w:proofErr w:type="spellEnd"/>
+      <w:r>
+        <w:t xml:space="preserve"> 30 80 37 2f 00 00 00 a4 </w:t>
+      </w:r>
+      <w:proofErr w:type="spellStart"/>
+      <w:r>
+        <w:t>fc</w:t>
+      </w:r>
+      <w:proofErr w:type="spellEnd"/>
+      <w:r>
+        <w:t xml:space="preserve"> 4f 01 64 00 00 00 56</w:t>
+      </w:r>
+    </w:p>
+    <w:p>
+      <w:pPr>
+        <w:spacing w:after="0" w:line="240" w:lineRule="auto"/>
+      </w:pPr>
+      <w:r>
+        <w:t xml:space="preserve">  00 </w:t>
+      </w:r>
+      <w:proofErr w:type="spellStart"/>
+      <w:r>
+        <w:t>ef</w:t>
+      </w:r>
+      <w:proofErr w:type="spellEnd"/>
+      <w:r>
+        <w:t xml:space="preserve"> 02 90 13 78 04 </w:t>
+      </w:r>
+      <w:proofErr w:type="spellStart"/>
+      <w:r>
+        <w:t>ef</w:t>
+      </w:r>
+      <w:proofErr w:type="spellEnd"/>
+      <w:r>
+        <w:t xml:space="preserve"> 02 00 00 00 00 00 00 08 60 2a 07 08 05 2b 07 80 13 78 04 00 00 0b 01 2f</w:t>
+      </w:r>
+    </w:p>
+    <w:p>
+      <w:pPr>
+        <w:spacing w:after="0" w:line="240" w:lineRule="auto"/>
+      </w:pPr>
+      <w:r>
+        <w:t>packet 4:</w:t>
+      </w:r>
+    </w:p>
+    <w:p>
+      <w:pPr>
+        <w:spacing w:after="0" w:line="240" w:lineRule="auto"/>
+      </w:pPr>
+      <w:r>
+        <w:t xml:space="preserve">  40 00 00 78 05 2b 07 00 00 0b 01 dc </w:t>
+      </w:r>
+      <w:proofErr w:type="spellStart"/>
+      <w:r>
+        <w:t>fc</w:t>
+      </w:r>
+      <w:proofErr w:type="spellEnd"/>
+      <w:r>
+        <w:t xml:space="preserve"> 4f 01 </w:t>
+      </w:r>
+      <w:proofErr w:type="spellStart"/>
+      <w:r>
+        <w:t>fa</w:t>
+      </w:r>
+      <w:proofErr w:type="spellEnd"/>
+      <w:r>
+        <w:t xml:space="preserve"> 30 80 37 2f 00 00 00 a4 </w:t>
+      </w:r>
+      <w:proofErr w:type="spellStart"/>
+      <w:r>
+        <w:t>fc</w:t>
+      </w:r>
+      <w:proofErr w:type="spellEnd"/>
+      <w:r>
+        <w:t xml:space="preserve"> 4f 01 64 00 00 00 56</w:t>
+      </w:r>
+    </w:p>
+    <w:p>
+      <w:pPr>
+        <w:spacing w:after="0" w:line="240" w:lineRule="auto"/>
+      </w:pPr>
+      <w:r>
+        <w:t xml:space="preserve">  00 f1 02 90 13 78 04 f1 02 00 00 00 00 00 00 08 60 2a 07 78 05 2b 07 80 13 78 04 00 00 0b 01 2f</w:t>
+      </w:r>
+    </w:p>
+    <w:p>
+      <w:pPr>
+        <w:spacing w:after="0" w:line="240" w:lineRule="auto"/>
+      </w:pPr>
+      <w:r>
+        <w:t>packet 5:</w:t>
+      </w:r>
+    </w:p>
+    <w:p>
+      <w:pPr>
+        <w:spacing w:after="0" w:line="240" w:lineRule="auto"/>
+      </w:pPr>
+      <w:r>
+        <w:t xml:space="preserve">  40 00 00 68 02 2b 07 00 00 0b 01 dc </w:t>
+      </w:r>
+      <w:proofErr w:type="spellStart"/>
+      <w:r>
+        <w:t>fc</w:t>
+      </w:r>
+      <w:proofErr w:type="spellEnd"/>
+      <w:r>
+        <w:t xml:space="preserve"> 4f 01 </w:t>
+      </w:r>
+      <w:proofErr w:type="spellStart"/>
+      <w:r>
+        <w:t>fa</w:t>
+      </w:r>
+      <w:proofErr w:type="spellEnd"/>
+      <w:r>
+        <w:t xml:space="preserve"> 30 80 37 2f 00 00 00 a4 </w:t>
+      </w:r>
+      <w:proofErr w:type="spellStart"/>
+      <w:r>
+        <w:t>fc</w:t>
+      </w:r>
+      <w:proofErr w:type="spellEnd"/>
+      <w:r>
+        <w:t xml:space="preserve"> 4f 01 64 00 00 00 56</w:t>
+      </w:r>
+    </w:p>
+    <w:p>
+      <w:pPr>
+        <w:spacing w:after="0" w:line="240" w:lineRule="auto"/>
+      </w:pPr>
+      <w:r>
+        <w:t xml:space="preserve">  00 e3 02 90 13 78 04 e3 02 00 00 00 00 00 00 08 60 2a 07 68 02 2b 07 80 13 78 04 00 00 0b 01 2f</w:t>
+      </w:r>
+    </w:p>
+    <w:p>
+      <w:pPr>
+        <w:spacing w:after="0" w:line="240" w:lineRule="auto"/>
+      </w:pPr>
+    </w:p>
+    <w:p>
+      <w:pPr>
+        <w:spacing w:after="0" w:line="240" w:lineRule="auto"/>
+      </w:pPr>
+      <w:r>
+        <w:t>=== RUN 4 ===</w:t>
+      </w:r>
+    </w:p>
+    <w:p>
+      <w:pPr>
+        <w:spacing w:after="0" w:line="240" w:lineRule="auto"/>
+      </w:pPr>
+      <w:r>
+        <w:t>packet 0:</w:t>
+      </w:r>
+    </w:p>
+    <w:p>
+      <w:pPr>
+        <w:spacing w:after="0" w:line="240" w:lineRule="auto"/>
+      </w:pPr>
+      <w:r>
+        <w:t xml:space="preserve">  40 00 00 90 3b 62 04 00 00 0b 01 dc </w:t>
+      </w:r>
+      <w:proofErr w:type="spellStart"/>
+      <w:r>
+        <w:t>fc</w:t>
+      </w:r>
+      <w:proofErr w:type="spellEnd"/>
+      <w:r>
+        <w:t xml:space="preserve"> 47 01 </w:t>
+      </w:r>
+      <w:proofErr w:type="spellStart"/>
+      <w:r>
+        <w:t>fa</w:t>
+      </w:r>
+      <w:proofErr w:type="spellEnd"/>
+      <w:r>
+        <w:t xml:space="preserve"> 30 88 37 2f 00 00 00 a4 </w:t>
+      </w:r>
+      <w:proofErr w:type="spellStart"/>
+      <w:r>
+        <w:t>fc</w:t>
+      </w:r>
+      <w:proofErr w:type="spellEnd"/>
+      <w:r>
+        <w:t xml:space="preserve"> 47 01 64 00 00 00 01</w:t>
+      </w:r>
+    </w:p>
+    <w:p>
+      <w:pPr>
+        <w:spacing w:after="0" w:line="240" w:lineRule="auto"/>
+      </w:pPr>
+      <w:r>
+        <w:t xml:space="preserve">  00 02 00 78 26 7a 04 02 00 00 00 00 00 00 00 </w:t>
+      </w:r>
+      <w:r>
+        <w:rPr>
+          <w:b/>
+          <w:bCs/>
+        </w:rPr>
+        <w:t>f8 3a 62 04 90 3b 62 04 68 26 7a</w:t>
+      </w:r>
+      <w:r>
+        <w:t xml:space="preserve"> 04 00 00 0b 01 2f</w:t>
+      </w:r>
+    </w:p>
+    <w:p>
+      <w:pPr>
+        <w:spacing w:after="0" w:line="240" w:lineRule="auto"/>
+      </w:pPr>
+      <w:r>
         <w:t>packet 1:</w:t>
       </w:r>
     </w:p>
@@ -10151,7 +10698,7 @@
         <w:spacing w:after="0" w:line="240" w:lineRule="auto"/>
       </w:pPr>
       <w:r>
-        <w:t xml:space="preserve">  40 00 00 70 89 2a 07 00 00 0b 01 dc </w:t>
+        <w:t xml:space="preserve">  40 00 00 90 3b 62 04 00 00 0b 01 dc </w:t>
       </w:r>
       <w:proofErr w:type="spellStart"/>
       <w:r>
@@ -10159,7 +10706,7 @@
       </w:r>
       <w:proofErr w:type="spellEnd"/>
       <w:r>
-        <w:t xml:space="preserve"> 4f 01 </w:t>
+        <w:t xml:space="preserve"> 47 01 </w:t>
       </w:r>
       <w:proofErr w:type="spellStart"/>
       <w:r>
@@ -10167,7 +10714,7 @@
       </w:r>
       <w:proofErr w:type="spellEnd"/>
       <w:r>
-        <w:t xml:space="preserve"> 30 80 37 2f 00 00 00 a4 </w:t>
+        <w:t xml:space="preserve"> 30 88 37 2f 00 00 00 a4 </w:t>
       </w:r>
       <w:proofErr w:type="spellStart"/>
       <w:r>
@@ -10175,31 +10722,15 @@
       </w:r>
       <w:proofErr w:type="spellEnd"/>
       <w:r>
-        <w:t xml:space="preserve"> 4f 01 64 00 00 00 55</w:t>
-      </w:r>
-    </w:p>
-    <w:p>
-      <w:pPr>
-        <w:spacing w:after="0" w:line="240" w:lineRule="auto"/>
-      </w:pPr>
-      <w:r>
-        <w:t xml:space="preserve">  00 </w:t>
-      </w:r>
-      <w:proofErr w:type="spellStart"/>
-      <w:r>
-        <w:t>ba</w:t>
-      </w:r>
-      <w:proofErr w:type="spellEnd"/>
-      <w:r>
-        <w:t xml:space="preserve"> 00 90 13 78 04 </w:t>
-      </w:r>
-      <w:proofErr w:type="spellStart"/>
-      <w:r>
-        <w:t>ba</w:t>
-      </w:r>
-      <w:proofErr w:type="spellEnd"/>
-      <w:r>
-        <w:t xml:space="preserve"> 00 00 00 00 00 00 00 08 60 2a 07 70 89 2a 07 80 13 78 04 00 00 0b 01 2f</w:t>
+        <w:t xml:space="preserve"> 47 01 64 00 00 00 02</w:t>
+      </w:r>
+    </w:p>
+    <w:p>
+      <w:pPr>
+        <w:spacing w:after="0" w:line="240" w:lineRule="auto"/>
+      </w:pPr>
+      <w:r>
+        <w:t xml:space="preserve">  00 02 00 78 26 7a 04 02 00 00 00 00 00 00 00 f8 3a 62 04 90 3b 62 04 68 26 7a 04 00 00 0b 01 2f</w:t>
       </w:r>
     </w:p>
     <w:p>
@@ -10215,7 +10746,8 @@
         <w:spacing w:after="0" w:line="240" w:lineRule="auto"/>
       </w:pPr>
       <w:r>
-        <w:t xml:space="preserve">  40 00 00 d8 02 2b 07 00 00 0b 01 dc </w:t>
+        <w:lastRenderedPageBreak/>
+        <w:t xml:space="preserve">  40 00 00 c8 3b 62 04 00 00 0b 01 dc </w:t>
       </w:r>
       <w:proofErr w:type="spellStart"/>
       <w:r>
@@ -10223,7 +10755,7 @@
       </w:r>
       <w:proofErr w:type="spellEnd"/>
       <w:r>
-        <w:t xml:space="preserve"> 4f 01 </w:t>
+        <w:t xml:space="preserve"> 47 01 </w:t>
       </w:r>
       <w:proofErr w:type="spellStart"/>
       <w:r>
@@ -10231,7 +10763,7 @@
       </w:r>
       <w:proofErr w:type="spellEnd"/>
       <w:r>
-        <w:t xml:space="preserve"> 30 80 37 2f 00 00 00 a4 </w:t>
+        <w:t xml:space="preserve"> 30 88 37 2f 00 00 00 a4 </w:t>
       </w:r>
       <w:proofErr w:type="spellStart"/>
       <w:r>
@@ -10239,15 +10771,15 @@
       </w:r>
       <w:proofErr w:type="spellEnd"/>
       <w:r>
-        <w:t xml:space="preserve"> 4f 01 64 00 00 00 56</w:t>
-      </w:r>
-    </w:p>
-    <w:p>
-      <w:pPr>
-        <w:spacing w:after="0" w:line="240" w:lineRule="auto"/>
-      </w:pPr>
-      <w:r>
-        <w:t xml:space="preserve">  00 e5 02 90 13 78 04 e5 02 00 00 00 00 00 00 08 60 2a 07 d8 02 2b 07 80 13 78 04 00 00 0b 01 2f</w:t>
+        <w:t xml:space="preserve"> 47 01 64 00 00 00 02</w:t>
+      </w:r>
+    </w:p>
+    <w:p>
+      <w:pPr>
+        <w:spacing w:after="0" w:line="240" w:lineRule="auto"/>
+      </w:pPr>
+      <w:r>
+        <w:t xml:space="preserve">  00 03 00 78 26 7a 04 03 00 00 00 00 00 00 00 f8 3a 62 04 c8 3b 62 04 68 26 7a 04 00 00 0b 01 2f</w:t>
       </w:r>
     </w:p>
     <w:p>
@@ -10263,7 +10795,7 @@
         <w:spacing w:after="0" w:line="240" w:lineRule="auto"/>
       </w:pPr>
       <w:r>
-        <w:t xml:space="preserve">  40 00 00 08 05 2b 07 00 00 0b 01 dc </w:t>
+        <w:t xml:space="preserve">  40 00 00 20 3b 62 04 00 00 0b 01 dc </w:t>
       </w:r>
       <w:proofErr w:type="spellStart"/>
       <w:r>
@@ -10271,7 +10803,7 @@
       </w:r>
       <w:proofErr w:type="spellEnd"/>
       <w:r>
-        <w:t xml:space="preserve"> 4f 01 </w:t>
+        <w:t xml:space="preserve"> 47 01 </w:t>
       </w:r>
       <w:proofErr w:type="spellStart"/>
       <w:r>
@@ -10279,7 +10811,7 @@
       </w:r>
       <w:proofErr w:type="spellEnd"/>
       <w:r>
-        <w:t xml:space="preserve"> 30 80 37 2f 00 00 00 a4 </w:t>
+        <w:t xml:space="preserve"> 30 88 37 2f 00 00 00 a4 </w:t>
       </w:r>
       <w:proofErr w:type="spellStart"/>
       <w:r>
@@ -10287,31 +10819,15 @@
       </w:r>
       <w:proofErr w:type="spellEnd"/>
       <w:r>
-        <w:t xml:space="preserve"> 4f 01 64 00 00 00 56</w:t>
-      </w:r>
-    </w:p>
-    <w:p>
-      <w:pPr>
-        <w:spacing w:after="0" w:line="240" w:lineRule="auto"/>
-      </w:pPr>
-      <w:r>
-        <w:t xml:space="preserve">  00 </w:t>
-      </w:r>
-      <w:proofErr w:type="spellStart"/>
-      <w:r>
-        <w:t>ef</w:t>
-      </w:r>
-      <w:proofErr w:type="spellEnd"/>
-      <w:r>
-        <w:t xml:space="preserve"> 02 90 13 78 04 </w:t>
-      </w:r>
-      <w:proofErr w:type="spellStart"/>
-      <w:r>
-        <w:t>ef</w:t>
-      </w:r>
-      <w:proofErr w:type="spellEnd"/>
-      <w:r>
-        <w:t xml:space="preserve"> 02 00 00 00 00 00 00 08 60 2a 07 08 05 2b 07 80 13 78 04 00 00 0b 01 2f</w:t>
+        <w:t xml:space="preserve"> 47 01 64 00 00 00 02</w:t>
+      </w:r>
+    </w:p>
+    <w:p>
+      <w:pPr>
+        <w:spacing w:after="0" w:line="240" w:lineRule="auto"/>
+      </w:pPr>
+      <w:r>
+        <w:t xml:space="preserve">  00 00 00 78 26 7a 04 00 00 00 00 00 00 00 00 f8 3a 62 04 20 3b 62 04 68 26 7a 04 00 00 0b 01 2f</w:t>
       </w:r>
     </w:p>
     <w:p>
@@ -10327,7 +10843,7 @@
         <w:spacing w:after="0" w:line="240" w:lineRule="auto"/>
       </w:pPr>
       <w:r>
-        <w:t xml:space="preserve">  40 00 00 78 05 2b 07 00 00 0b 01 dc </w:t>
+        <w:t xml:space="preserve">  40 00 00 90 3b 62 04 00 00 0b 01 dc </w:t>
       </w:r>
       <w:proofErr w:type="spellStart"/>
       <w:r>
@@ -10335,7 +10851,7 @@
       </w:r>
       <w:proofErr w:type="spellEnd"/>
       <w:r>
-        <w:t xml:space="preserve"> 4f 01 </w:t>
+        <w:t xml:space="preserve"> 47 01 </w:t>
       </w:r>
       <w:proofErr w:type="spellStart"/>
       <w:r>
@@ -10343,7 +10859,7 @@
       </w:r>
       <w:proofErr w:type="spellEnd"/>
       <w:r>
-        <w:t xml:space="preserve"> 30 80 37 2f 00 00 00 a4 </w:t>
+        <w:t xml:space="preserve"> 30 88 37 2f 00 00 00 a4 </w:t>
       </w:r>
       <w:proofErr w:type="spellStart"/>
       <w:r>
@@ -10351,15 +10867,15 @@
       </w:r>
       <w:proofErr w:type="spellEnd"/>
       <w:r>
-        <w:t xml:space="preserve"> 4f 01 64 00 00 00 56</w:t>
-      </w:r>
-    </w:p>
-    <w:p>
-      <w:pPr>
-        <w:spacing w:after="0" w:line="240" w:lineRule="auto"/>
-      </w:pPr>
-      <w:r>
-        <w:t xml:space="preserve">  00 f1 02 90 13 78 04 f1 02 00 00 00 00 00 00 08 60 2a 07 78 05 2b 07 80 13 78 04 00 00 0b 01 2f</w:t>
+        <w:t xml:space="preserve"> 47 01 64 00 00 00 02</w:t>
+      </w:r>
+    </w:p>
+    <w:p>
+      <w:pPr>
+        <w:spacing w:after="0" w:line="240" w:lineRule="auto"/>
+      </w:pPr>
+      <w:r>
+        <w:t xml:space="preserve">  00 02 00 78 26 7a 04 02 00 00 00 00 00 00 00 f8 3a 62 04 90 3b 62 04 68 26 7a 04 00 00 0b 01 2f</w:t>
       </w:r>
     </w:p>
     <w:p>
@@ -10375,7 +10891,7 @@
         <w:spacing w:after="0" w:line="240" w:lineRule="auto"/>
       </w:pPr>
       <w:r>
-        <w:t xml:space="preserve">  40 00 00 68 02 2b 07 00 00 0b 01 dc </w:t>
+        <w:t xml:space="preserve">  40 00 00 20 3b 62 04 00 00 0b 01 dc </w:t>
       </w:r>
       <w:proofErr w:type="spellStart"/>
       <w:r>
@@ -10383,7 +10899,7 @@
       </w:r>
       <w:proofErr w:type="spellEnd"/>
       <w:r>
-        <w:t xml:space="preserve"> 4f 01 </w:t>
+        <w:t xml:space="preserve"> 47 01 </w:t>
       </w:r>
       <w:proofErr w:type="spellStart"/>
       <w:r>
@@ -10391,7 +10907,7 @@
       </w:r>
       <w:proofErr w:type="spellEnd"/>
       <w:r>
-        <w:t xml:space="preserve"> 30 80 37 2f 00 00 00 a4 </w:t>
+        <w:t xml:space="preserve"> 30 88 37 2f 00 00 00 a4 </w:t>
       </w:r>
       <w:proofErr w:type="spellStart"/>
       <w:r>
@@ -10399,15 +10915,15 @@
       </w:r>
       <w:proofErr w:type="spellEnd"/>
       <w:r>
-        <w:t xml:space="preserve"> 4f 01 64 00 00 00 56</w:t>
-      </w:r>
-    </w:p>
-    <w:p>
-      <w:pPr>
-        <w:spacing w:after="0" w:line="240" w:lineRule="auto"/>
-      </w:pPr>
-      <w:r>
-        <w:t xml:space="preserve">  00 e3 02 90 13 78 04 e3 02 00 00 00 00 00 00 08 60 2a 07 68 02 2b 07 80 13 78 04 00 00 0b 01 2f</w:t>
+        <w:t xml:space="preserve"> 47 01 64 00 00 00 02</w:t>
+      </w:r>
+    </w:p>
+    <w:p>
+      <w:pPr>
+        <w:spacing w:after="0" w:line="240" w:lineRule="auto"/>
+      </w:pPr>
+      <w:r>
+        <w:t xml:space="preserve">  00 00 00 78 26 7a 04 00 00 00 00 00 00 00 00 f8 3a 62 04 20 3b 62 04 68 26 7a 04 00 00 0b 01 2f</w:t>
       </w:r>
     </w:p>
     <w:p>
@@ -10423,7 +10939,7 @@
         <w:spacing w:after="0" w:line="240" w:lineRule="auto"/>
       </w:pPr>
       <w:r>
-        <w:t xml:space="preserve">  40 00 00 38 07 2b 07 00 00 0b 01 dc </w:t>
+        <w:t xml:space="preserve">  40 00 00 20 3b 62 04 00 00 0b 01 dc </w:t>
       </w:r>
       <w:proofErr w:type="spellStart"/>
       <w:r>
@@ -10431,7 +10947,7 @@
       </w:r>
       <w:proofErr w:type="spellEnd"/>
       <w:r>
-        <w:t xml:space="preserve"> 4f 01 </w:t>
+        <w:t xml:space="preserve"> 47 01 </w:t>
       </w:r>
       <w:proofErr w:type="spellStart"/>
       <w:r>
@@ -10439,7 +10955,7 @@
       </w:r>
       <w:proofErr w:type="spellEnd"/>
       <w:r>
-        <w:t xml:space="preserve"> 30 80 37 2f 00 00 00 a4 </w:t>
+        <w:t xml:space="preserve"> 30 88 37 2f 00 00 00 a4 </w:t>
       </w:r>
       <w:proofErr w:type="spellStart"/>
       <w:r>
@@ -10447,15 +10963,15 @@
       </w:r>
       <w:proofErr w:type="spellEnd"/>
       <w:r>
-        <w:t xml:space="preserve"> 4f 01 64 00 00 00 56</w:t>
-      </w:r>
-    </w:p>
-    <w:p>
-      <w:pPr>
-        <w:spacing w:after="0" w:line="240" w:lineRule="auto"/>
-      </w:pPr>
-      <w:r>
-        <w:t xml:space="preserve">  00 f9 02 90 13 78 04 f9 02 00 00 00 00 00 00 08 60 2a 07 38 07 2b 07 80 13 78 04 00 00 0b 01 2f</w:t>
+        <w:t xml:space="preserve"> 47 01 64 00 00 00 02</w:t>
+      </w:r>
+    </w:p>
+    <w:p>
+      <w:pPr>
+        <w:spacing w:after="0" w:line="240" w:lineRule="auto"/>
+      </w:pPr>
+      <w:r>
+        <w:t xml:space="preserve">  00 00 00 78 26 7a 04 00 00 00 00 00 00 00 00 f8 3a 62 04 20 3b 62 04 68 26 7a 04 00 00 0b 01 2f</w:t>
       </w:r>
     </w:p>
     <w:p>
@@ -10471,7 +10987,7 @@
         <w:spacing w:after="0" w:line="240" w:lineRule="auto"/>
       </w:pPr>
       <w:r>
-        <w:t xml:space="preserve">  40 00 00 e8 05 2b 07 00 00 0b 01 dc </w:t>
+        <w:t xml:space="preserve">  40 00 00 20 3b 62 04 00 00 0b 01 dc </w:t>
       </w:r>
       <w:proofErr w:type="spellStart"/>
       <w:r>
@@ -10479,7 +10995,7 @@
       </w:r>
       <w:proofErr w:type="spellEnd"/>
       <w:r>
-        <w:t xml:space="preserve"> 4f 01 </w:t>
+        <w:t xml:space="preserve"> 47 01 </w:t>
       </w:r>
       <w:proofErr w:type="spellStart"/>
       <w:r>
@@ -10487,7 +11003,7 @@
       </w:r>
       <w:proofErr w:type="spellEnd"/>
       <w:r>
-        <w:t xml:space="preserve"> 30 80 37 2f 00 00 00 a4 </w:t>
+        <w:t xml:space="preserve"> 30 88 37 2f 00 00 00 a4 </w:t>
       </w:r>
       <w:proofErr w:type="spellStart"/>
       <w:r>
@@ -10495,15 +11011,15 @@
       </w:r>
       <w:proofErr w:type="spellEnd"/>
       <w:r>
-        <w:t xml:space="preserve"> 4f 01 64 00 00 00 56</w:t>
-      </w:r>
-    </w:p>
-    <w:p>
-      <w:pPr>
-        <w:spacing w:after="0" w:line="240" w:lineRule="auto"/>
-      </w:pPr>
-      <w:r>
-        <w:t xml:space="preserve">  00 f3 02 90 13 78 04 f3 02 00 00 00 00 00 00 08 60 2a 07 e8 05 2b 07 80 13 78 04 00 00 0b 01 2f</w:t>
+        <w:t xml:space="preserve"> 47 01 64 00 00 00 02</w:t>
+      </w:r>
+    </w:p>
+    <w:p>
+      <w:pPr>
+        <w:spacing w:after="0" w:line="240" w:lineRule="auto"/>
+      </w:pPr>
+      <w:r>
+        <w:t xml:space="preserve">  00 00 00 78 26 7a 04 00 00 00 00 00 00 00 00 f8 3a 62 04 20 3b 62 04 68 26 7a 04 00 00 0b 01 2f</w:t>
       </w:r>
     </w:p>
     <w:p>
@@ -10519,7 +11035,7 @@
         <w:spacing w:after="0" w:line="240" w:lineRule="auto"/>
       </w:pPr>
       <w:r>
-        <w:t xml:space="preserve">  40 00 00 08 05 2b 07 00 00 0b 01 dc </w:t>
+        <w:t xml:space="preserve">  40 00 00 90 3b 62 04 00 00 0b 01 dc </w:t>
       </w:r>
       <w:proofErr w:type="spellStart"/>
       <w:r>
@@ -10527,7 +11043,7 @@
       </w:r>
       <w:proofErr w:type="spellEnd"/>
       <w:r>
-        <w:t xml:space="preserve"> 4f 01 </w:t>
+        <w:t xml:space="preserve"> 47 01 </w:t>
       </w:r>
       <w:proofErr w:type="spellStart"/>
       <w:r>
@@ -10535,7 +11051,7 @@
       </w:r>
       <w:proofErr w:type="spellEnd"/>
       <w:r>
-        <w:t xml:space="preserve"> 30 80 37 2f 00 00 00 a4 </w:t>
+        <w:t xml:space="preserve"> 30 88 37 2f 00 00 00 a4 </w:t>
       </w:r>
       <w:proofErr w:type="spellStart"/>
       <w:r>
@@ -10543,31 +11059,596 @@
       </w:r>
       <w:proofErr w:type="spellEnd"/>
       <w:r>
-        <w:t xml:space="preserve"> 4f 01 64 00 00 00 56</w:t>
-      </w:r>
-    </w:p>
-    <w:p>
-      <w:pPr>
-        <w:spacing w:after="0" w:line="240" w:lineRule="auto"/>
-      </w:pPr>
-      <w:r>
-        <w:t xml:space="preserve">  00 </w:t>
-      </w:r>
-      <w:proofErr w:type="spellStart"/>
-      <w:r>
-        <w:t>ef</w:t>
-      </w:r>
-      <w:proofErr w:type="spellEnd"/>
-      <w:r>
-        <w:t xml:space="preserve"> 02 90 13 78 04 </w:t>
-      </w:r>
-      <w:proofErr w:type="spellStart"/>
-      <w:r>
-        <w:t>ef</w:t>
-      </w:r>
-      <w:proofErr w:type="spellEnd"/>
-      <w:r>
-        <w:t xml:space="preserve"> 02 00 00 00 00 00 00 08 60 2a 07 08 05 2b 07 80 13 78 04 00 00 0b 01 2f</w:t>
+        <w:t xml:space="preserve"> 47 01 64 00 00 00 02</w:t>
+      </w:r>
+    </w:p>
+    <w:p>
+      <w:pPr>
+        <w:spacing w:after="0" w:line="240" w:lineRule="auto"/>
+      </w:pPr>
+      <w:r>
+        <w:t xml:space="preserve">  00 02 00 78 26 7a 04 02 00 00 00 00 00 00 00 f8 3a 62 04 90 3b 62 04 68 26 7a 04 00 00 0b 01 2f</w:t>
+      </w:r>
+    </w:p>
+    <w:p>
+      <w:pPr>
+        <w:spacing w:after="0" w:line="240" w:lineRule="auto"/>
+      </w:pPr>
+      <w:r>
+        <w:t>packet 9:</w:t>
+      </w:r>
+    </w:p>
+    <w:p>
+      <w:pPr>
+        <w:spacing w:after="0" w:line="240" w:lineRule="auto"/>
+      </w:pPr>
+      <w:r>
+        <w:t xml:space="preserve">  40 00 00 20 3b 62 04 00 00 0b 01 dc </w:t>
+      </w:r>
+      <w:proofErr w:type="spellStart"/>
+      <w:r>
+        <w:t>fc</w:t>
+      </w:r>
+      <w:proofErr w:type="spellEnd"/>
+      <w:r>
+        <w:t xml:space="preserve"> 47 01 </w:t>
+      </w:r>
+      <w:proofErr w:type="spellStart"/>
+      <w:r>
+        <w:t>fa</w:t>
+      </w:r>
+      <w:proofErr w:type="spellEnd"/>
+      <w:r>
+        <w:t xml:space="preserve"> 30 88 37 2f 00 00 00 a4 </w:t>
+      </w:r>
+      <w:proofErr w:type="spellStart"/>
+      <w:r>
+        <w:t>fc</w:t>
+      </w:r>
+      <w:proofErr w:type="spellEnd"/>
+      <w:r>
+        <w:t xml:space="preserve"> 47 01 64 00 00 00 02</w:t>
+      </w:r>
+    </w:p>
+    <w:p>
+      <w:pPr>
+        <w:spacing w:after="0" w:line="240" w:lineRule="auto"/>
+      </w:pPr>
+      <w:r>
+        <w:t xml:space="preserve">  00 00 00 78 26 7a 04 00 00 00 00 00 00 00 00 f8 3a 62 04 20 3b 62 04 68 26 7a 04 00 00 0b 01 2f</w:t>
+      </w:r>
+    </w:p>
+    <w:p>
+      <w:pPr>
+        <w:spacing w:after="0" w:line="240" w:lineRule="auto"/>
+      </w:pPr>
+      <w:r>
+        <w:t>packet 10:</w:t>
+      </w:r>
+    </w:p>
+    <w:p>
+      <w:pPr>
+        <w:spacing w:after="0" w:line="240" w:lineRule="auto"/>
+      </w:pPr>
+      <w:r>
+        <w:t xml:space="preserve">  40 00 00 90 3b 62 04 00 00 0b 01 dc </w:t>
+      </w:r>
+      <w:proofErr w:type="spellStart"/>
+      <w:r>
+        <w:t>fc</w:t>
+      </w:r>
+      <w:proofErr w:type="spellEnd"/>
+      <w:r>
+        <w:t xml:space="preserve"> 47 01 </w:t>
+      </w:r>
+      <w:proofErr w:type="spellStart"/>
+      <w:r>
+        <w:t>fa</w:t>
+      </w:r>
+      <w:proofErr w:type="spellEnd"/>
+      <w:r>
+        <w:t xml:space="preserve"> 30 88 37 2f 00 00 00 a4 </w:t>
+      </w:r>
+      <w:proofErr w:type="spellStart"/>
+      <w:r>
+        <w:t>fc</w:t>
+      </w:r>
+      <w:proofErr w:type="spellEnd"/>
+      <w:r>
+        <w:t xml:space="preserve"> 47 01 64 00 00 00 02</w:t>
+      </w:r>
+    </w:p>
+    <w:p>
+      <w:pPr>
+        <w:spacing w:after="0" w:line="240" w:lineRule="auto"/>
+      </w:pPr>
+      <w:r>
+        <w:t xml:space="preserve">  00 02 00 78 26 7a 04 02 00 00 00 00 00 00 00 f8 3a 62 04 90 3b 62 04 68 26 7a 04 00 00 0b 01 2f</w:t>
+      </w:r>
+    </w:p>
+    <w:p>
+      <w:pPr>
+        <w:spacing w:after="0" w:line="240" w:lineRule="auto"/>
+      </w:pPr>
+      <w:r>
+        <w:t>packet 11:</w:t>
+      </w:r>
+    </w:p>
+    <w:p>
+      <w:pPr>
+        <w:spacing w:after="0" w:line="240" w:lineRule="auto"/>
+      </w:pPr>
+      <w:r>
+        <w:t xml:space="preserve">  40 00 00 20 3b 62 04 00 00 0b 01 dc </w:t>
+      </w:r>
+      <w:proofErr w:type="spellStart"/>
+      <w:r>
+        <w:t>fc</w:t>
+      </w:r>
+      <w:proofErr w:type="spellEnd"/>
+      <w:r>
+        <w:t xml:space="preserve"> 47 01 </w:t>
+      </w:r>
+      <w:proofErr w:type="spellStart"/>
+      <w:r>
+        <w:t>fa</w:t>
+      </w:r>
+      <w:proofErr w:type="spellEnd"/>
+      <w:r>
+        <w:t xml:space="preserve"> 30 88 37 2f 00 00 00 a4 </w:t>
+      </w:r>
+      <w:proofErr w:type="spellStart"/>
+      <w:r>
+        <w:t>fc</w:t>
+      </w:r>
+      <w:proofErr w:type="spellEnd"/>
+      <w:r>
+        <w:t xml:space="preserve"> 47 01 64 00 00 00 02</w:t>
+      </w:r>
+    </w:p>
+    <w:p>
+      <w:pPr>
+        <w:spacing w:after="0" w:line="240" w:lineRule="auto"/>
+      </w:pPr>
+      <w:r>
+        <w:t xml:space="preserve">  00 00 00 78 26 7a 04 00 00 00 00 00 00 00 00 f8 3a 62 04 20 3b 62 04 68 26 7a 04 00 00 0b 01 2f</w:t>
+      </w:r>
+    </w:p>
+    <w:p>
+      <w:pPr>
+        <w:spacing w:after="0" w:line="240" w:lineRule="auto"/>
+      </w:pPr>
+      <w:r>
+        <w:t>packet 12:</w:t>
+      </w:r>
+    </w:p>
+    <w:p>
+      <w:pPr>
+        <w:spacing w:after="0" w:line="240" w:lineRule="auto"/>
+      </w:pPr>
+      <w:r>
+        <w:t xml:space="preserve">  40 00 00 90 3b 62 04 00 00 0b 01 dc </w:t>
+      </w:r>
+      <w:proofErr w:type="spellStart"/>
+      <w:r>
+        <w:t>fc</w:t>
+      </w:r>
+      <w:proofErr w:type="spellEnd"/>
+      <w:r>
+        <w:t xml:space="preserve"> 47 01 </w:t>
+      </w:r>
+      <w:proofErr w:type="spellStart"/>
+      <w:r>
+        <w:t>fa</w:t>
+      </w:r>
+      <w:proofErr w:type="spellEnd"/>
+      <w:r>
+        <w:t xml:space="preserve"> 30 88 37 2f 00 00 00 a4 </w:t>
+      </w:r>
+      <w:proofErr w:type="spellStart"/>
+      <w:r>
+        <w:t>fc</w:t>
+      </w:r>
+      <w:proofErr w:type="spellEnd"/>
+      <w:r>
+        <w:t xml:space="preserve"> 47 01 64 00 00 00 02</w:t>
+      </w:r>
+    </w:p>
+    <w:p>
+      <w:pPr>
+        <w:spacing w:after="0" w:line="240" w:lineRule="auto"/>
+      </w:pPr>
+      <w:r>
+        <w:t xml:space="preserve">  00 02 00 78 26 7a 04 02 00 00 00 00 00 00 00 f8 3a 62 04 90 3b 62 04 68 26 7a 04 00 00 0b 01 2f</w:t>
+      </w:r>
+    </w:p>
+    <w:p>
+      <w:pPr>
+        <w:spacing w:after="0" w:line="240" w:lineRule="auto"/>
+      </w:pPr>
+      <w:r>
+        <w:t>packet 13:</w:t>
+      </w:r>
+    </w:p>
+    <w:p>
+      <w:pPr>
+        <w:spacing w:after="0" w:line="240" w:lineRule="auto"/>
+      </w:pPr>
+      <w:r>
+        <w:t xml:space="preserve">  40 00 00 90 3b 62 04 00 00 0b 01 dc </w:t>
+      </w:r>
+      <w:proofErr w:type="spellStart"/>
+      <w:r>
+        <w:t>fc</w:t>
+      </w:r>
+      <w:proofErr w:type="spellEnd"/>
+      <w:r>
+        <w:t xml:space="preserve"> 47 01 </w:t>
+      </w:r>
+      <w:proofErr w:type="spellStart"/>
+      <w:r>
+        <w:t>fa</w:t>
+      </w:r>
+      <w:proofErr w:type="spellEnd"/>
+      <w:r>
+        <w:t xml:space="preserve"> 30 88 37 2f 00 00 00 a4 </w:t>
+      </w:r>
+      <w:proofErr w:type="spellStart"/>
+      <w:r>
+        <w:t>fc</w:t>
+      </w:r>
+      <w:proofErr w:type="spellEnd"/>
+      <w:r>
+        <w:t xml:space="preserve"> 47 01 64 00 00 00 02</w:t>
+      </w:r>
+    </w:p>
+    <w:p>
+      <w:pPr>
+        <w:spacing w:after="0" w:line="240" w:lineRule="auto"/>
+      </w:pPr>
+      <w:r>
+        <w:t xml:space="preserve">  00 02 00 78 26 7a 04 02 00 00 00 00 00 00 00 f8 3a 62 04 90 3b 62 04 68 26 7a 04 00 00 0b 01 2f</w:t>
+      </w:r>
+    </w:p>
+    <w:p>
+      <w:pPr>
+        <w:spacing w:after="0" w:line="240" w:lineRule="auto"/>
+      </w:pPr>
+      <w:r>
+        <w:t>packet 14:</w:t>
+      </w:r>
+    </w:p>
+    <w:p>
+      <w:pPr>
+        <w:spacing w:after="0" w:line="240" w:lineRule="auto"/>
+      </w:pPr>
+      <w:r>
+        <w:t xml:space="preserve">  40 00 00 20 3b 62 04 00 00 0b 01 dc </w:t>
+      </w:r>
+      <w:proofErr w:type="spellStart"/>
+      <w:r>
+        <w:t>fc</w:t>
+      </w:r>
+      <w:proofErr w:type="spellEnd"/>
+      <w:r>
+        <w:t xml:space="preserve"> 47 01 </w:t>
+      </w:r>
+      <w:proofErr w:type="spellStart"/>
+      <w:r>
+        <w:t>fa</w:t>
+      </w:r>
+      <w:proofErr w:type="spellEnd"/>
+      <w:r>
+        <w:t xml:space="preserve"> 30 88 37 2f 00 00 00 a4 </w:t>
+      </w:r>
+      <w:proofErr w:type="spellStart"/>
+      <w:r>
+        <w:t>fc</w:t>
+      </w:r>
+      <w:proofErr w:type="spellEnd"/>
+      <w:r>
+        <w:t xml:space="preserve"> 47 01 64 00 00 00 02</w:t>
+      </w:r>
+    </w:p>
+    <w:p>
+      <w:pPr>
+        <w:spacing w:after="0" w:line="240" w:lineRule="auto"/>
+      </w:pPr>
+      <w:r>
+        <w:t xml:space="preserve">  00 00 00 78 26 7a 04 00 00 00 00 00 00 00 00 f8 3a 62 04 20 3b 62 04 68 26 7a 04 00 00 0b 01 2f</w:t>
+      </w:r>
+    </w:p>
+    <w:p>
+      <w:pPr>
+        <w:spacing w:after="0" w:line="240" w:lineRule="auto"/>
+      </w:pPr>
+      <w:r>
+        <w:t>packet 15:</w:t>
+      </w:r>
+    </w:p>
+    <w:p>
+      <w:pPr>
+        <w:spacing w:after="0" w:line="240" w:lineRule="auto"/>
+      </w:pPr>
+      <w:r>
+        <w:t xml:space="preserve">  40 00 00 c8 3b 62 04 00 00 0b 01 dc </w:t>
+      </w:r>
+      <w:proofErr w:type="spellStart"/>
+      <w:r>
+        <w:t>fc</w:t>
+      </w:r>
+      <w:proofErr w:type="spellEnd"/>
+      <w:r>
+        <w:t xml:space="preserve"> 47 01 </w:t>
+      </w:r>
+      <w:proofErr w:type="spellStart"/>
+      <w:r>
+        <w:t>fa</w:t>
+      </w:r>
+      <w:proofErr w:type="spellEnd"/>
+      <w:r>
+        <w:t xml:space="preserve"> 30 88 37 2f 00 00 00 a4 </w:t>
+      </w:r>
+      <w:proofErr w:type="spellStart"/>
+      <w:r>
+        <w:t>fc</w:t>
+      </w:r>
+      <w:proofErr w:type="spellEnd"/>
+      <w:r>
+        <w:t xml:space="preserve"> 47 01 64 00 00 00 02</w:t>
+      </w:r>
+    </w:p>
+    <w:p>
+      <w:pPr>
+        <w:spacing w:after="0" w:line="240" w:lineRule="auto"/>
+      </w:pPr>
+      <w:r>
+        <w:t xml:space="preserve">  00 03 00 78 26 7a 04 03 00 00 00 00 00 00 00 f8 3a 62 04 c8 3b 62 04 68 26 7a 04 00 00 0b 01 2f</w:t>
+      </w:r>
+    </w:p>
+    <w:p>
+      <w:pPr>
+        <w:spacing w:after="0" w:line="240" w:lineRule="auto"/>
+      </w:pPr>
+      <w:r>
+        <w:t>packet 16:</w:t>
+      </w:r>
+    </w:p>
+    <w:p>
+      <w:pPr>
+        <w:spacing w:after="0" w:line="240" w:lineRule="auto"/>
+      </w:pPr>
+      <w:r>
+        <w:t xml:space="preserve">  40 00 00 90 3b 62 04 00 00 0b 01 dc </w:t>
+      </w:r>
+      <w:proofErr w:type="spellStart"/>
+      <w:r>
+        <w:t>fc</w:t>
+      </w:r>
+      <w:proofErr w:type="spellEnd"/>
+      <w:r>
+        <w:t xml:space="preserve"> 47 01 </w:t>
+      </w:r>
+      <w:proofErr w:type="spellStart"/>
+      <w:r>
+        <w:t>fa</w:t>
+      </w:r>
+      <w:proofErr w:type="spellEnd"/>
+      <w:r>
+        <w:t xml:space="preserve"> 30 88 37 2f 00 00 00 a4 </w:t>
+      </w:r>
+      <w:proofErr w:type="spellStart"/>
+      <w:r>
+        <w:t>fc</w:t>
+      </w:r>
+      <w:proofErr w:type="spellEnd"/>
+      <w:r>
+        <w:t xml:space="preserve"> 47 01 64 00 00 00 02</w:t>
+      </w:r>
+    </w:p>
+    <w:p>
+      <w:pPr>
+        <w:spacing w:after="0" w:line="240" w:lineRule="auto"/>
+      </w:pPr>
+      <w:r>
+        <w:t xml:space="preserve">  00 02 00 78 26 7a 04 02 00 00 00 00 00 00 00 f8 3a 62 04 90 3b 62 04 68 26 7a 04 00 00 0b 01 2f</w:t>
+      </w:r>
+    </w:p>
+    <w:p>
+      <w:pPr>
+        <w:spacing w:after="0" w:line="240" w:lineRule="auto"/>
+      </w:pPr>
+      <w:r>
+        <w:t>packet 17:</w:t>
+      </w:r>
+    </w:p>
+    <w:p>
+      <w:pPr>
+        <w:spacing w:after="0" w:line="240" w:lineRule="auto"/>
+      </w:pPr>
+      <w:r>
+        <w:t xml:space="preserve">  40 00 00 20 3b 62 04 00 00 0b 01 dc </w:t>
+      </w:r>
+      <w:proofErr w:type="spellStart"/>
+      <w:r>
+        <w:t>fc</w:t>
+      </w:r>
+      <w:proofErr w:type="spellEnd"/>
+      <w:r>
+        <w:t xml:space="preserve"> 47 01 </w:t>
+      </w:r>
+      <w:proofErr w:type="spellStart"/>
+      <w:r>
+        <w:t>fa</w:t>
+      </w:r>
+      <w:proofErr w:type="spellEnd"/>
+      <w:r>
+        <w:t xml:space="preserve"> 30 88 37 2f 00 00 00 a4 </w:t>
+      </w:r>
+      <w:proofErr w:type="spellStart"/>
+      <w:r>
+        <w:t>fc</w:t>
+      </w:r>
+      <w:proofErr w:type="spellEnd"/>
+      <w:r>
+        <w:t xml:space="preserve"> 47 01 64 00 00 00 02</w:t>
+      </w:r>
+    </w:p>
+    <w:p>
+      <w:pPr>
+        <w:spacing w:after="0" w:line="240" w:lineRule="auto"/>
+      </w:pPr>
+      <w:r>
+        <w:t xml:space="preserve">  00 00 00 78 26 7a 04 00 00 00 00 00 00 00 00 f8 3a 62 04 20 3b 62 04 68 26 7a 04 00 00 0b 01 2f</w:t>
+      </w:r>
+    </w:p>
+    <w:p>
+      <w:pPr>
+        <w:spacing w:after="0" w:line="240" w:lineRule="auto"/>
+      </w:pPr>
+      <w:r>
+        <w:t>packet 18:</w:t>
+      </w:r>
+    </w:p>
+    <w:p>
+      <w:pPr>
+        <w:spacing w:after="0" w:line="240" w:lineRule="auto"/>
+      </w:pPr>
+      <w:r>
+        <w:t xml:space="preserve">  40 00 00 90 3b 62 04 00 00 0b 01 dc </w:t>
+      </w:r>
+      <w:proofErr w:type="spellStart"/>
+      <w:r>
+        <w:t>fc</w:t>
+      </w:r>
+      <w:proofErr w:type="spellEnd"/>
+      <w:r>
+        <w:t xml:space="preserve"> 47 01 </w:t>
+      </w:r>
+      <w:proofErr w:type="spellStart"/>
+      <w:r>
+        <w:t>fa</w:t>
+      </w:r>
+      <w:proofErr w:type="spellEnd"/>
+      <w:r>
+        <w:t xml:space="preserve"> 30 88 37 2f 00 00 00 a4 </w:t>
+      </w:r>
+      <w:proofErr w:type="spellStart"/>
+      <w:r>
+        <w:t>fc</w:t>
+      </w:r>
+      <w:proofErr w:type="spellEnd"/>
+      <w:r>
+        <w:t xml:space="preserve"> 47 01 64 00 00 00 02</w:t>
+      </w:r>
+    </w:p>
+    <w:p>
+      <w:pPr>
+        <w:spacing w:after="0" w:line="240" w:lineRule="auto"/>
+      </w:pPr>
+      <w:r>
+        <w:t xml:space="preserve">  00 02 00 78 26 7a 04 02 00 00 00 00 00 00 00 f8 3a 62 04 90 3b 62 04 68 26 7a 04 00 00 0b 01 2f</w:t>
+      </w:r>
+    </w:p>
+    <w:p>
+      <w:pPr>
+        <w:spacing w:after="0" w:line="240" w:lineRule="auto"/>
+      </w:pPr>
+      <w:r>
+        <w:t>packet 19:</w:t>
+      </w:r>
+    </w:p>
+    <w:p>
+      <w:pPr>
+        <w:spacing w:after="0" w:line="240" w:lineRule="auto"/>
+      </w:pPr>
+      <w:r>
+        <w:t xml:space="preserve">  40 00 00 20 3b 62 04 00 00 0b 01 dc </w:t>
+      </w:r>
+      <w:proofErr w:type="spellStart"/>
+      <w:r>
+        <w:t>fc</w:t>
+      </w:r>
+      <w:proofErr w:type="spellEnd"/>
+      <w:r>
+        <w:t xml:space="preserve"> 47 01 </w:t>
+      </w:r>
+      <w:proofErr w:type="spellStart"/>
+      <w:r>
+        <w:t>fa</w:t>
+      </w:r>
+      <w:proofErr w:type="spellEnd"/>
+      <w:r>
+        <w:t xml:space="preserve"> 30 88 37 2f 00 00 00 a4 </w:t>
+      </w:r>
+      <w:proofErr w:type="spellStart"/>
+      <w:r>
+        <w:t>fc</w:t>
+      </w:r>
+      <w:proofErr w:type="spellEnd"/>
+      <w:r>
+        <w:t xml:space="preserve"> 47 01 64 00 00 00 02</w:t>
+      </w:r>
+    </w:p>
+    <w:p>
+      <w:pPr>
+        <w:spacing w:after="0" w:line="240" w:lineRule="auto"/>
+      </w:pPr>
+      <w:r>
+        <w:t xml:space="preserve">  00 00 00 78 26 7a 04 00 00 00 00 00 00 00 00 f8 3a 62 04 20 3b 62 04 68 26 7a 04 00 00 0b 01 2f</w:t>
+      </w:r>
+    </w:p>
+    <w:p>
+      <w:pPr>
+        <w:spacing w:after="0" w:line="240" w:lineRule="auto"/>
+      </w:pPr>
+    </w:p>
+    <w:p>
+      <w:pPr>
+        <w:spacing w:after="0" w:line="240" w:lineRule="auto"/>
+      </w:pPr>
+      <w:r>
+        <w:t>=== RUN 5 ===</w:t>
+      </w:r>
+    </w:p>
+    <w:p>
+      <w:pPr>
+        <w:spacing w:after="0" w:line="240" w:lineRule="auto"/>
+      </w:pPr>
+      <w:r>
+        <w:t>packet 0:</w:t>
+      </w:r>
+    </w:p>
+    <w:p>
+      <w:pPr>
+        <w:spacing w:after="0" w:line="240" w:lineRule="auto"/>
+      </w:pPr>
+      <w:r>
+        <w:t xml:space="preserve">  40 00 00 00 3a 62 04 00 00 0b 01 dc </w:t>
+      </w:r>
+      <w:proofErr w:type="spellStart"/>
+      <w:r>
+        <w:t>fc</w:t>
+      </w:r>
+      <w:proofErr w:type="spellEnd"/>
+      <w:r>
+        <w:t xml:space="preserve"> 47 01 </w:t>
+      </w:r>
+      <w:proofErr w:type="spellStart"/>
+      <w:r>
+        <w:t>fa</w:t>
+      </w:r>
+      <w:proofErr w:type="spellEnd"/>
+      <w:r>
+        <w:t xml:space="preserve"> 30 88 37 2f 00 00 00 a4 </w:t>
+      </w:r>
+      <w:proofErr w:type="spellStart"/>
+      <w:r>
+        <w:t>fc</w:t>
+      </w:r>
+      <w:proofErr w:type="spellEnd"/>
+      <w:r>
+        <w:t xml:space="preserve"> 47 01 64 00 00 00 01</w:t>
       </w:r>
     </w:p>
     <w:p>
@@ -10576,6 +11657,398 @@
       </w:pPr>
       <w:r>
         <w:lastRenderedPageBreak/>
+        <w:t xml:space="preserve">  00 06 00 68 ec 78 04 06 00 00 00 00 00 00 00 88 38 62 04 00 3a 62 04 58 ec 78 04 00 00 0b 01 2f</w:t>
+      </w:r>
+    </w:p>
+    <w:p>
+      <w:pPr>
+        <w:spacing w:after="0" w:line="240" w:lineRule="auto"/>
+      </w:pPr>
+      <w:r>
+        <w:t>packet 1:</w:t>
+      </w:r>
+    </w:p>
+    <w:p>
+      <w:pPr>
+        <w:spacing w:after="0" w:line="240" w:lineRule="auto"/>
+      </w:pPr>
+      <w:r>
+        <w:t xml:space="preserve">  40 00 00 e8 38 62 04 00 00 0b 01 dc </w:t>
+      </w:r>
+      <w:proofErr w:type="spellStart"/>
+      <w:r>
+        <w:t>fc</w:t>
+      </w:r>
+      <w:proofErr w:type="spellEnd"/>
+      <w:r>
+        <w:t xml:space="preserve"> 47 01 </w:t>
+      </w:r>
+      <w:proofErr w:type="spellStart"/>
+      <w:r>
+        <w:t>fa</w:t>
+      </w:r>
+      <w:proofErr w:type="spellEnd"/>
+      <w:r>
+        <w:t xml:space="preserve"> 30 88 37 2f 00 00 00 a4 </w:t>
+      </w:r>
+      <w:proofErr w:type="spellStart"/>
+      <w:r>
+        <w:t>fc</w:t>
+      </w:r>
+      <w:proofErr w:type="spellEnd"/>
+      <w:r>
+        <w:t xml:space="preserve"> 47 01 64 00 00 00 02</w:t>
+      </w:r>
+    </w:p>
+    <w:p>
+      <w:pPr>
+        <w:spacing w:after="0" w:line="240" w:lineRule="auto"/>
+      </w:pPr>
+      <w:r>
+        <w:t xml:space="preserve">  00 01 00 68 ec 78 04 01 00 00 00 00 00 00 00 88 38 62 04 e8 38 62 04 58 ec 78 04 00 00 0b 01 2f</w:t>
+      </w:r>
+    </w:p>
+    <w:p>
+      <w:pPr>
+        <w:spacing w:after="0" w:line="240" w:lineRule="auto"/>
+      </w:pPr>
+      <w:r>
+        <w:t>packet 2:</w:t>
+      </w:r>
+    </w:p>
+    <w:p>
+      <w:pPr>
+        <w:spacing w:after="0" w:line="240" w:lineRule="auto"/>
+      </w:pPr>
+      <w:r>
+        <w:t xml:space="preserve">  40 00 00 00 3a 62 04 00 00 0b 01 dc </w:t>
+      </w:r>
+      <w:proofErr w:type="spellStart"/>
+      <w:r>
+        <w:t>fc</w:t>
+      </w:r>
+      <w:proofErr w:type="spellEnd"/>
+      <w:r>
+        <w:t xml:space="preserve"> 47 01 </w:t>
+      </w:r>
+      <w:proofErr w:type="spellStart"/>
+      <w:r>
+        <w:t>fa</w:t>
+      </w:r>
+      <w:proofErr w:type="spellEnd"/>
+      <w:r>
+        <w:t xml:space="preserve"> 30 88 37 2f 00 00 00 a4 </w:t>
+      </w:r>
+      <w:proofErr w:type="spellStart"/>
+      <w:r>
+        <w:t>fc</w:t>
+      </w:r>
+      <w:proofErr w:type="spellEnd"/>
+      <w:r>
+        <w:t xml:space="preserve"> 47 01 64 00 00 00 02</w:t>
+      </w:r>
+    </w:p>
+    <w:p>
+      <w:pPr>
+        <w:spacing w:after="0" w:line="240" w:lineRule="auto"/>
+      </w:pPr>
+      <w:r>
+        <w:t xml:space="preserve">  00 06 00 68 ec 78 04 06 00 00 00 00 00 00 00 88 38 62 04 00 3a 62 04 58 ec 78 04 00 00 0b 01 2f</w:t>
+      </w:r>
+    </w:p>
+    <w:p>
+      <w:pPr>
+        <w:spacing w:after="0" w:line="240" w:lineRule="auto"/>
+      </w:pPr>
+      <w:r>
+        <w:t>packet 3:</w:t>
+      </w:r>
+    </w:p>
+    <w:p>
+      <w:pPr>
+        <w:spacing w:after="0" w:line="240" w:lineRule="auto"/>
+      </w:pPr>
+      <w:r>
+        <w:t xml:space="preserve">  40 00 00 e8 38 62 04 00 00 0b 01 dc </w:t>
+      </w:r>
+      <w:proofErr w:type="spellStart"/>
+      <w:r>
+        <w:t>fc</w:t>
+      </w:r>
+      <w:proofErr w:type="spellEnd"/>
+      <w:r>
+        <w:t xml:space="preserve"> 47 01 </w:t>
+      </w:r>
+      <w:proofErr w:type="spellStart"/>
+      <w:r>
+        <w:t>fa</w:t>
+      </w:r>
+      <w:proofErr w:type="spellEnd"/>
+      <w:r>
+        <w:t xml:space="preserve"> 30 88 37 2f 00 00 00 a4 </w:t>
+      </w:r>
+      <w:proofErr w:type="spellStart"/>
+      <w:r>
+        <w:t>fc</w:t>
+      </w:r>
+      <w:proofErr w:type="spellEnd"/>
+      <w:r>
+        <w:t xml:space="preserve"> 47 01 64 00 00 00 02</w:t>
+      </w:r>
+    </w:p>
+    <w:p>
+      <w:pPr>
+        <w:spacing w:after="0" w:line="240" w:lineRule="auto"/>
+      </w:pPr>
+      <w:r>
+        <w:t xml:space="preserve">  00 01 00 68 ec 78 04 01 00 00 00 00 00 00 00 88 38 62 04 e8 38 62 04 58 ec 78 04 00 00 0b 01 2f</w:t>
+      </w:r>
+    </w:p>
+    <w:p>
+      <w:pPr>
+        <w:spacing w:after="0" w:line="240" w:lineRule="auto"/>
+      </w:pPr>
+      <w:r>
+        <w:t>packet 4:</w:t>
+      </w:r>
+    </w:p>
+    <w:p>
+      <w:pPr>
+        <w:spacing w:after="0" w:line="240" w:lineRule="auto"/>
+      </w:pPr>
+      <w:r>
+        <w:t xml:space="preserve">  40 00 00 38 3a 62 04 00 00 0b 01 dc </w:t>
+      </w:r>
+      <w:proofErr w:type="spellStart"/>
+      <w:r>
+        <w:t>fc</w:t>
+      </w:r>
+      <w:proofErr w:type="spellEnd"/>
+      <w:r>
+        <w:t xml:space="preserve"> 47 01 </w:t>
+      </w:r>
+      <w:proofErr w:type="spellStart"/>
+      <w:r>
+        <w:t>fa</w:t>
+      </w:r>
+      <w:proofErr w:type="spellEnd"/>
+      <w:r>
+        <w:t xml:space="preserve"> 30 88 37 2f 00 00 00 a4 </w:t>
+      </w:r>
+      <w:proofErr w:type="spellStart"/>
+      <w:r>
+        <w:t>fc</w:t>
+      </w:r>
+      <w:proofErr w:type="spellEnd"/>
+      <w:r>
+        <w:t xml:space="preserve"> 47 01 64 00 00 00 02</w:t>
+      </w:r>
+    </w:p>
+    <w:p>
+      <w:pPr>
+        <w:spacing w:after="0" w:line="240" w:lineRule="auto"/>
+      </w:pPr>
+      <w:r>
+        <w:t xml:space="preserve">  00 07 00 68 ec 78 04 07 00 00 00 00 00 00 00 88 38 62 04 38 3a 62 04 58 ec 78 04 00 00 0b 01 2f</w:t>
+      </w:r>
+    </w:p>
+    <w:p>
+      <w:pPr>
+        <w:spacing w:after="0" w:line="240" w:lineRule="auto"/>
+      </w:pPr>
+      <w:r>
+        <w:t>packet 5:</w:t>
+      </w:r>
+    </w:p>
+    <w:p>
+      <w:pPr>
+        <w:spacing w:after="0" w:line="240" w:lineRule="auto"/>
+      </w:pPr>
+      <w:r>
+        <w:t xml:space="preserve">  40 00 00 38 3a 62 04 00 00 0b 01 dc </w:t>
+      </w:r>
+      <w:proofErr w:type="spellStart"/>
+      <w:r>
+        <w:t>fc</w:t>
+      </w:r>
+      <w:proofErr w:type="spellEnd"/>
+      <w:r>
+        <w:t xml:space="preserve"> 47 01 </w:t>
+      </w:r>
+      <w:proofErr w:type="spellStart"/>
+      <w:r>
+        <w:t>fa</w:t>
+      </w:r>
+      <w:proofErr w:type="spellEnd"/>
+      <w:r>
+        <w:t xml:space="preserve"> 30 88 37 2f 00 00 00 a4 </w:t>
+      </w:r>
+      <w:proofErr w:type="spellStart"/>
+      <w:r>
+        <w:t>fc</w:t>
+      </w:r>
+      <w:proofErr w:type="spellEnd"/>
+      <w:r>
+        <w:t xml:space="preserve"> 47 01 64 00 00 00 02</w:t>
+      </w:r>
+    </w:p>
+    <w:p>
+      <w:pPr>
+        <w:spacing w:after="0" w:line="240" w:lineRule="auto"/>
+      </w:pPr>
+      <w:r>
+        <w:t xml:space="preserve">  00 07 00 68 ec 78 04 07 00 00 00 00 00 00 00 88 38 62 04 38 3a 62 04 58 ec 78 04 00 00 0b 01 2f</w:t>
+      </w:r>
+    </w:p>
+    <w:p>
+      <w:pPr>
+        <w:spacing w:after="0" w:line="240" w:lineRule="auto"/>
+      </w:pPr>
+      <w:r>
+        <w:t>packet 6:</w:t>
+      </w:r>
+    </w:p>
+    <w:p>
+      <w:pPr>
+        <w:spacing w:after="0" w:line="240" w:lineRule="auto"/>
+      </w:pPr>
+      <w:r>
+        <w:t xml:space="preserve">  40 00 00 00 3a 62 04 00 00 0b 01 dc </w:t>
+      </w:r>
+      <w:proofErr w:type="spellStart"/>
+      <w:r>
+        <w:t>fc</w:t>
+      </w:r>
+      <w:proofErr w:type="spellEnd"/>
+      <w:r>
+        <w:t xml:space="preserve"> 47 01 </w:t>
+      </w:r>
+      <w:proofErr w:type="spellStart"/>
+      <w:r>
+        <w:t>fa</w:t>
+      </w:r>
+      <w:proofErr w:type="spellEnd"/>
+      <w:r>
+        <w:t xml:space="preserve"> 30 88 37 2f 00 00 00 a4 </w:t>
+      </w:r>
+      <w:proofErr w:type="spellStart"/>
+      <w:r>
+        <w:t>fc</w:t>
+      </w:r>
+      <w:proofErr w:type="spellEnd"/>
+      <w:r>
+        <w:t xml:space="preserve"> 47 01 64 00 00 00 02</w:t>
+      </w:r>
+    </w:p>
+    <w:p>
+      <w:pPr>
+        <w:spacing w:after="0" w:line="240" w:lineRule="auto"/>
+      </w:pPr>
+      <w:r>
+        <w:t xml:space="preserve">  00 06 00 68 ec 78 04 06 00 00 00 00 00 00 00 88 38 62 04 00 3a 62 04 58 ec 78 04 00 00 0b 01 2f</w:t>
+      </w:r>
+    </w:p>
+    <w:p>
+      <w:pPr>
+        <w:spacing w:after="0" w:line="240" w:lineRule="auto"/>
+      </w:pPr>
+      <w:r>
+        <w:t>packet 7:</w:t>
+      </w:r>
+    </w:p>
+    <w:p>
+      <w:pPr>
+        <w:spacing w:after="0" w:line="240" w:lineRule="auto"/>
+      </w:pPr>
+      <w:r>
+        <w:t xml:space="preserve">  40 00 00 00 3a 62 04 00 00 0b 01 dc </w:t>
+      </w:r>
+      <w:proofErr w:type="spellStart"/>
+      <w:r>
+        <w:t>fc</w:t>
+      </w:r>
+      <w:proofErr w:type="spellEnd"/>
+      <w:r>
+        <w:t xml:space="preserve"> 47 01 </w:t>
+      </w:r>
+      <w:proofErr w:type="spellStart"/>
+      <w:r>
+        <w:t>fa</w:t>
+      </w:r>
+      <w:proofErr w:type="spellEnd"/>
+      <w:r>
+        <w:t xml:space="preserve"> 30 88 37 2f 00 00 00 a4 </w:t>
+      </w:r>
+      <w:proofErr w:type="spellStart"/>
+      <w:r>
+        <w:t>fc</w:t>
+      </w:r>
+      <w:proofErr w:type="spellEnd"/>
+      <w:r>
+        <w:t xml:space="preserve"> 47 01 64 00 00 00 02</w:t>
+      </w:r>
+    </w:p>
+    <w:p>
+      <w:pPr>
+        <w:spacing w:after="0" w:line="240" w:lineRule="auto"/>
+      </w:pPr>
+      <w:r>
+        <w:t xml:space="preserve">  00 06 00 68 ec 78 04 06 00 00 00 00 00 00 00 88 38 62 04 00 3a 62 04 58 ec 78 04 00 00 0b 01 2f</w:t>
+      </w:r>
+    </w:p>
+    <w:p>
+      <w:pPr>
+        <w:spacing w:after="0" w:line="240" w:lineRule="auto"/>
+      </w:pPr>
+      <w:r>
+        <w:t>packet 8:</w:t>
+      </w:r>
+    </w:p>
+    <w:p>
+      <w:pPr>
+        <w:spacing w:after="0" w:line="240" w:lineRule="auto"/>
+      </w:pPr>
+      <w:r>
+        <w:t xml:space="preserve">  40 00 00 00 3a 62 04 00 00 0b 01 dc </w:t>
+      </w:r>
+      <w:proofErr w:type="spellStart"/>
+      <w:r>
+        <w:t>fc</w:t>
+      </w:r>
+      <w:proofErr w:type="spellEnd"/>
+      <w:r>
+        <w:t xml:space="preserve"> 47 01 </w:t>
+      </w:r>
+      <w:proofErr w:type="spellStart"/>
+      <w:r>
+        <w:t>fa</w:t>
+      </w:r>
+      <w:proofErr w:type="spellEnd"/>
+      <w:r>
+        <w:t xml:space="preserve"> 30 88 37 2f 00 00 00 a4 </w:t>
+      </w:r>
+      <w:proofErr w:type="spellStart"/>
+      <w:r>
+        <w:t>fc</w:t>
+      </w:r>
+      <w:proofErr w:type="spellEnd"/>
+      <w:r>
+        <w:t xml:space="preserve"> 47 01 64 00 00 00 02</w:t>
+      </w:r>
+    </w:p>
+    <w:p>
+      <w:pPr>
+        <w:spacing w:after="0" w:line="240" w:lineRule="auto"/>
+      </w:pPr>
+      <w:r>
+        <w:t xml:space="preserve">  00 06 00 68 ec 78 04 06 00 00 00 00 00 00 00 88 38 62 04 00 3a 62 04 58 ec 78 04 00 00 0b 01 2f</w:t>
+      </w:r>
+    </w:p>
+    <w:p>
+      <w:pPr>
+        <w:spacing w:after="0" w:line="240" w:lineRule="auto"/>
+      </w:pPr>
+      <w:r>
         <w:t>packet 9:</w:t>
       </w:r>
     </w:p>
@@ -10584,7 +12057,7 @@
         <w:spacing w:after="0" w:line="240" w:lineRule="auto"/>
       </w:pPr>
       <w:r>
-        <w:t xml:space="preserve">  40 00 00 90 06 2b 07 00 00 0b 01 dc </w:t>
+        <w:t xml:space="preserve">  40 00 00 38 3a 62 04 00 00 0b 01 dc </w:t>
       </w:r>
       <w:proofErr w:type="spellStart"/>
       <w:r>
@@ -10592,7 +12065,7 @@
       </w:r>
       <w:proofErr w:type="spellEnd"/>
       <w:r>
-        <w:t xml:space="preserve"> 4f 01 </w:t>
+        <w:t xml:space="preserve"> 47 01 </w:t>
       </w:r>
       <w:proofErr w:type="spellStart"/>
       <w:r>
@@ -10600,7 +12073,7 @@
       </w:r>
       <w:proofErr w:type="spellEnd"/>
       <w:r>
-        <w:t xml:space="preserve"> 30 80 37 2f 00 00 00 a4 </w:t>
+        <w:t xml:space="preserve"> 30 88 37 2f 00 00 00 a4 </w:t>
       </w:r>
       <w:proofErr w:type="spellStart"/>
       <w:r>
@@ -10608,15 +12081,15 @@
       </w:r>
       <w:proofErr w:type="spellEnd"/>
       <w:r>
-        <w:t xml:space="preserve"> 4f 01 64 00 00 00 56</w:t>
-      </w:r>
-    </w:p>
-    <w:p>
-      <w:pPr>
-        <w:spacing w:after="0" w:line="240" w:lineRule="auto"/>
-      </w:pPr>
-      <w:r>
-        <w:t xml:space="preserve">  00 f6 02 90 13 78 04 f6 02 00 00 00 00 00 00 08 60 2a 07 90 06 2b 07 80 13 78 04 00 00 0b 01 2f</w:t>
+        <w:t xml:space="preserve"> 47 01 64 00 00 00 02</w:t>
+      </w:r>
+    </w:p>
+    <w:p>
+      <w:pPr>
+        <w:spacing w:after="0" w:line="240" w:lineRule="auto"/>
+      </w:pPr>
+      <w:r>
+        <w:t xml:space="preserve">  00 07 00 68 ec 78 04 07 00 00 00 00 00 00 00 88 38 62 04 38 3a 62 04 58 ec 78 04 00 00 0b 01 2f</w:t>
       </w:r>
     </w:p>
     <w:p>
@@ -10632,7 +12105,7 @@
         <w:spacing w:after="0" w:line="240" w:lineRule="auto"/>
       </w:pPr>
       <w:r>
-        <w:t xml:space="preserve">  40 00 00 88 08 2b 07 00 00 0b 01 dc </w:t>
+        <w:t xml:space="preserve">  40 00 00 00 3a 62 04 00 00 0b 01 dc </w:t>
       </w:r>
       <w:proofErr w:type="spellStart"/>
       <w:r>
@@ -10640,7 +12113,7 @@
       </w:r>
       <w:proofErr w:type="spellEnd"/>
       <w:r>
-        <w:t xml:space="preserve"> 4f 01 </w:t>
+        <w:t xml:space="preserve"> 47 01 </w:t>
       </w:r>
       <w:proofErr w:type="spellStart"/>
       <w:r>
@@ -10648,7 +12121,7 @@
       </w:r>
       <w:proofErr w:type="spellEnd"/>
       <w:r>
-        <w:t xml:space="preserve"> 30 80 37 2f 00 00 00 a4 </w:t>
+        <w:t xml:space="preserve"> 30 88 37 2f 00 00 00 a4 </w:t>
       </w:r>
       <w:proofErr w:type="spellStart"/>
       <w:r>
@@ -10656,15 +12129,15 @@
       </w:r>
       <w:proofErr w:type="spellEnd"/>
       <w:r>
-        <w:t xml:space="preserve"> 4f 01 64 00 00 00 56</w:t>
-      </w:r>
-    </w:p>
-    <w:p>
-      <w:pPr>
-        <w:spacing w:after="0" w:line="240" w:lineRule="auto"/>
-      </w:pPr>
-      <w:r>
-        <w:t xml:space="preserve">  00 ff 02 90 13 78 04 ff 02 00 00 00 00 00 00 08 60 2a 07 88 08 2b 07 80 13 78 04 00 00 0b 01 2f</w:t>
+        <w:t xml:space="preserve"> 47 01 64 00 00 00 02</w:t>
+      </w:r>
+    </w:p>
+    <w:p>
+      <w:pPr>
+        <w:spacing w:after="0" w:line="240" w:lineRule="auto"/>
+      </w:pPr>
+      <w:r>
+        <w:t xml:space="preserve">  00 06 00 68 ec 78 04 06 00 00 00 00 00 00 00 88 38 62 04 00 3a 62 04 58 ec 78 04 00 00 0b 01 2f</w:t>
       </w:r>
     </w:p>
     <w:p>
@@ -10680,7 +12153,7 @@
         <w:spacing w:after="0" w:line="240" w:lineRule="auto"/>
       </w:pPr>
       <w:r>
-        <w:t xml:space="preserve">  40 00 00 18 08 2b 07 00 00 0b 01 dc </w:t>
+        <w:t xml:space="preserve">  40 00 00 00 3a 62 04 00 00 0b 01 dc </w:t>
       </w:r>
       <w:proofErr w:type="spellStart"/>
       <w:r>
@@ -10688,7 +12161,7 @@
       </w:r>
       <w:proofErr w:type="spellEnd"/>
       <w:r>
-        <w:t xml:space="preserve"> 4f 01 </w:t>
+        <w:t xml:space="preserve"> 47 01 </w:t>
       </w:r>
       <w:proofErr w:type="spellStart"/>
       <w:r>
@@ -10696,7 +12169,7 @@
       </w:r>
       <w:proofErr w:type="spellEnd"/>
       <w:r>
-        <w:t xml:space="preserve"> 30 80 37 2f 00 00 00 a4 </w:t>
+        <w:t xml:space="preserve"> 30 88 37 2f 00 00 00 a4 </w:t>
       </w:r>
       <w:proofErr w:type="spellStart"/>
       <w:r>
@@ -10704,31 +12177,15 @@
       </w:r>
       <w:proofErr w:type="spellEnd"/>
       <w:r>
-        <w:t xml:space="preserve"> 4f 01 64 00 00 00 56</w:t>
-      </w:r>
-    </w:p>
-    <w:p>
-      <w:pPr>
-        <w:spacing w:after="0" w:line="240" w:lineRule="auto"/>
-      </w:pPr>
-      <w:r>
-        <w:t xml:space="preserve">  00 </w:t>
-      </w:r>
-      <w:proofErr w:type="spellStart"/>
-      <w:r>
-        <w:t>fd</w:t>
-      </w:r>
-      <w:proofErr w:type="spellEnd"/>
-      <w:r>
-        <w:t xml:space="preserve"> 02 90 13 78 04 </w:t>
-      </w:r>
-      <w:proofErr w:type="spellStart"/>
-      <w:r>
-        <w:t>fd</w:t>
-      </w:r>
-      <w:proofErr w:type="spellEnd"/>
-      <w:r>
-        <w:t xml:space="preserve"> 02 00 00 00 00 00 00 08 60 2a 07 18 08 2b 07 80 13 78 04 00 00 0b 01 2f</w:t>
+        <w:t xml:space="preserve"> 47 01 64 00 00 00 02</w:t>
+      </w:r>
+    </w:p>
+    <w:p>
+      <w:pPr>
+        <w:spacing w:after="0" w:line="240" w:lineRule="auto"/>
+      </w:pPr>
+      <w:r>
+        <w:t xml:space="preserve">  00 06 00 68 ec 78 04 06 00 00 00 00 00 00 00 88 38 62 04 00 3a 62 04 58 ec 78 04 00 00 0b 01 2f</w:t>
       </w:r>
     </w:p>
     <w:p>
@@ -10744,7 +12201,7 @@
         <w:spacing w:after="0" w:line="240" w:lineRule="auto"/>
       </w:pPr>
       <w:r>
-        <w:t xml:space="preserve">  40 00 00 58 06 2b 07 00 00 0b 01 dc </w:t>
+        <w:t xml:space="preserve">  40 00 00 00 3a 62 04 00 00 0b 01 dc </w:t>
       </w:r>
       <w:proofErr w:type="spellStart"/>
       <w:r>
@@ -10752,7 +12209,7 @@
       </w:r>
       <w:proofErr w:type="spellEnd"/>
       <w:r>
-        <w:t xml:space="preserve"> 4f 01 </w:t>
+        <w:t xml:space="preserve"> 47 01 </w:t>
       </w:r>
       <w:proofErr w:type="spellStart"/>
       <w:r>
@@ -10760,7 +12217,7 @@
       </w:r>
       <w:proofErr w:type="spellEnd"/>
       <w:r>
-        <w:t xml:space="preserve"> 30 80 37 2f 00 00 00 a4 </w:t>
+        <w:t xml:space="preserve"> 30 88 37 2f 00 00 00 a4 </w:t>
       </w:r>
       <w:proofErr w:type="spellStart"/>
       <w:r>
@@ -10768,15 +12225,15 @@
       </w:r>
       <w:proofErr w:type="spellEnd"/>
       <w:r>
-        <w:t xml:space="preserve"> 4f 01 64 00 00 00 55</w:t>
-      </w:r>
-    </w:p>
-    <w:p>
-      <w:pPr>
-        <w:spacing w:after="0" w:line="240" w:lineRule="auto"/>
-      </w:pPr>
-      <w:r>
-        <w:t xml:space="preserve">  00 f5 02 90 13 78 04 f5 02 00 00 00 00 00 00 08 60 2a 07 58 06 2b 07 80 13 78 04 00 00 0b 01 2f</w:t>
+        <w:t xml:space="preserve"> 47 01 64 00 00 00 02</w:t>
+      </w:r>
+    </w:p>
+    <w:p>
+      <w:pPr>
+        <w:spacing w:after="0" w:line="240" w:lineRule="auto"/>
+      </w:pPr>
+      <w:r>
+        <w:t xml:space="preserve">  00 06 00 68 ec 78 04 06 00 00 00 00 00 00 00 88 38 62 04 00 3a 62 04 58 ec 78 04 00 00 0b 01 2f</w:t>
       </w:r>
     </w:p>
     <w:p>
@@ -10792,7 +12249,7 @@
         <w:spacing w:after="0" w:line="240" w:lineRule="auto"/>
       </w:pPr>
       <w:r>
-        <w:t xml:space="preserve">  40 00 00 f8 01 2b 07 00 00 0b 01 dc </w:t>
+        <w:t xml:space="preserve">  40 00 00 00 3a 62 04 00 00 0b 01 dc </w:t>
       </w:r>
       <w:proofErr w:type="spellStart"/>
       <w:r>
@@ -10800,7 +12257,7 @@
       </w:r>
       <w:proofErr w:type="spellEnd"/>
       <w:r>
-        <w:t xml:space="preserve"> 4f 01 </w:t>
+        <w:t xml:space="preserve"> 47 01 </w:t>
       </w:r>
       <w:proofErr w:type="spellStart"/>
       <w:r>
@@ -10808,7 +12265,7 @@
       </w:r>
       <w:proofErr w:type="spellEnd"/>
       <w:r>
-        <w:t xml:space="preserve"> 30 80 37 2f 00 00 00 a4 </w:t>
+        <w:t xml:space="preserve"> 30 88 37 2f 00 00 00 a4 </w:t>
       </w:r>
       <w:proofErr w:type="spellStart"/>
       <w:r>
@@ -10816,15 +12273,15 @@
       </w:r>
       <w:proofErr w:type="spellEnd"/>
       <w:r>
-        <w:t xml:space="preserve"> 4f 01 64 00 00 00 56</w:t>
-      </w:r>
-    </w:p>
-    <w:p>
-      <w:pPr>
-        <w:spacing w:after="0" w:line="240" w:lineRule="auto"/>
-      </w:pPr>
-      <w:r>
-        <w:t xml:space="preserve">  00 e1 02 90 13 78 04 e1 02 00 00 00 00 00 00 08 60 2a 07 f8 01 2b 07 80 13 78 04 00 00 0b 01 2f</w:t>
+        <w:t xml:space="preserve"> 47 01 64 00 00 00 02</w:t>
+      </w:r>
+    </w:p>
+    <w:p>
+      <w:pPr>
+        <w:spacing w:after="0" w:line="240" w:lineRule="auto"/>
+      </w:pPr>
+      <w:r>
+        <w:t xml:space="preserve">  00 06 00 68 ec 78 04 06 00 00 00 00 00 00 00 88 38 62 04 00 3a 62 04 58 ec 78 04 00 00 0b 01 2f</w:t>
       </w:r>
     </w:p>
     <w:p>
@@ -10840,7 +12297,7 @@
         <w:spacing w:after="0" w:line="240" w:lineRule="auto"/>
       </w:pPr>
       <w:r>
-        <w:t xml:space="preserve">  40 00 00 f8 01 2b 07 00 00 0b 01 dc </w:t>
+        <w:t xml:space="preserve">  40 00 00 00 3a 62 04 00 00 0b 01 dc </w:t>
       </w:r>
       <w:proofErr w:type="spellStart"/>
       <w:r>
@@ -10848,7 +12305,7 @@
       </w:r>
       <w:proofErr w:type="spellEnd"/>
       <w:r>
-        <w:t xml:space="preserve"> 4f 01 </w:t>
+        <w:t xml:space="preserve"> 47 01 </w:t>
       </w:r>
       <w:proofErr w:type="spellStart"/>
       <w:r>
@@ -10856,7 +12313,7 @@
       </w:r>
       <w:proofErr w:type="spellEnd"/>
       <w:r>
-        <w:t xml:space="preserve"> 30 80 37 2f 00 00 00 a4 </w:t>
+        <w:t xml:space="preserve"> 30 88 37 2f 00 00 00 a4 </w:t>
       </w:r>
       <w:proofErr w:type="spellStart"/>
       <w:r>
@@ -10864,15 +12321,15 @@
       </w:r>
       <w:proofErr w:type="spellEnd"/>
       <w:r>
-        <w:t xml:space="preserve"> 4f 01 64 00 00 00 56</w:t>
-      </w:r>
-    </w:p>
-    <w:p>
-      <w:pPr>
-        <w:spacing w:after="0" w:line="240" w:lineRule="auto"/>
-      </w:pPr>
-      <w:r>
-        <w:t xml:space="preserve">  00 e1 02 90 13 78 04 e1 02 00 00 00 00 00 00 08 60 2a 07 f8 01 2b 07 80 13 78 04 00 00 0b 01 2f</w:t>
+        <w:t xml:space="preserve"> 47 01 64 00 00 00 02</w:t>
+      </w:r>
+    </w:p>
+    <w:p>
+      <w:pPr>
+        <w:spacing w:after="0" w:line="240" w:lineRule="auto"/>
+      </w:pPr>
+      <w:r>
+        <w:t xml:space="preserve">  00 06 00 68 ec 78 04 06 00 00 00 00 00 00 00 88 38 62 04 00 3a 62 04 58 ec 78 04 00 00 0b 01 2f</w:t>
       </w:r>
     </w:p>
     <w:p>
@@ -10888,7 +12345,7 @@
         <w:spacing w:after="0" w:line="240" w:lineRule="auto"/>
       </w:pPr>
       <w:r>
-        <w:t xml:space="preserve">  40 00 00 18 08 2b 07 00 00 0b 01 dc </w:t>
+        <w:t xml:space="preserve">  40 00 00 38 3a 62 04 00 00 0b 01 dc </w:t>
       </w:r>
       <w:proofErr w:type="spellStart"/>
       <w:r>
@@ -10896,7 +12353,7 @@
       </w:r>
       <w:proofErr w:type="spellEnd"/>
       <w:r>
-        <w:t xml:space="preserve"> 4f 01 </w:t>
+        <w:t xml:space="preserve"> 47 01 </w:t>
       </w:r>
       <w:proofErr w:type="spellStart"/>
       <w:r>
@@ -10904,7 +12361,7 @@
       </w:r>
       <w:proofErr w:type="spellEnd"/>
       <w:r>
-        <w:t xml:space="preserve"> 30 80 37 2f 00 00 00 a4 </w:t>
+        <w:t xml:space="preserve"> 30 88 37 2f 00 00 00 a4 </w:t>
       </w:r>
       <w:proofErr w:type="spellStart"/>
       <w:r>
@@ -10912,31 +12369,15 @@
       </w:r>
       <w:proofErr w:type="spellEnd"/>
       <w:r>
-        <w:t xml:space="preserve"> 4f 01 64 00 00 00 56</w:t>
-      </w:r>
-    </w:p>
-    <w:p>
-      <w:pPr>
-        <w:spacing w:after="0" w:line="240" w:lineRule="auto"/>
-      </w:pPr>
-      <w:r>
-        <w:t xml:space="preserve">  00 </w:t>
-      </w:r>
-      <w:proofErr w:type="spellStart"/>
-      <w:r>
-        <w:t>fd</w:t>
-      </w:r>
-      <w:proofErr w:type="spellEnd"/>
-      <w:r>
-        <w:t xml:space="preserve"> 02 90 13 78 04 </w:t>
-      </w:r>
-      <w:proofErr w:type="spellStart"/>
-      <w:r>
-        <w:t>fd</w:t>
-      </w:r>
-      <w:proofErr w:type="spellEnd"/>
-      <w:r>
-        <w:t xml:space="preserve"> 02 00 00 00 00 00 00 08 60 2a 07 18 08 2b 07 80 13 78 04 00 00 0b 01 2f</w:t>
+        <w:t xml:space="preserve"> 47 01 64 00 00 00 02</w:t>
+      </w:r>
+    </w:p>
+    <w:p>
+      <w:pPr>
+        <w:spacing w:after="0" w:line="240" w:lineRule="auto"/>
+      </w:pPr>
+      <w:r>
+        <w:t xml:space="preserve">  00 07 00 68 ec 78 04 07 00 00 00 00 00 00 00 88 38 62 04 38 3a 62 04 58 ec 78 04 00 00 0b 01 2f</w:t>
       </w:r>
     </w:p>
     <w:p>
@@ -10952,7 +12393,7 @@
         <w:spacing w:after="0" w:line="240" w:lineRule="auto"/>
       </w:pPr>
       <w:r>
-        <w:t xml:space="preserve">  40 00 00 a8 07 2b 07 00 00 0b 01 dc </w:t>
+        <w:t xml:space="preserve">  40 00 00 00 3a 62 04 00 00 0b 01 dc </w:t>
       </w:r>
       <w:proofErr w:type="spellStart"/>
       <w:r>
@@ -10960,7 +12401,7 @@
       </w:r>
       <w:proofErr w:type="spellEnd"/>
       <w:r>
-        <w:t xml:space="preserve"> 4f 01 </w:t>
+        <w:t xml:space="preserve"> 47 01 </w:t>
       </w:r>
       <w:proofErr w:type="spellStart"/>
       <w:r>
@@ -10968,7 +12409,7 @@
       </w:r>
       <w:proofErr w:type="spellEnd"/>
       <w:r>
-        <w:t xml:space="preserve"> 30 80 37 2f 00 00 00 a4 </w:t>
+        <w:t xml:space="preserve"> 30 88 37 2f 00 00 00 a4 </w:t>
       </w:r>
       <w:proofErr w:type="spellStart"/>
       <w:r>
@@ -10976,31 +12417,15 @@
       </w:r>
       <w:proofErr w:type="spellEnd"/>
       <w:r>
-        <w:t xml:space="preserve"> 4f 01 64 00 00 00 56</w:t>
-      </w:r>
-    </w:p>
-    <w:p>
-      <w:pPr>
-        <w:spacing w:after="0" w:line="240" w:lineRule="auto"/>
-      </w:pPr>
-      <w:r>
-        <w:t xml:space="preserve">  00 </w:t>
-      </w:r>
-      <w:proofErr w:type="spellStart"/>
-      <w:r>
-        <w:t>fb</w:t>
-      </w:r>
-      <w:proofErr w:type="spellEnd"/>
-      <w:r>
-        <w:t xml:space="preserve"> 02 90 13 78 04 </w:t>
-      </w:r>
-      <w:proofErr w:type="spellStart"/>
-      <w:r>
-        <w:t>fb</w:t>
-      </w:r>
-      <w:proofErr w:type="spellEnd"/>
-      <w:r>
-        <w:t xml:space="preserve"> 02 00 00 00 00 00 00 08 60 2a 07 a8 07 2b 07 80 13 78 04 00 00 0b 01 2f</w:t>
+        <w:t xml:space="preserve"> 47 01 64 00 00 00 02</w:t>
+      </w:r>
+    </w:p>
+    <w:p>
+      <w:pPr>
+        <w:spacing w:after="0" w:line="240" w:lineRule="auto"/>
+      </w:pPr>
+      <w:r>
+        <w:t xml:space="preserve">  00 06 00 68 ec 78 04 06 00 00 00 00 00 00 00 88 38 62 04 00 3a 62 04 58 ec 78 04 00 00 0b 01 2f</w:t>
       </w:r>
     </w:p>
     <w:p>
@@ -11016,7 +12441,7 @@
         <w:spacing w:after="0" w:line="240" w:lineRule="auto"/>
       </w:pPr>
       <w:r>
-        <w:t xml:space="preserve">  40 00 00 90 06 2b 07 00 00 0b 01 dc </w:t>
+        <w:t xml:space="preserve">  40 00 00 38 3a 62 04 00 00 0b 01 dc </w:t>
       </w:r>
       <w:proofErr w:type="spellStart"/>
       <w:r>
@@ -11024,7 +12449,7 @@
       </w:r>
       <w:proofErr w:type="spellEnd"/>
       <w:r>
-        <w:t xml:space="preserve"> 4f 01 </w:t>
+        <w:t xml:space="preserve"> 47 01 </w:t>
       </w:r>
       <w:proofErr w:type="spellStart"/>
       <w:r>
@@ -11032,7 +12457,7 @@
       </w:r>
       <w:proofErr w:type="spellEnd"/>
       <w:r>
-        <w:t xml:space="preserve"> 30 80 37 2f 00 00 00 a4 </w:t>
+        <w:t xml:space="preserve"> 30 88 37 2f 00 00 00 a4 </w:t>
       </w:r>
       <w:proofErr w:type="spellStart"/>
       <w:r>
@@ -11040,15 +12465,15 @@
       </w:r>
       <w:proofErr w:type="spellEnd"/>
       <w:r>
-        <w:t xml:space="preserve"> 4f 01 64 00 00 00 56</w:t>
-      </w:r>
-    </w:p>
-    <w:p>
-      <w:pPr>
-        <w:spacing w:after="0" w:line="240" w:lineRule="auto"/>
-      </w:pPr>
-      <w:r>
-        <w:t xml:space="preserve">  00 f6 02 90 13 78 04 f6 02 00 00 00 00 00 00 08 60 2a 07 90 06 2b 07 80 13 78 04 00 00 0b 01 2f</w:t>
+        <w:t xml:space="preserve"> 47 01 64 00 00 00 02</w:t>
+      </w:r>
+    </w:p>
+    <w:p>
+      <w:pPr>
+        <w:spacing w:after="0" w:line="240" w:lineRule="auto"/>
+      </w:pPr>
+      <w:r>
+        <w:t xml:space="preserve">  00 07 00 68 ec 78 04 07 00 00 00 00 00 00 00 88 38 62 04 38 3a 62 04 58 ec 78 04 00 00 0b 01 2f</w:t>
       </w:r>
     </w:p>
     <w:p>
@@ -11064,7 +12489,7 @@
         <w:spacing w:after="0" w:line="240" w:lineRule="auto"/>
       </w:pPr>
       <w:r>
-        <w:t xml:space="preserve">  40 00 00 68 02 2b 07 00 00 0b 01 dc </w:t>
+        <w:t xml:space="preserve">  40 00 00 e8 38 62 04 00 00 0b 01 dc </w:t>
       </w:r>
       <w:proofErr w:type="spellStart"/>
       <w:r>
@@ -11072,7 +12497,7 @@
       </w:r>
       <w:proofErr w:type="spellEnd"/>
       <w:r>
-        <w:t xml:space="preserve"> 4f 01 </w:t>
+        <w:t xml:space="preserve"> 47 01 </w:t>
       </w:r>
       <w:proofErr w:type="spellStart"/>
       <w:r>
@@ -11080,7 +12505,7 @@
       </w:r>
       <w:proofErr w:type="spellEnd"/>
       <w:r>
-        <w:t xml:space="preserve"> 30 80 37 2f 00 00 00 a4 </w:t>
+        <w:t xml:space="preserve"> 30 88 37 2f 00 00 00 a4 </w:t>
       </w:r>
       <w:proofErr w:type="spellStart"/>
       <w:r>
@@ -11088,15 +12513,15 @@
       </w:r>
       <w:proofErr w:type="spellEnd"/>
       <w:r>
-        <w:t xml:space="preserve"> 4f 01 64 00 00 00 56</w:t>
-      </w:r>
-    </w:p>
-    <w:p>
-      <w:pPr>
-        <w:spacing w:after="0" w:line="240" w:lineRule="auto"/>
-      </w:pPr>
-      <w:r>
-        <w:t xml:space="preserve">  00 e3 02 90 13 78 04 e3 02 00 00 00 00 00 00 08 60 2a 07 68 02 2b 07 80 13 78 04 00 00 0b 01 2f</w:t>
+        <w:t xml:space="preserve"> 47 01 64 00 00 00 02</w:t>
+      </w:r>
+    </w:p>
+    <w:p>
+      <w:pPr>
+        <w:spacing w:after="0" w:line="240" w:lineRule="auto"/>
+      </w:pPr>
+      <w:r>
+        <w:t xml:space="preserve">  00 01 00 68 ec 78 04 01 00 00 00 00 00 00 00 88 38 62 04 e8 38 62 04 58 ec 78 04 00 00 0b 01 2f</w:t>
       </w:r>
     </w:p>
     <w:p>
@@ -11112,7 +12537,7 @@
         <w:spacing w:after="0" w:line="240" w:lineRule="auto"/>
       </w:pPr>
       <w:r>
-        <w:t xml:space="preserve">  40 00 00 08 05 2b 07 00 00 0b 01 dc </w:t>
+        <w:t xml:space="preserve">  40 00 00 00 3a 62 04 00 00 0b 01 dc </w:t>
       </w:r>
       <w:proofErr w:type="spellStart"/>
       <w:r>
@@ -11120,7 +12545,7 @@
       </w:r>
       <w:proofErr w:type="spellEnd"/>
       <w:r>
-        <w:t xml:space="preserve"> 4f 01 </w:t>
+        <w:t xml:space="preserve"> 47 01 </w:t>
       </w:r>
       <w:proofErr w:type="spellStart"/>
       <w:r>
@@ -11128,7 +12553,7 @@
       </w:r>
       <w:proofErr w:type="spellEnd"/>
       <w:r>
-        <w:t xml:space="preserve"> 30 80 37 2f 00 00 00 a4 </w:t>
+        <w:t xml:space="preserve"> 30 88 37 2f 00 00 00 a4 </w:t>
       </w:r>
       <w:proofErr w:type="spellStart"/>
       <w:r>
@@ -11136,131 +12561,6 @@
       </w:r>
       <w:proofErr w:type="spellEnd"/>
       <w:r>
-        <w:t xml:space="preserve"> 4f 01 64 00 00 00 56</w:t>
-      </w:r>
-    </w:p>
-    <w:p>
-      <w:pPr>
-        <w:spacing w:after="0" w:line="240" w:lineRule="auto"/>
-      </w:pPr>
-      <w:r>
-        <w:t xml:space="preserve">  00 </w:t>
-      </w:r>
-      <w:proofErr w:type="spellStart"/>
-      <w:r>
-        <w:t>ef</w:t>
-      </w:r>
-      <w:proofErr w:type="spellEnd"/>
-      <w:r>
-        <w:t xml:space="preserve"> 02 90 13 78 04 </w:t>
-      </w:r>
-      <w:proofErr w:type="spellStart"/>
-      <w:r>
-        <w:t>ef</w:t>
-      </w:r>
-      <w:proofErr w:type="spellEnd"/>
-      <w:r>
-        <w:t xml:space="preserve"> 02 00 00 00 00 00 00 08 60 2a 07 08 05 2b 07 80 13 78 04 00 00 0b 01 2f</w:t>
-      </w:r>
-    </w:p>
-    <w:p>
-      <w:pPr>
-        <w:spacing w:after="0" w:line="240" w:lineRule="auto"/>
-      </w:pPr>
-    </w:p>
-    <w:p>
-      <w:pPr>
-        <w:spacing w:after="0" w:line="240" w:lineRule="auto"/>
-      </w:pPr>
-      <w:r>
-        <w:t>=== RUN 4 ===</w:t>
-      </w:r>
-    </w:p>
-    <w:p>
-      <w:pPr>
-        <w:spacing w:after="0" w:line="240" w:lineRule="auto"/>
-      </w:pPr>
-      <w:r>
-        <w:t>packet 0:</w:t>
-      </w:r>
-    </w:p>
-    <w:p>
-      <w:pPr>
-        <w:spacing w:after="0" w:line="240" w:lineRule="auto"/>
-      </w:pPr>
-      <w:r>
-        <w:t xml:space="preserve">  40 00 00 90 3b 62 04 00 00 0b 01 dc </w:t>
-      </w:r>
-      <w:proofErr w:type="spellStart"/>
-      <w:r>
-        <w:t>fc</w:t>
-      </w:r>
-      <w:proofErr w:type="spellEnd"/>
-      <w:r>
-        <w:t xml:space="preserve"> 47 01 </w:t>
-      </w:r>
-      <w:proofErr w:type="spellStart"/>
-      <w:r>
-        <w:t>fa</w:t>
-      </w:r>
-      <w:proofErr w:type="spellEnd"/>
-      <w:r>
-        <w:t xml:space="preserve"> 30 88 37 2f 00 00 00 a4 </w:t>
-      </w:r>
-      <w:proofErr w:type="spellStart"/>
-      <w:r>
-        <w:t>fc</w:t>
-      </w:r>
-      <w:proofErr w:type="spellEnd"/>
-      <w:r>
-        <w:t xml:space="preserve"> 47 01 64 00 00 00 01</w:t>
-      </w:r>
-    </w:p>
-    <w:p>
-      <w:pPr>
-        <w:spacing w:after="0" w:line="240" w:lineRule="auto"/>
-      </w:pPr>
-      <w:r>
-        <w:t xml:space="preserve">  00 02 00 78 26 7a 04 02 00 00 00 00 00 00 00 f8 3a 62 04 90 3b 62 04 68 26 7a 04 00 00 0b 01 2f</w:t>
-      </w:r>
-    </w:p>
-    <w:p>
-      <w:pPr>
-        <w:spacing w:after="0" w:line="240" w:lineRule="auto"/>
-      </w:pPr>
-      <w:r>
-        <w:t>packet 1:</w:t>
-      </w:r>
-    </w:p>
-    <w:p>
-      <w:pPr>
-        <w:spacing w:after="0" w:line="240" w:lineRule="auto"/>
-      </w:pPr>
-      <w:r>
-        <w:t xml:space="preserve">  40 00 00 90 3b 62 04 00 00 0b 01 dc </w:t>
-      </w:r>
-      <w:proofErr w:type="spellStart"/>
-      <w:r>
-        <w:t>fc</w:t>
-      </w:r>
-      <w:proofErr w:type="spellEnd"/>
-      <w:r>
-        <w:t xml:space="preserve"> 47 01 </w:t>
-      </w:r>
-      <w:proofErr w:type="spellStart"/>
-      <w:r>
-        <w:t>fa</w:t>
-      </w:r>
-      <w:proofErr w:type="spellEnd"/>
-      <w:r>
-        <w:t xml:space="preserve"> 30 88 37 2f 00 00 00 a4 </w:t>
-      </w:r>
-      <w:proofErr w:type="spellStart"/>
-      <w:r>
-        <w:t>fc</w:t>
-      </w:r>
-      <w:proofErr w:type="spellEnd"/>
-      <w:r>
         <w:t xml:space="preserve"> 47 01 64 00 00 00 02</w:t>
       </w:r>
     </w:p>
@@ -11269,1845 +12569,7 @@
         <w:spacing w:after="0" w:line="240" w:lineRule="auto"/>
       </w:pPr>
       <w:r>
-        <w:t xml:space="preserve">  00 02 00 78 26 7a 04 02 00 00 00 00 00 00 00 f8 3a 62 04 90 3b 62 04 68 26 7a 04 00 00 0b 01 2f</w:t>
-      </w:r>
-    </w:p>
-    <w:p>
-      <w:pPr>
-        <w:spacing w:after="0" w:line="240" w:lineRule="auto"/>
-      </w:pPr>
-      <w:r>
-        <w:t>packet 2:</w:t>
-      </w:r>
-    </w:p>
-    <w:p>
-      <w:pPr>
-        <w:spacing w:after="0" w:line="240" w:lineRule="auto"/>
-      </w:pPr>
-      <w:r>
-        <w:t xml:space="preserve">  40 00 00 c8 3b 62 04 00 00 0b 01 dc </w:t>
-      </w:r>
-      <w:proofErr w:type="spellStart"/>
-      <w:r>
-        <w:t>fc</w:t>
-      </w:r>
-      <w:proofErr w:type="spellEnd"/>
-      <w:r>
-        <w:t xml:space="preserve"> 47 01 </w:t>
-      </w:r>
-      <w:proofErr w:type="spellStart"/>
-      <w:r>
-        <w:t>fa</w:t>
-      </w:r>
-      <w:proofErr w:type="spellEnd"/>
-      <w:r>
-        <w:t xml:space="preserve"> 30 88 37 2f 00 00 00 a4 </w:t>
-      </w:r>
-      <w:proofErr w:type="spellStart"/>
-      <w:r>
-        <w:t>fc</w:t>
-      </w:r>
-      <w:proofErr w:type="spellEnd"/>
-      <w:r>
-        <w:t xml:space="preserve"> 47 01 64 00 00 00 02</w:t>
-      </w:r>
-    </w:p>
-    <w:p>
-      <w:pPr>
-        <w:spacing w:after="0" w:line="240" w:lineRule="auto"/>
-      </w:pPr>
-      <w:r>
-        <w:t xml:space="preserve">  00 03 00 78 26 7a 04 03 00 00 00 00 00 00 00 f8 3a 62 04 c8 3b 62 04 68 26 7a 04 00 00 0b 01 2f</w:t>
-      </w:r>
-    </w:p>
-    <w:p>
-      <w:pPr>
-        <w:spacing w:after="0" w:line="240" w:lineRule="auto"/>
-      </w:pPr>
-      <w:r>
-        <w:t>packet 3:</w:t>
-      </w:r>
-    </w:p>
-    <w:p>
-      <w:pPr>
-        <w:spacing w:after="0" w:line="240" w:lineRule="auto"/>
-      </w:pPr>
-      <w:r>
-        <w:t xml:space="preserve">  40 00 00 20 3b 62 04 00 00 0b 01 dc </w:t>
-      </w:r>
-      <w:proofErr w:type="spellStart"/>
-      <w:r>
-        <w:t>fc</w:t>
-      </w:r>
-      <w:proofErr w:type="spellEnd"/>
-      <w:r>
-        <w:t xml:space="preserve"> 47 01 </w:t>
-      </w:r>
-      <w:proofErr w:type="spellStart"/>
-      <w:r>
-        <w:t>fa</w:t>
-      </w:r>
-      <w:proofErr w:type="spellEnd"/>
-      <w:r>
-        <w:t xml:space="preserve"> 30 88 37 2f 00 00 00 a4 </w:t>
-      </w:r>
-      <w:proofErr w:type="spellStart"/>
-      <w:r>
-        <w:t>fc</w:t>
-      </w:r>
-      <w:proofErr w:type="spellEnd"/>
-      <w:r>
-        <w:t xml:space="preserve"> 47 01 64 00 00 00 02</w:t>
-      </w:r>
-    </w:p>
-    <w:p>
-      <w:pPr>
-        <w:spacing w:after="0" w:line="240" w:lineRule="auto"/>
-      </w:pPr>
-      <w:r>
-        <w:t xml:space="preserve">  00 00 00 78 26 7a 04 00 00 00 00 00 00 00 00 f8 3a 62 04 20 3b 62 04 68 26 7a 04 00 00 0b 01 2f</w:t>
-      </w:r>
-    </w:p>
-    <w:p>
-      <w:pPr>
-        <w:spacing w:after="0" w:line="240" w:lineRule="auto"/>
-      </w:pPr>
-      <w:r>
-        <w:t>packet 4:</w:t>
-      </w:r>
-    </w:p>
-    <w:p>
-      <w:pPr>
-        <w:spacing w:after="0" w:line="240" w:lineRule="auto"/>
-      </w:pPr>
-      <w:r>
-        <w:t xml:space="preserve">  40 00 00 90 3b 62 04 00 00 0b 01 dc </w:t>
-      </w:r>
-      <w:proofErr w:type="spellStart"/>
-      <w:r>
-        <w:t>fc</w:t>
-      </w:r>
-      <w:proofErr w:type="spellEnd"/>
-      <w:r>
-        <w:t xml:space="preserve"> 47 01 </w:t>
-      </w:r>
-      <w:proofErr w:type="spellStart"/>
-      <w:r>
-        <w:t>fa</w:t>
-      </w:r>
-      <w:proofErr w:type="spellEnd"/>
-      <w:r>
-        <w:t xml:space="preserve"> 30 88 37 2f 00 00 00 a4 </w:t>
-      </w:r>
-      <w:proofErr w:type="spellStart"/>
-      <w:r>
-        <w:t>fc</w:t>
-      </w:r>
-      <w:proofErr w:type="spellEnd"/>
-      <w:r>
-        <w:t xml:space="preserve"> 47 01 64 00 00 00 02</w:t>
-      </w:r>
-    </w:p>
-    <w:p>
-      <w:pPr>
-        <w:spacing w:after="0" w:line="240" w:lineRule="auto"/>
-      </w:pPr>
-      <w:r>
-        <w:t xml:space="preserve">  00 02 00 78 26 7a 04 02 00 00 00 00 00 00 00 f8 3a 62 04 90 3b 62 04 68 26 7a 04 00 00 0b 01 2f</w:t>
-      </w:r>
-    </w:p>
-    <w:p>
-      <w:pPr>
-        <w:spacing w:after="0" w:line="240" w:lineRule="auto"/>
-      </w:pPr>
-      <w:r>
-        <w:t>packet 5:</w:t>
-      </w:r>
-    </w:p>
-    <w:p>
-      <w:pPr>
-        <w:spacing w:after="0" w:line="240" w:lineRule="auto"/>
-      </w:pPr>
-      <w:r>
-        <w:t xml:space="preserve">  40 00 00 20 3b 62 04 00 00 0b 01 dc </w:t>
-      </w:r>
-      <w:proofErr w:type="spellStart"/>
-      <w:r>
-        <w:t>fc</w:t>
-      </w:r>
-      <w:proofErr w:type="spellEnd"/>
-      <w:r>
-        <w:t xml:space="preserve"> 47 01 </w:t>
-      </w:r>
-      <w:proofErr w:type="spellStart"/>
-      <w:r>
-        <w:t>fa</w:t>
-      </w:r>
-      <w:proofErr w:type="spellEnd"/>
-      <w:r>
-        <w:t xml:space="preserve"> 30 88 37 2f 00 00 00 a4 </w:t>
-      </w:r>
-      <w:proofErr w:type="spellStart"/>
-      <w:r>
-        <w:t>fc</w:t>
-      </w:r>
-      <w:proofErr w:type="spellEnd"/>
-      <w:r>
-        <w:t xml:space="preserve"> 47 01 64 00 00 00 02</w:t>
-      </w:r>
-    </w:p>
-    <w:p>
-      <w:pPr>
-        <w:spacing w:after="0" w:line="240" w:lineRule="auto"/>
-      </w:pPr>
-      <w:r>
-        <w:t xml:space="preserve">  00 00 00 78 26 7a 04 00 00 00 00 00 00 00 00 f8 3a 62 04 20 3b 62 04 68 26 7a 04 00 00 0b 01 2f</w:t>
-      </w:r>
-    </w:p>
-    <w:p>
-      <w:pPr>
-        <w:spacing w:after="0" w:line="240" w:lineRule="auto"/>
-      </w:pPr>
-      <w:r>
-        <w:t>packet 6:</w:t>
-      </w:r>
-    </w:p>
-    <w:p>
-      <w:pPr>
-        <w:spacing w:after="0" w:line="240" w:lineRule="auto"/>
-      </w:pPr>
-      <w:r>
-        <w:t xml:space="preserve">  40 00 00 20 3b 62 04 00 00 0b 01 dc </w:t>
-      </w:r>
-      <w:proofErr w:type="spellStart"/>
-      <w:r>
-        <w:t>fc</w:t>
-      </w:r>
-      <w:proofErr w:type="spellEnd"/>
-      <w:r>
-        <w:t xml:space="preserve"> 47 01 </w:t>
-      </w:r>
-      <w:proofErr w:type="spellStart"/>
-      <w:r>
-        <w:t>fa</w:t>
-      </w:r>
-      <w:proofErr w:type="spellEnd"/>
-      <w:r>
-        <w:t xml:space="preserve"> 30 88 37 2f 00 00 00 a4 </w:t>
-      </w:r>
-      <w:proofErr w:type="spellStart"/>
-      <w:r>
-        <w:t>fc</w:t>
-      </w:r>
-      <w:proofErr w:type="spellEnd"/>
-      <w:r>
-        <w:t xml:space="preserve"> 47 01 64 00 00 00 02</w:t>
-      </w:r>
-    </w:p>
-    <w:p>
-      <w:pPr>
-        <w:spacing w:after="0" w:line="240" w:lineRule="auto"/>
-      </w:pPr>
-      <w:r>
-        <w:t xml:space="preserve">  00 00 00 78 26 7a 04 00 00 00 00 00 00 00 00 f8 3a 62 04 20 3b 62 04 68 26 7a 04 00 00 0b 01 2f</w:t>
-      </w:r>
-    </w:p>
-    <w:p>
-      <w:pPr>
-        <w:spacing w:after="0" w:line="240" w:lineRule="auto"/>
-      </w:pPr>
-      <w:r>
-        <w:t>packet 7:</w:t>
-      </w:r>
-    </w:p>
-    <w:p>
-      <w:pPr>
-        <w:spacing w:after="0" w:line="240" w:lineRule="auto"/>
-      </w:pPr>
-      <w:r>
         <w:lastRenderedPageBreak/>
-        <w:t xml:space="preserve">  40 00 00 20 3b 62 04 00 00 0b 01 dc </w:t>
-      </w:r>
-      <w:proofErr w:type="spellStart"/>
-      <w:r>
-        <w:t>fc</w:t>
-      </w:r>
-      <w:proofErr w:type="spellEnd"/>
-      <w:r>
-        <w:t xml:space="preserve"> 47 01 </w:t>
-      </w:r>
-      <w:proofErr w:type="spellStart"/>
-      <w:r>
-        <w:t>fa</w:t>
-      </w:r>
-      <w:proofErr w:type="spellEnd"/>
-      <w:r>
-        <w:t xml:space="preserve"> 30 88 37 2f 00 00 00 a4 </w:t>
-      </w:r>
-      <w:proofErr w:type="spellStart"/>
-      <w:r>
-        <w:t>fc</w:t>
-      </w:r>
-      <w:proofErr w:type="spellEnd"/>
-      <w:r>
-        <w:t xml:space="preserve"> 47 01 64 00 00 00 02</w:t>
-      </w:r>
-    </w:p>
-    <w:p>
-      <w:pPr>
-        <w:spacing w:after="0" w:line="240" w:lineRule="auto"/>
-      </w:pPr>
-      <w:r>
-        <w:t xml:space="preserve">  00 00 00 78 26 7a 04 00 00 00 00 00 00 00 00 f8 3a 62 04 20 3b 62 04 68 26 7a 04 00 00 0b 01 2f</w:t>
-      </w:r>
-    </w:p>
-    <w:p>
-      <w:pPr>
-        <w:spacing w:after="0" w:line="240" w:lineRule="auto"/>
-      </w:pPr>
-      <w:r>
-        <w:t>packet 8:</w:t>
-      </w:r>
-    </w:p>
-    <w:p>
-      <w:pPr>
-        <w:spacing w:after="0" w:line="240" w:lineRule="auto"/>
-      </w:pPr>
-      <w:r>
-        <w:t xml:space="preserve">  40 00 00 90 3b 62 04 00 00 0b 01 dc </w:t>
-      </w:r>
-      <w:proofErr w:type="spellStart"/>
-      <w:r>
-        <w:t>fc</w:t>
-      </w:r>
-      <w:proofErr w:type="spellEnd"/>
-      <w:r>
-        <w:t xml:space="preserve"> 47 01 </w:t>
-      </w:r>
-      <w:proofErr w:type="spellStart"/>
-      <w:r>
-        <w:t>fa</w:t>
-      </w:r>
-      <w:proofErr w:type="spellEnd"/>
-      <w:r>
-        <w:t xml:space="preserve"> 30 88 37 2f 00 00 00 a4 </w:t>
-      </w:r>
-      <w:proofErr w:type="spellStart"/>
-      <w:r>
-        <w:t>fc</w:t>
-      </w:r>
-      <w:proofErr w:type="spellEnd"/>
-      <w:r>
-        <w:t xml:space="preserve"> 47 01 64 00 00 00 02</w:t>
-      </w:r>
-    </w:p>
-    <w:p>
-      <w:pPr>
-        <w:spacing w:after="0" w:line="240" w:lineRule="auto"/>
-      </w:pPr>
-      <w:r>
-        <w:t xml:space="preserve">  00 02 00 78 26 7a 04 02 00 00 00 00 00 00 00 f8 3a 62 04 90 3b 62 04 68 26 7a 04 00 00 0b 01 2f</w:t>
-      </w:r>
-    </w:p>
-    <w:p>
-      <w:pPr>
-        <w:spacing w:after="0" w:line="240" w:lineRule="auto"/>
-      </w:pPr>
-      <w:r>
-        <w:t>packet 9:</w:t>
-      </w:r>
-    </w:p>
-    <w:p>
-      <w:pPr>
-        <w:spacing w:after="0" w:line="240" w:lineRule="auto"/>
-      </w:pPr>
-      <w:r>
-        <w:t xml:space="preserve">  40 00 00 20 3b 62 04 00 00 0b 01 dc </w:t>
-      </w:r>
-      <w:proofErr w:type="spellStart"/>
-      <w:r>
-        <w:t>fc</w:t>
-      </w:r>
-      <w:proofErr w:type="spellEnd"/>
-      <w:r>
-        <w:t xml:space="preserve"> 47 01 </w:t>
-      </w:r>
-      <w:proofErr w:type="spellStart"/>
-      <w:r>
-        <w:t>fa</w:t>
-      </w:r>
-      <w:proofErr w:type="spellEnd"/>
-      <w:r>
-        <w:t xml:space="preserve"> 30 88 37 2f 00 00 00 a4 </w:t>
-      </w:r>
-      <w:proofErr w:type="spellStart"/>
-      <w:r>
-        <w:t>fc</w:t>
-      </w:r>
-      <w:proofErr w:type="spellEnd"/>
-      <w:r>
-        <w:t xml:space="preserve"> 47 01 64 00 00 00 02</w:t>
-      </w:r>
-    </w:p>
-    <w:p>
-      <w:pPr>
-        <w:spacing w:after="0" w:line="240" w:lineRule="auto"/>
-      </w:pPr>
-      <w:r>
-        <w:t xml:space="preserve">  00 00 00 78 26 7a 04 00 00 00 00 00 00 00 00 f8 3a 62 04 20 3b 62 04 68 26 7a 04 00 00 0b 01 2f</w:t>
-      </w:r>
-    </w:p>
-    <w:p>
-      <w:pPr>
-        <w:spacing w:after="0" w:line="240" w:lineRule="auto"/>
-      </w:pPr>
-      <w:r>
-        <w:t>packet 10:</w:t>
-      </w:r>
-    </w:p>
-    <w:p>
-      <w:pPr>
-        <w:spacing w:after="0" w:line="240" w:lineRule="auto"/>
-      </w:pPr>
-      <w:r>
-        <w:t xml:space="preserve">  40 00 00 90 3b 62 04 00 00 0b 01 dc </w:t>
-      </w:r>
-      <w:proofErr w:type="spellStart"/>
-      <w:r>
-        <w:t>fc</w:t>
-      </w:r>
-      <w:proofErr w:type="spellEnd"/>
-      <w:r>
-        <w:t xml:space="preserve"> 47 01 </w:t>
-      </w:r>
-      <w:proofErr w:type="spellStart"/>
-      <w:r>
-        <w:t>fa</w:t>
-      </w:r>
-      <w:proofErr w:type="spellEnd"/>
-      <w:r>
-        <w:t xml:space="preserve"> 30 88 37 2f 00 00 00 a4 </w:t>
-      </w:r>
-      <w:proofErr w:type="spellStart"/>
-      <w:r>
-        <w:t>fc</w:t>
-      </w:r>
-      <w:proofErr w:type="spellEnd"/>
-      <w:r>
-        <w:t xml:space="preserve"> 47 01 64 00 00 00 02</w:t>
-      </w:r>
-    </w:p>
-    <w:p>
-      <w:pPr>
-        <w:spacing w:after="0" w:line="240" w:lineRule="auto"/>
-      </w:pPr>
-      <w:r>
-        <w:t xml:space="preserve">  00 02 00 78 26 7a 04 02 00 00 00 00 00 00 00 f8 3a 62 04 90 3b 62 04 68 26 7a 04 00 00 0b 01 2f</w:t>
-      </w:r>
-    </w:p>
-    <w:p>
-      <w:pPr>
-        <w:spacing w:after="0" w:line="240" w:lineRule="auto"/>
-      </w:pPr>
-      <w:r>
-        <w:t>packet 11:</w:t>
-      </w:r>
-    </w:p>
-    <w:p>
-      <w:pPr>
-        <w:spacing w:after="0" w:line="240" w:lineRule="auto"/>
-      </w:pPr>
-      <w:r>
-        <w:t xml:space="preserve">  40 00 00 20 3b 62 04 00 00 0b 01 dc </w:t>
-      </w:r>
-      <w:proofErr w:type="spellStart"/>
-      <w:r>
-        <w:t>fc</w:t>
-      </w:r>
-      <w:proofErr w:type="spellEnd"/>
-      <w:r>
-        <w:t xml:space="preserve"> 47 01 </w:t>
-      </w:r>
-      <w:proofErr w:type="spellStart"/>
-      <w:r>
-        <w:t>fa</w:t>
-      </w:r>
-      <w:proofErr w:type="spellEnd"/>
-      <w:r>
-        <w:t xml:space="preserve"> 30 88 37 2f 00 00 00 a4 </w:t>
-      </w:r>
-      <w:proofErr w:type="spellStart"/>
-      <w:r>
-        <w:t>fc</w:t>
-      </w:r>
-      <w:proofErr w:type="spellEnd"/>
-      <w:r>
-        <w:t xml:space="preserve"> 47 01 64 00 00 00 02</w:t>
-      </w:r>
-    </w:p>
-    <w:p>
-      <w:pPr>
-        <w:spacing w:after="0" w:line="240" w:lineRule="auto"/>
-      </w:pPr>
-      <w:r>
-        <w:t xml:space="preserve">  00 00 00 78 26 7a 04 00 00 00 00 00 00 00 00 f8 3a 62 04 20 3b 62 04 68 26 7a 04 00 00 0b 01 2f</w:t>
-      </w:r>
-    </w:p>
-    <w:p>
-      <w:pPr>
-        <w:spacing w:after="0" w:line="240" w:lineRule="auto"/>
-      </w:pPr>
-      <w:r>
-        <w:t>packet 12:</w:t>
-      </w:r>
-    </w:p>
-    <w:p>
-      <w:pPr>
-        <w:spacing w:after="0" w:line="240" w:lineRule="auto"/>
-      </w:pPr>
-      <w:r>
-        <w:t xml:space="preserve">  40 00 00 90 3b 62 04 00 00 0b 01 dc </w:t>
-      </w:r>
-      <w:proofErr w:type="spellStart"/>
-      <w:r>
-        <w:t>fc</w:t>
-      </w:r>
-      <w:proofErr w:type="spellEnd"/>
-      <w:r>
-        <w:t xml:space="preserve"> 47 01 </w:t>
-      </w:r>
-      <w:proofErr w:type="spellStart"/>
-      <w:r>
-        <w:t>fa</w:t>
-      </w:r>
-      <w:proofErr w:type="spellEnd"/>
-      <w:r>
-        <w:t xml:space="preserve"> 30 88 37 2f 00 00 00 a4 </w:t>
-      </w:r>
-      <w:proofErr w:type="spellStart"/>
-      <w:r>
-        <w:t>fc</w:t>
-      </w:r>
-      <w:proofErr w:type="spellEnd"/>
-      <w:r>
-        <w:t xml:space="preserve"> 47 01 64 00 00 00 02</w:t>
-      </w:r>
-    </w:p>
-    <w:p>
-      <w:pPr>
-        <w:spacing w:after="0" w:line="240" w:lineRule="auto"/>
-      </w:pPr>
-      <w:r>
-        <w:t xml:space="preserve">  00 02 00 78 26 7a 04 02 00 00 00 00 00 00 00 f8 3a 62 04 90 3b 62 04 68 26 7a 04 00 00 0b 01 2f</w:t>
-      </w:r>
-    </w:p>
-    <w:p>
-      <w:pPr>
-        <w:spacing w:after="0" w:line="240" w:lineRule="auto"/>
-      </w:pPr>
-      <w:r>
-        <w:t>packet 13:</w:t>
-      </w:r>
-    </w:p>
-    <w:p>
-      <w:pPr>
-        <w:spacing w:after="0" w:line="240" w:lineRule="auto"/>
-      </w:pPr>
-      <w:r>
-        <w:t xml:space="preserve">  40 00 00 90 3b 62 04 00 00 0b 01 dc </w:t>
-      </w:r>
-      <w:proofErr w:type="spellStart"/>
-      <w:r>
-        <w:t>fc</w:t>
-      </w:r>
-      <w:proofErr w:type="spellEnd"/>
-      <w:r>
-        <w:t xml:space="preserve"> 47 01 </w:t>
-      </w:r>
-      <w:proofErr w:type="spellStart"/>
-      <w:r>
-        <w:t>fa</w:t>
-      </w:r>
-      <w:proofErr w:type="spellEnd"/>
-      <w:r>
-        <w:t xml:space="preserve"> 30 88 37 2f 00 00 00 a4 </w:t>
-      </w:r>
-      <w:proofErr w:type="spellStart"/>
-      <w:r>
-        <w:t>fc</w:t>
-      </w:r>
-      <w:proofErr w:type="spellEnd"/>
-      <w:r>
-        <w:t xml:space="preserve"> 47 01 64 00 00 00 02</w:t>
-      </w:r>
-    </w:p>
-    <w:p>
-      <w:pPr>
-        <w:spacing w:after="0" w:line="240" w:lineRule="auto"/>
-      </w:pPr>
-      <w:r>
-        <w:t xml:space="preserve">  00 02 00 78 26 7a 04 02 00 00 00 00 00 00 00 f8 3a 62 04 90 3b 62 04 68 26 7a 04 00 00 0b 01 2f</w:t>
-      </w:r>
-    </w:p>
-    <w:p>
-      <w:pPr>
-        <w:spacing w:after="0" w:line="240" w:lineRule="auto"/>
-      </w:pPr>
-      <w:r>
-        <w:t>packet 14:</w:t>
-      </w:r>
-    </w:p>
-    <w:p>
-      <w:pPr>
-        <w:spacing w:after="0" w:line="240" w:lineRule="auto"/>
-      </w:pPr>
-      <w:r>
-        <w:t xml:space="preserve">  40 00 00 20 3b 62 04 00 00 0b 01 dc </w:t>
-      </w:r>
-      <w:proofErr w:type="spellStart"/>
-      <w:r>
-        <w:t>fc</w:t>
-      </w:r>
-      <w:proofErr w:type="spellEnd"/>
-      <w:r>
-        <w:t xml:space="preserve"> 47 01 </w:t>
-      </w:r>
-      <w:proofErr w:type="spellStart"/>
-      <w:r>
-        <w:t>fa</w:t>
-      </w:r>
-      <w:proofErr w:type="spellEnd"/>
-      <w:r>
-        <w:t xml:space="preserve"> 30 88 37 2f 00 00 00 a4 </w:t>
-      </w:r>
-      <w:proofErr w:type="spellStart"/>
-      <w:r>
-        <w:t>fc</w:t>
-      </w:r>
-      <w:proofErr w:type="spellEnd"/>
-      <w:r>
-        <w:t xml:space="preserve"> 47 01 64 00 00 00 02</w:t>
-      </w:r>
-    </w:p>
-    <w:p>
-      <w:pPr>
-        <w:spacing w:after="0" w:line="240" w:lineRule="auto"/>
-      </w:pPr>
-      <w:r>
-        <w:t xml:space="preserve">  00 00 00 78 26 7a 04 00 00 00 00 00 00 00 00 f8 3a 62 04 20 3b 62 04 68 26 7a 04 00 00 0b 01 2f</w:t>
-      </w:r>
-    </w:p>
-    <w:p>
-      <w:pPr>
-        <w:spacing w:after="0" w:line="240" w:lineRule="auto"/>
-      </w:pPr>
-      <w:r>
-        <w:t>packet 15:</w:t>
-      </w:r>
-    </w:p>
-    <w:p>
-      <w:pPr>
-        <w:spacing w:after="0" w:line="240" w:lineRule="auto"/>
-      </w:pPr>
-      <w:r>
-        <w:t xml:space="preserve">  40 00 00 c8 3b 62 04 00 00 0b 01 dc </w:t>
-      </w:r>
-      <w:proofErr w:type="spellStart"/>
-      <w:r>
-        <w:t>fc</w:t>
-      </w:r>
-      <w:proofErr w:type="spellEnd"/>
-      <w:r>
-        <w:t xml:space="preserve"> 47 01 </w:t>
-      </w:r>
-      <w:proofErr w:type="spellStart"/>
-      <w:r>
-        <w:t>fa</w:t>
-      </w:r>
-      <w:proofErr w:type="spellEnd"/>
-      <w:r>
-        <w:t xml:space="preserve"> 30 88 37 2f 00 00 00 a4 </w:t>
-      </w:r>
-      <w:proofErr w:type="spellStart"/>
-      <w:r>
-        <w:t>fc</w:t>
-      </w:r>
-      <w:proofErr w:type="spellEnd"/>
-      <w:r>
-        <w:t xml:space="preserve"> 47 01 64 00 00 00 02</w:t>
-      </w:r>
-    </w:p>
-    <w:p>
-      <w:pPr>
-        <w:spacing w:after="0" w:line="240" w:lineRule="auto"/>
-      </w:pPr>
-      <w:r>
-        <w:t xml:space="preserve">  00 03 00 78 26 7a 04 03 00 00 00 00 00 00 00 f8 3a 62 04 c8 3b 62 04 68 26 7a 04 00 00 0b 01 2f</w:t>
-      </w:r>
-    </w:p>
-    <w:p>
-      <w:pPr>
-        <w:spacing w:after="0" w:line="240" w:lineRule="auto"/>
-      </w:pPr>
-      <w:r>
-        <w:t>packet 16:</w:t>
-      </w:r>
-    </w:p>
-    <w:p>
-      <w:pPr>
-        <w:spacing w:after="0" w:line="240" w:lineRule="auto"/>
-      </w:pPr>
-      <w:r>
-        <w:t xml:space="preserve">  40 00 00 90 3b 62 04 00 00 0b 01 dc </w:t>
-      </w:r>
-      <w:proofErr w:type="spellStart"/>
-      <w:r>
-        <w:t>fc</w:t>
-      </w:r>
-      <w:proofErr w:type="spellEnd"/>
-      <w:r>
-        <w:t xml:space="preserve"> 47 01 </w:t>
-      </w:r>
-      <w:proofErr w:type="spellStart"/>
-      <w:r>
-        <w:t>fa</w:t>
-      </w:r>
-      <w:proofErr w:type="spellEnd"/>
-      <w:r>
-        <w:t xml:space="preserve"> 30 88 37 2f 00 00 00 a4 </w:t>
-      </w:r>
-      <w:proofErr w:type="spellStart"/>
-      <w:r>
-        <w:t>fc</w:t>
-      </w:r>
-      <w:proofErr w:type="spellEnd"/>
-      <w:r>
-        <w:t xml:space="preserve"> 47 01 64 00 00 00 02</w:t>
-      </w:r>
-    </w:p>
-    <w:p>
-      <w:pPr>
-        <w:spacing w:after="0" w:line="240" w:lineRule="auto"/>
-      </w:pPr>
-      <w:r>
-        <w:t xml:space="preserve">  00 02 00 78 26 7a 04 02 00 00 00 00 00 00 00 f8 3a 62 04 90 3b 62 04 68 26 7a 04 00 00 0b 01 2f</w:t>
-      </w:r>
-    </w:p>
-    <w:p>
-      <w:pPr>
-        <w:spacing w:after="0" w:line="240" w:lineRule="auto"/>
-      </w:pPr>
-      <w:r>
-        <w:t>packet 17:</w:t>
-      </w:r>
-    </w:p>
-    <w:p>
-      <w:pPr>
-        <w:spacing w:after="0" w:line="240" w:lineRule="auto"/>
-      </w:pPr>
-      <w:r>
-        <w:t xml:space="preserve">  40 00 00 20 3b 62 04 00 00 0b 01 dc </w:t>
-      </w:r>
-      <w:proofErr w:type="spellStart"/>
-      <w:r>
-        <w:t>fc</w:t>
-      </w:r>
-      <w:proofErr w:type="spellEnd"/>
-      <w:r>
-        <w:t xml:space="preserve"> 47 01 </w:t>
-      </w:r>
-      <w:proofErr w:type="spellStart"/>
-      <w:r>
-        <w:t>fa</w:t>
-      </w:r>
-      <w:proofErr w:type="spellEnd"/>
-      <w:r>
-        <w:t xml:space="preserve"> 30 88 37 2f 00 00 00 a4 </w:t>
-      </w:r>
-      <w:proofErr w:type="spellStart"/>
-      <w:r>
-        <w:t>fc</w:t>
-      </w:r>
-      <w:proofErr w:type="spellEnd"/>
-      <w:r>
-        <w:t xml:space="preserve"> 47 01 64 00 00 00 02</w:t>
-      </w:r>
-    </w:p>
-    <w:p>
-      <w:pPr>
-        <w:spacing w:after="0" w:line="240" w:lineRule="auto"/>
-      </w:pPr>
-      <w:r>
-        <w:t xml:space="preserve">  00 00 00 78 26 7a 04 00 00 00 00 00 00 00 00 f8 3a 62 04 20 3b 62 04 68 26 7a 04 00 00 0b 01 2f</w:t>
-      </w:r>
-    </w:p>
-    <w:p>
-      <w:pPr>
-        <w:spacing w:after="0" w:line="240" w:lineRule="auto"/>
-      </w:pPr>
-      <w:r>
-        <w:t>packet 18:</w:t>
-      </w:r>
-    </w:p>
-    <w:p>
-      <w:pPr>
-        <w:spacing w:after="0" w:line="240" w:lineRule="auto"/>
-      </w:pPr>
-      <w:r>
-        <w:t xml:space="preserve">  40 00 00 90 3b 62 04 00 00 0b 01 dc </w:t>
-      </w:r>
-      <w:proofErr w:type="spellStart"/>
-      <w:r>
-        <w:t>fc</w:t>
-      </w:r>
-      <w:proofErr w:type="spellEnd"/>
-      <w:r>
-        <w:t xml:space="preserve"> 47 01 </w:t>
-      </w:r>
-      <w:proofErr w:type="spellStart"/>
-      <w:r>
-        <w:t>fa</w:t>
-      </w:r>
-      <w:proofErr w:type="spellEnd"/>
-      <w:r>
-        <w:t xml:space="preserve"> 30 88 37 2f 00 00 00 a4 </w:t>
-      </w:r>
-      <w:proofErr w:type="spellStart"/>
-      <w:r>
-        <w:t>fc</w:t>
-      </w:r>
-      <w:proofErr w:type="spellEnd"/>
-      <w:r>
-        <w:t xml:space="preserve"> 47 01 64 00 00 00 02</w:t>
-      </w:r>
-    </w:p>
-    <w:p>
-      <w:pPr>
-        <w:spacing w:after="0" w:line="240" w:lineRule="auto"/>
-      </w:pPr>
-      <w:r>
-        <w:t xml:space="preserve">  00 02 00 78 26 7a 04 02 00 00 00 00 00 00 00 f8 3a 62 04 90 3b 62 04 68 26 7a 04 00 00 0b 01 2f</w:t>
-      </w:r>
-    </w:p>
-    <w:p>
-      <w:pPr>
-        <w:spacing w:after="0" w:line="240" w:lineRule="auto"/>
-      </w:pPr>
-      <w:r>
-        <w:t>packet 19:</w:t>
-      </w:r>
-    </w:p>
-    <w:p>
-      <w:pPr>
-        <w:spacing w:after="0" w:line="240" w:lineRule="auto"/>
-      </w:pPr>
-      <w:r>
-        <w:t xml:space="preserve">  40 00 00 20 3b 62 04 00 00 0b 01 dc </w:t>
-      </w:r>
-      <w:proofErr w:type="spellStart"/>
-      <w:r>
-        <w:t>fc</w:t>
-      </w:r>
-      <w:proofErr w:type="spellEnd"/>
-      <w:r>
-        <w:t xml:space="preserve"> 47 01 </w:t>
-      </w:r>
-      <w:proofErr w:type="spellStart"/>
-      <w:r>
-        <w:t>fa</w:t>
-      </w:r>
-      <w:proofErr w:type="spellEnd"/>
-      <w:r>
-        <w:t xml:space="preserve"> 30 88 37 2f 00 00 00 a4 </w:t>
-      </w:r>
-      <w:proofErr w:type="spellStart"/>
-      <w:r>
-        <w:t>fc</w:t>
-      </w:r>
-      <w:proofErr w:type="spellEnd"/>
-      <w:r>
-        <w:t xml:space="preserve"> 47 01 64 00 00 00 02</w:t>
-      </w:r>
-    </w:p>
-    <w:p>
-      <w:pPr>
-        <w:spacing w:after="0" w:line="240" w:lineRule="auto"/>
-      </w:pPr>
-      <w:r>
-        <w:t xml:space="preserve">  00 00 00 78 26 7a 04 00 00 00 00 00 00 00 00 f8 3a 62 04 20 3b 62 04 68 26 7a 04 00 00 0b 01 2f</w:t>
-      </w:r>
-    </w:p>
-    <w:p>
-      <w:pPr>
-        <w:spacing w:after="0" w:line="240" w:lineRule="auto"/>
-      </w:pPr>
-    </w:p>
-    <w:p>
-      <w:pPr>
-        <w:spacing w:after="0" w:line="240" w:lineRule="auto"/>
-      </w:pPr>
-      <w:r>
-        <w:t>=== RUN 5 ===</w:t>
-      </w:r>
-    </w:p>
-    <w:p>
-      <w:pPr>
-        <w:spacing w:after="0" w:line="240" w:lineRule="auto"/>
-      </w:pPr>
-      <w:r>
-        <w:t>packet 0:</w:t>
-      </w:r>
-    </w:p>
-    <w:p>
-      <w:pPr>
-        <w:spacing w:after="0" w:line="240" w:lineRule="auto"/>
-      </w:pPr>
-      <w:r>
-        <w:t xml:space="preserve">  40 00 00 00 3a 62 04 00 00 0b 01 dc </w:t>
-      </w:r>
-      <w:proofErr w:type="spellStart"/>
-      <w:r>
-        <w:t>fc</w:t>
-      </w:r>
-      <w:proofErr w:type="spellEnd"/>
-      <w:r>
-        <w:t xml:space="preserve"> 47 01 </w:t>
-      </w:r>
-      <w:proofErr w:type="spellStart"/>
-      <w:r>
-        <w:t>fa</w:t>
-      </w:r>
-      <w:proofErr w:type="spellEnd"/>
-      <w:r>
-        <w:t xml:space="preserve"> 30 88 37 2f 00 00 00 a4 </w:t>
-      </w:r>
-      <w:proofErr w:type="spellStart"/>
-      <w:r>
-        <w:t>fc</w:t>
-      </w:r>
-      <w:proofErr w:type="spellEnd"/>
-      <w:r>
-        <w:t xml:space="preserve"> 47 01 64 00 00 00 01</w:t>
-      </w:r>
-    </w:p>
-    <w:p>
-      <w:pPr>
-        <w:spacing w:after="0" w:line="240" w:lineRule="auto"/>
-      </w:pPr>
-      <w:r>
-        <w:t xml:space="preserve">  00 06 00 68 ec 78 04 06 00 00 00 00 00 00 00 88 38 62 04 00 3a 62 04 58 ec 78 04 00 00 0b 01 2f</w:t>
-      </w:r>
-    </w:p>
-    <w:p>
-      <w:pPr>
-        <w:spacing w:after="0" w:line="240" w:lineRule="auto"/>
-      </w:pPr>
-      <w:r>
-        <w:t>packet 1:</w:t>
-      </w:r>
-    </w:p>
-    <w:p>
-      <w:pPr>
-        <w:spacing w:after="0" w:line="240" w:lineRule="auto"/>
-      </w:pPr>
-      <w:r>
-        <w:t xml:space="preserve">  40 00 00 e8 38 62 04 00 00 0b 01 dc </w:t>
-      </w:r>
-      <w:proofErr w:type="spellStart"/>
-      <w:r>
-        <w:t>fc</w:t>
-      </w:r>
-      <w:proofErr w:type="spellEnd"/>
-      <w:r>
-        <w:t xml:space="preserve"> 47 01 </w:t>
-      </w:r>
-      <w:proofErr w:type="spellStart"/>
-      <w:r>
-        <w:t>fa</w:t>
-      </w:r>
-      <w:proofErr w:type="spellEnd"/>
-      <w:r>
-        <w:t xml:space="preserve"> 30 88 37 2f 00 00 00 a4 </w:t>
-      </w:r>
-      <w:proofErr w:type="spellStart"/>
-      <w:r>
-        <w:t>fc</w:t>
-      </w:r>
-      <w:proofErr w:type="spellEnd"/>
-      <w:r>
-        <w:t xml:space="preserve"> 47 01 64 00 00 00 02</w:t>
-      </w:r>
-    </w:p>
-    <w:p>
-      <w:pPr>
-        <w:spacing w:after="0" w:line="240" w:lineRule="auto"/>
-      </w:pPr>
-      <w:r>
-        <w:t xml:space="preserve">  00 01 00 68 ec 78 04 01 00 00 00 00 00 00 00 88 38 62 04 e8 38 62 04 58 ec 78 04 00 00 0b 01 2f</w:t>
-      </w:r>
-    </w:p>
-    <w:p>
-      <w:pPr>
-        <w:spacing w:after="0" w:line="240" w:lineRule="auto"/>
-      </w:pPr>
-      <w:r>
-        <w:t>packet 2:</w:t>
-      </w:r>
-    </w:p>
-    <w:p>
-      <w:pPr>
-        <w:spacing w:after="0" w:line="240" w:lineRule="auto"/>
-      </w:pPr>
-      <w:r>
-        <w:t xml:space="preserve">  40 00 00 00 3a 62 04 00 00 0b 01 dc </w:t>
-      </w:r>
-      <w:proofErr w:type="spellStart"/>
-      <w:r>
-        <w:t>fc</w:t>
-      </w:r>
-      <w:proofErr w:type="spellEnd"/>
-      <w:r>
-        <w:t xml:space="preserve"> 47 01 </w:t>
-      </w:r>
-      <w:proofErr w:type="spellStart"/>
-      <w:r>
-        <w:t>fa</w:t>
-      </w:r>
-      <w:proofErr w:type="spellEnd"/>
-      <w:r>
-        <w:t xml:space="preserve"> 30 88 37 2f 00 00 00 a4 </w:t>
-      </w:r>
-      <w:proofErr w:type="spellStart"/>
-      <w:r>
-        <w:t>fc</w:t>
-      </w:r>
-      <w:proofErr w:type="spellEnd"/>
-      <w:r>
-        <w:t xml:space="preserve"> 47 01 64 00 00 00 02</w:t>
-      </w:r>
-    </w:p>
-    <w:p>
-      <w:pPr>
-        <w:spacing w:after="0" w:line="240" w:lineRule="auto"/>
-      </w:pPr>
-      <w:r>
-        <w:t xml:space="preserve">  00 06 00 68 ec 78 04 06 00 00 00 00 00 00 00 88 38 62 04 00 3a 62 04 58 ec 78 04 00 00 0b 01 2f</w:t>
-      </w:r>
-    </w:p>
-    <w:p>
-      <w:pPr>
-        <w:spacing w:after="0" w:line="240" w:lineRule="auto"/>
-      </w:pPr>
-      <w:r>
-        <w:t>packet 3:</w:t>
-      </w:r>
-    </w:p>
-    <w:p>
-      <w:pPr>
-        <w:spacing w:after="0" w:line="240" w:lineRule="auto"/>
-      </w:pPr>
-      <w:r>
-        <w:t xml:space="preserve">  40 00 00 e8 38 62 04 00 00 0b 01 dc </w:t>
-      </w:r>
-      <w:proofErr w:type="spellStart"/>
-      <w:r>
-        <w:t>fc</w:t>
-      </w:r>
-      <w:proofErr w:type="spellEnd"/>
-      <w:r>
-        <w:t xml:space="preserve"> 47 01 </w:t>
-      </w:r>
-      <w:proofErr w:type="spellStart"/>
-      <w:r>
-        <w:t>fa</w:t>
-      </w:r>
-      <w:proofErr w:type="spellEnd"/>
-      <w:r>
-        <w:t xml:space="preserve"> 30 88 37 2f 00 00 00 a4 </w:t>
-      </w:r>
-      <w:proofErr w:type="spellStart"/>
-      <w:r>
-        <w:t>fc</w:t>
-      </w:r>
-      <w:proofErr w:type="spellEnd"/>
-      <w:r>
-        <w:t xml:space="preserve"> 47 01 64 00 00 00 02</w:t>
-      </w:r>
-    </w:p>
-    <w:p>
-      <w:pPr>
-        <w:spacing w:after="0" w:line="240" w:lineRule="auto"/>
-      </w:pPr>
-      <w:r>
-        <w:t xml:space="preserve">  00 01 00 68 ec 78 04 01 00 00 00 00 00 00 00 88 38 62 04 e8 38 62 04 58 ec 78 04 00 00 0b 01 2f</w:t>
-      </w:r>
-    </w:p>
-    <w:p>
-      <w:pPr>
-        <w:spacing w:after="0" w:line="240" w:lineRule="auto"/>
-      </w:pPr>
-      <w:r>
-        <w:t>packet 4:</w:t>
-      </w:r>
-    </w:p>
-    <w:p>
-      <w:pPr>
-        <w:spacing w:after="0" w:line="240" w:lineRule="auto"/>
-      </w:pPr>
-      <w:r>
-        <w:t xml:space="preserve">  40 00 00 38 3a 62 04 00 00 0b 01 dc </w:t>
-      </w:r>
-      <w:proofErr w:type="spellStart"/>
-      <w:r>
-        <w:t>fc</w:t>
-      </w:r>
-      <w:proofErr w:type="spellEnd"/>
-      <w:r>
-        <w:t xml:space="preserve"> 47 01 </w:t>
-      </w:r>
-      <w:proofErr w:type="spellStart"/>
-      <w:r>
-        <w:t>fa</w:t>
-      </w:r>
-      <w:proofErr w:type="spellEnd"/>
-      <w:r>
-        <w:t xml:space="preserve"> 30 88 37 2f 00 00 00 a4 </w:t>
-      </w:r>
-      <w:proofErr w:type="spellStart"/>
-      <w:r>
-        <w:t>fc</w:t>
-      </w:r>
-      <w:proofErr w:type="spellEnd"/>
-      <w:r>
-        <w:t xml:space="preserve"> 47 01 64 00 00 00 02</w:t>
-      </w:r>
-    </w:p>
-    <w:p>
-      <w:pPr>
-        <w:spacing w:after="0" w:line="240" w:lineRule="auto"/>
-      </w:pPr>
-      <w:r>
-        <w:t xml:space="preserve">  00 07 00 68 ec 78 04 07 00 00 00 00 00 00 00 88 38 62 04 38 3a 62 04 58 ec 78 04 00 00 0b 01 2f</w:t>
-      </w:r>
-    </w:p>
-    <w:p>
-      <w:pPr>
-        <w:spacing w:after="0" w:line="240" w:lineRule="auto"/>
-      </w:pPr>
-      <w:r>
-        <w:t>packet 5:</w:t>
-      </w:r>
-    </w:p>
-    <w:p>
-      <w:pPr>
-        <w:spacing w:after="0" w:line="240" w:lineRule="auto"/>
-      </w:pPr>
-      <w:r>
-        <w:t xml:space="preserve">  40 00 00 38 3a 62 04 00 00 0b 01 dc </w:t>
-      </w:r>
-      <w:proofErr w:type="spellStart"/>
-      <w:r>
-        <w:t>fc</w:t>
-      </w:r>
-      <w:proofErr w:type="spellEnd"/>
-      <w:r>
-        <w:t xml:space="preserve"> 47 01 </w:t>
-      </w:r>
-      <w:proofErr w:type="spellStart"/>
-      <w:r>
-        <w:t>fa</w:t>
-      </w:r>
-      <w:proofErr w:type="spellEnd"/>
-      <w:r>
-        <w:t xml:space="preserve"> 30 88 37 2f 00 00 00 a4 </w:t>
-      </w:r>
-      <w:proofErr w:type="spellStart"/>
-      <w:r>
-        <w:t>fc</w:t>
-      </w:r>
-      <w:proofErr w:type="spellEnd"/>
-      <w:r>
-        <w:t xml:space="preserve"> 47 01 64 00 00 00 02</w:t>
-      </w:r>
-    </w:p>
-    <w:p>
-      <w:pPr>
-        <w:spacing w:after="0" w:line="240" w:lineRule="auto"/>
-      </w:pPr>
-      <w:r>
-        <w:lastRenderedPageBreak/>
-        <w:t xml:space="preserve">  00 07 00 68 ec 78 04 07 00 00 00 00 00 00 00 88 38 62 04 38 3a 62 04 58 ec 78 04 00 00 0b 01 2f</w:t>
-      </w:r>
-    </w:p>
-    <w:p>
-      <w:pPr>
-        <w:spacing w:after="0" w:line="240" w:lineRule="auto"/>
-      </w:pPr>
-      <w:r>
-        <w:t>packet 6:</w:t>
-      </w:r>
-    </w:p>
-    <w:p>
-      <w:pPr>
-        <w:spacing w:after="0" w:line="240" w:lineRule="auto"/>
-      </w:pPr>
-      <w:r>
-        <w:t xml:space="preserve">  40 00 00 00 3a 62 04 00 00 0b 01 dc </w:t>
-      </w:r>
-      <w:proofErr w:type="spellStart"/>
-      <w:r>
-        <w:t>fc</w:t>
-      </w:r>
-      <w:proofErr w:type="spellEnd"/>
-      <w:r>
-        <w:t xml:space="preserve"> 47 01 </w:t>
-      </w:r>
-      <w:proofErr w:type="spellStart"/>
-      <w:r>
-        <w:t>fa</w:t>
-      </w:r>
-      <w:proofErr w:type="spellEnd"/>
-      <w:r>
-        <w:t xml:space="preserve"> 30 88 37 2f 00 00 00 a4 </w:t>
-      </w:r>
-      <w:proofErr w:type="spellStart"/>
-      <w:r>
-        <w:t>fc</w:t>
-      </w:r>
-      <w:proofErr w:type="spellEnd"/>
-      <w:r>
-        <w:t xml:space="preserve"> 47 01 64 00 00 00 02</w:t>
-      </w:r>
-    </w:p>
-    <w:p>
-      <w:pPr>
-        <w:spacing w:after="0" w:line="240" w:lineRule="auto"/>
-      </w:pPr>
-      <w:r>
-        <w:t xml:space="preserve">  00 06 00 68 ec 78 04 06 00 00 00 00 00 00 00 88 38 62 04 00 3a 62 04 58 ec 78 04 00 00 0b 01 2f</w:t>
-      </w:r>
-    </w:p>
-    <w:p>
-      <w:pPr>
-        <w:spacing w:after="0" w:line="240" w:lineRule="auto"/>
-      </w:pPr>
-      <w:r>
-        <w:t>packet 7:</w:t>
-      </w:r>
-    </w:p>
-    <w:p>
-      <w:pPr>
-        <w:spacing w:after="0" w:line="240" w:lineRule="auto"/>
-      </w:pPr>
-      <w:r>
-        <w:t xml:space="preserve">  40 00 00 00 3a 62 04 00 00 0b 01 dc </w:t>
-      </w:r>
-      <w:proofErr w:type="spellStart"/>
-      <w:r>
-        <w:t>fc</w:t>
-      </w:r>
-      <w:proofErr w:type="spellEnd"/>
-      <w:r>
-        <w:t xml:space="preserve"> 47 01 </w:t>
-      </w:r>
-      <w:proofErr w:type="spellStart"/>
-      <w:r>
-        <w:t>fa</w:t>
-      </w:r>
-      <w:proofErr w:type="spellEnd"/>
-      <w:r>
-        <w:t xml:space="preserve"> 30 88 37 2f 00 00 00 a4 </w:t>
-      </w:r>
-      <w:proofErr w:type="spellStart"/>
-      <w:r>
-        <w:t>fc</w:t>
-      </w:r>
-      <w:proofErr w:type="spellEnd"/>
-      <w:r>
-        <w:t xml:space="preserve"> 47 01 64 00 00 00 02</w:t>
-      </w:r>
-    </w:p>
-    <w:p>
-      <w:pPr>
-        <w:spacing w:after="0" w:line="240" w:lineRule="auto"/>
-      </w:pPr>
-      <w:r>
-        <w:t xml:space="preserve">  00 06 00 68 ec 78 04 06 00 00 00 00 00 00 00 88 38 62 04 00 3a 62 04 58 ec 78 04 00 00 0b 01 2f</w:t>
-      </w:r>
-    </w:p>
-    <w:p>
-      <w:pPr>
-        <w:spacing w:after="0" w:line="240" w:lineRule="auto"/>
-      </w:pPr>
-      <w:r>
-        <w:t>packet 8:</w:t>
-      </w:r>
-    </w:p>
-    <w:p>
-      <w:pPr>
-        <w:spacing w:after="0" w:line="240" w:lineRule="auto"/>
-      </w:pPr>
-      <w:r>
-        <w:t xml:space="preserve">  40 00 00 00 3a 62 04 00 00 0b 01 dc </w:t>
-      </w:r>
-      <w:proofErr w:type="spellStart"/>
-      <w:r>
-        <w:t>fc</w:t>
-      </w:r>
-      <w:proofErr w:type="spellEnd"/>
-      <w:r>
-        <w:t xml:space="preserve"> 47 01 </w:t>
-      </w:r>
-      <w:proofErr w:type="spellStart"/>
-      <w:r>
-        <w:t>fa</w:t>
-      </w:r>
-      <w:proofErr w:type="spellEnd"/>
-      <w:r>
-        <w:t xml:space="preserve"> 30 88 37 2f 00 00 00 a4 </w:t>
-      </w:r>
-      <w:proofErr w:type="spellStart"/>
-      <w:r>
-        <w:t>fc</w:t>
-      </w:r>
-      <w:proofErr w:type="spellEnd"/>
-      <w:r>
-        <w:t xml:space="preserve"> 47 01 64 00 00 00 02</w:t>
-      </w:r>
-    </w:p>
-    <w:p>
-      <w:pPr>
-        <w:spacing w:after="0" w:line="240" w:lineRule="auto"/>
-      </w:pPr>
-      <w:r>
-        <w:t xml:space="preserve">  00 06 00 68 ec 78 04 06 00 00 00 00 00 00 00 88 38 62 04 00 3a 62 04 58 ec 78 04 00 00 0b 01 2f</w:t>
-      </w:r>
-    </w:p>
-    <w:p>
-      <w:pPr>
-        <w:spacing w:after="0" w:line="240" w:lineRule="auto"/>
-      </w:pPr>
-      <w:r>
-        <w:t>packet 9:</w:t>
-      </w:r>
-    </w:p>
-    <w:p>
-      <w:pPr>
-        <w:spacing w:after="0" w:line="240" w:lineRule="auto"/>
-      </w:pPr>
-      <w:r>
-        <w:t xml:space="preserve">  40 00 00 38 3a 62 04 00 00 0b 01 dc </w:t>
-      </w:r>
-      <w:proofErr w:type="spellStart"/>
-      <w:r>
-        <w:t>fc</w:t>
-      </w:r>
-      <w:proofErr w:type="spellEnd"/>
-      <w:r>
-        <w:t xml:space="preserve"> 47 01 </w:t>
-      </w:r>
-      <w:proofErr w:type="spellStart"/>
-      <w:r>
-        <w:t>fa</w:t>
-      </w:r>
-      <w:proofErr w:type="spellEnd"/>
-      <w:r>
-        <w:t xml:space="preserve"> 30 88 37 2f 00 00 00 a4 </w:t>
-      </w:r>
-      <w:proofErr w:type="spellStart"/>
-      <w:r>
-        <w:t>fc</w:t>
-      </w:r>
-      <w:proofErr w:type="spellEnd"/>
-      <w:r>
-        <w:t xml:space="preserve"> 47 01 64 00 00 00 02</w:t>
-      </w:r>
-    </w:p>
-    <w:p>
-      <w:pPr>
-        <w:spacing w:after="0" w:line="240" w:lineRule="auto"/>
-      </w:pPr>
-      <w:r>
-        <w:t xml:space="preserve">  00 07 00 68 ec 78 04 07 00 00 00 00 00 00 00 88 38 62 04 38 3a 62 04 58 ec 78 04 00 00 0b 01 2f</w:t>
-      </w:r>
-    </w:p>
-    <w:p>
-      <w:pPr>
-        <w:spacing w:after="0" w:line="240" w:lineRule="auto"/>
-      </w:pPr>
-      <w:r>
-        <w:t>packet 10:</w:t>
-      </w:r>
-    </w:p>
-    <w:p>
-      <w:pPr>
-        <w:spacing w:after="0" w:line="240" w:lineRule="auto"/>
-      </w:pPr>
-      <w:r>
-        <w:t xml:space="preserve">  40 00 00 00 3a 62 04 00 00 0b 01 dc </w:t>
-      </w:r>
-      <w:proofErr w:type="spellStart"/>
-      <w:r>
-        <w:t>fc</w:t>
-      </w:r>
-      <w:proofErr w:type="spellEnd"/>
-      <w:r>
-        <w:t xml:space="preserve"> 47 01 </w:t>
-      </w:r>
-      <w:proofErr w:type="spellStart"/>
-      <w:r>
-        <w:t>fa</w:t>
-      </w:r>
-      <w:proofErr w:type="spellEnd"/>
-      <w:r>
-        <w:t xml:space="preserve"> 30 88 37 2f 00 00 00 a4 </w:t>
-      </w:r>
-      <w:proofErr w:type="spellStart"/>
-      <w:r>
-        <w:t>fc</w:t>
-      </w:r>
-      <w:proofErr w:type="spellEnd"/>
-      <w:r>
-        <w:t xml:space="preserve"> 47 01 64 00 00 00 02</w:t>
-      </w:r>
-    </w:p>
-    <w:p>
-      <w:pPr>
-        <w:spacing w:after="0" w:line="240" w:lineRule="auto"/>
-      </w:pPr>
-      <w:r>
-        <w:t xml:space="preserve">  00 06 00 68 ec 78 04 06 00 00 00 00 00 00 00 88 38 62 04 00 3a 62 04 58 ec 78 04 00 00 0b 01 2f</w:t>
-      </w:r>
-    </w:p>
-    <w:p>
-      <w:pPr>
-        <w:spacing w:after="0" w:line="240" w:lineRule="auto"/>
-      </w:pPr>
-      <w:r>
-        <w:t>packet 11:</w:t>
-      </w:r>
-    </w:p>
-    <w:p>
-      <w:pPr>
-        <w:spacing w:after="0" w:line="240" w:lineRule="auto"/>
-      </w:pPr>
-      <w:r>
-        <w:t xml:space="preserve">  40 00 00 00 3a 62 04 00 00 0b 01 dc </w:t>
-      </w:r>
-      <w:proofErr w:type="spellStart"/>
-      <w:r>
-        <w:t>fc</w:t>
-      </w:r>
-      <w:proofErr w:type="spellEnd"/>
-      <w:r>
-        <w:t xml:space="preserve"> 47 01 </w:t>
-      </w:r>
-      <w:proofErr w:type="spellStart"/>
-      <w:r>
-        <w:t>fa</w:t>
-      </w:r>
-      <w:proofErr w:type="spellEnd"/>
-      <w:r>
-        <w:t xml:space="preserve"> 30 88 37 2f 00 00 00 a4 </w:t>
-      </w:r>
-      <w:proofErr w:type="spellStart"/>
-      <w:r>
-        <w:t>fc</w:t>
-      </w:r>
-      <w:proofErr w:type="spellEnd"/>
-      <w:r>
-        <w:t xml:space="preserve"> 47 01 64 00 00 00 02</w:t>
-      </w:r>
-    </w:p>
-    <w:p>
-      <w:pPr>
-        <w:spacing w:after="0" w:line="240" w:lineRule="auto"/>
-      </w:pPr>
-      <w:r>
-        <w:t xml:space="preserve">  00 06 00 68 ec 78 04 06 00 00 00 00 00 00 00 88 38 62 04 00 3a 62 04 58 ec 78 04 00 00 0b 01 2f</w:t>
-      </w:r>
-    </w:p>
-    <w:p>
-      <w:pPr>
-        <w:spacing w:after="0" w:line="240" w:lineRule="auto"/>
-      </w:pPr>
-      <w:r>
-        <w:t>packet 12:</w:t>
-      </w:r>
-    </w:p>
-    <w:p>
-      <w:pPr>
-        <w:spacing w:after="0" w:line="240" w:lineRule="auto"/>
-      </w:pPr>
-      <w:r>
-        <w:t xml:space="preserve">  40 00 00 00 3a 62 04 00 00 0b 01 dc </w:t>
-      </w:r>
-      <w:proofErr w:type="spellStart"/>
-      <w:r>
-        <w:t>fc</w:t>
-      </w:r>
-      <w:proofErr w:type="spellEnd"/>
-      <w:r>
-        <w:t xml:space="preserve"> 47 01 </w:t>
-      </w:r>
-      <w:proofErr w:type="spellStart"/>
-      <w:r>
-        <w:t>fa</w:t>
-      </w:r>
-      <w:proofErr w:type="spellEnd"/>
-      <w:r>
-        <w:t xml:space="preserve"> 30 88 37 2f 00 00 00 a4 </w:t>
-      </w:r>
-      <w:proofErr w:type="spellStart"/>
-      <w:r>
-        <w:t>fc</w:t>
-      </w:r>
-      <w:proofErr w:type="spellEnd"/>
-      <w:r>
-        <w:t xml:space="preserve"> 47 01 64 00 00 00 02</w:t>
-      </w:r>
-    </w:p>
-    <w:p>
-      <w:pPr>
-        <w:spacing w:after="0" w:line="240" w:lineRule="auto"/>
-      </w:pPr>
-      <w:r>
-        <w:t xml:space="preserve">  00 06 00 68 ec 78 04 06 00 00 00 00 00 00 00 88 38 62 04 00 3a 62 04 58 ec 78 04 00 00 0b 01 2f</w:t>
-      </w:r>
-    </w:p>
-    <w:p>
-      <w:pPr>
-        <w:spacing w:after="0" w:line="240" w:lineRule="auto"/>
-      </w:pPr>
-      <w:r>
-        <w:t>packet 13:</w:t>
-      </w:r>
-    </w:p>
-    <w:p>
-      <w:pPr>
-        <w:spacing w:after="0" w:line="240" w:lineRule="auto"/>
-      </w:pPr>
-      <w:r>
-        <w:t xml:space="preserve">  40 00 00 00 3a 62 04 00 00 0b 01 dc </w:t>
-      </w:r>
-      <w:proofErr w:type="spellStart"/>
-      <w:r>
-        <w:t>fc</w:t>
-      </w:r>
-      <w:proofErr w:type="spellEnd"/>
-      <w:r>
-        <w:t xml:space="preserve"> 47 01 </w:t>
-      </w:r>
-      <w:proofErr w:type="spellStart"/>
-      <w:r>
-        <w:t>fa</w:t>
-      </w:r>
-      <w:proofErr w:type="spellEnd"/>
-      <w:r>
-        <w:t xml:space="preserve"> 30 88 37 2f 00 00 00 a4 </w:t>
-      </w:r>
-      <w:proofErr w:type="spellStart"/>
-      <w:r>
-        <w:t>fc</w:t>
-      </w:r>
-      <w:proofErr w:type="spellEnd"/>
-      <w:r>
-        <w:t xml:space="preserve"> 47 01 64 00 00 00 02</w:t>
-      </w:r>
-    </w:p>
-    <w:p>
-      <w:pPr>
-        <w:spacing w:after="0" w:line="240" w:lineRule="auto"/>
-      </w:pPr>
-      <w:r>
-        <w:t xml:space="preserve">  00 06 00 68 ec 78 04 06 00 00 00 00 00 00 00 88 38 62 04 00 3a 62 04 58 ec 78 04 00 00 0b 01 2f</w:t>
-      </w:r>
-    </w:p>
-    <w:p>
-      <w:pPr>
-        <w:spacing w:after="0" w:line="240" w:lineRule="auto"/>
-      </w:pPr>
-      <w:r>
-        <w:t>packet 14:</w:t>
-      </w:r>
-    </w:p>
-    <w:p>
-      <w:pPr>
-        <w:spacing w:after="0" w:line="240" w:lineRule="auto"/>
-      </w:pPr>
-      <w:r>
-        <w:t xml:space="preserve">  40 00 00 00 3a 62 04 00 00 0b 01 dc </w:t>
-      </w:r>
-      <w:proofErr w:type="spellStart"/>
-      <w:r>
-        <w:t>fc</w:t>
-      </w:r>
-      <w:proofErr w:type="spellEnd"/>
-      <w:r>
-        <w:t xml:space="preserve"> 47 01 </w:t>
-      </w:r>
-      <w:proofErr w:type="spellStart"/>
-      <w:r>
-        <w:t>fa</w:t>
-      </w:r>
-      <w:proofErr w:type="spellEnd"/>
-      <w:r>
-        <w:t xml:space="preserve"> 30 88 37 2f 00 00 00 a4 </w:t>
-      </w:r>
-      <w:proofErr w:type="spellStart"/>
-      <w:r>
-        <w:t>fc</w:t>
-      </w:r>
-      <w:proofErr w:type="spellEnd"/>
-      <w:r>
-        <w:t xml:space="preserve"> 47 01 64 00 00 00 02</w:t>
-      </w:r>
-    </w:p>
-    <w:p>
-      <w:pPr>
-        <w:spacing w:after="0" w:line="240" w:lineRule="auto"/>
-      </w:pPr>
-      <w:r>
-        <w:t xml:space="preserve">  00 06 00 68 ec 78 04 06 00 00 00 00 00 00 00 88 38 62 04 00 3a 62 04 58 ec 78 04 00 00 0b 01 2f</w:t>
-      </w:r>
-    </w:p>
-    <w:p>
-      <w:pPr>
-        <w:spacing w:after="0" w:line="240" w:lineRule="auto"/>
-      </w:pPr>
-      <w:r>
-        <w:t>packet 15:</w:t>
-      </w:r>
-    </w:p>
-    <w:p>
-      <w:pPr>
-        <w:spacing w:after="0" w:line="240" w:lineRule="auto"/>
-      </w:pPr>
-      <w:r>
-        <w:t xml:space="preserve">  40 00 00 38 3a 62 04 00 00 0b 01 dc </w:t>
-      </w:r>
-      <w:proofErr w:type="spellStart"/>
-      <w:r>
-        <w:t>fc</w:t>
-      </w:r>
-      <w:proofErr w:type="spellEnd"/>
-      <w:r>
-        <w:t xml:space="preserve"> 47 01 </w:t>
-      </w:r>
-      <w:proofErr w:type="spellStart"/>
-      <w:r>
-        <w:t>fa</w:t>
-      </w:r>
-      <w:proofErr w:type="spellEnd"/>
-      <w:r>
-        <w:t xml:space="preserve"> 30 88 37 2f 00 00 00 a4 </w:t>
-      </w:r>
-      <w:proofErr w:type="spellStart"/>
-      <w:r>
-        <w:t>fc</w:t>
-      </w:r>
-      <w:proofErr w:type="spellEnd"/>
-      <w:r>
-        <w:t xml:space="preserve"> 47 01 64 00 00 00 02</w:t>
-      </w:r>
-    </w:p>
-    <w:p>
-      <w:pPr>
-        <w:spacing w:after="0" w:line="240" w:lineRule="auto"/>
-      </w:pPr>
-      <w:r>
-        <w:t xml:space="preserve">  00 07 00 68 ec 78 04 07 00 00 00 00 00 00 00 88 38 62 04 38 3a 62 04 58 ec 78 04 00 00 0b 01 2f</w:t>
-      </w:r>
-    </w:p>
-    <w:p>
-      <w:pPr>
-        <w:spacing w:after="0" w:line="240" w:lineRule="auto"/>
-      </w:pPr>
-      <w:r>
-        <w:t>packet 16:</w:t>
-      </w:r>
-    </w:p>
-    <w:p>
-      <w:pPr>
-        <w:spacing w:after="0" w:line="240" w:lineRule="auto"/>
-      </w:pPr>
-      <w:r>
-        <w:t xml:space="preserve">  40 00 00 00 3a 62 04 00 00 0b 01 dc </w:t>
-      </w:r>
-      <w:proofErr w:type="spellStart"/>
-      <w:r>
-        <w:t>fc</w:t>
-      </w:r>
-      <w:proofErr w:type="spellEnd"/>
-      <w:r>
-        <w:t xml:space="preserve"> 47 01 </w:t>
-      </w:r>
-      <w:proofErr w:type="spellStart"/>
-      <w:r>
-        <w:t>fa</w:t>
-      </w:r>
-      <w:proofErr w:type="spellEnd"/>
-      <w:r>
-        <w:t xml:space="preserve"> 30 88 37 2f 00 00 00 a4 </w:t>
-      </w:r>
-      <w:proofErr w:type="spellStart"/>
-      <w:r>
-        <w:t>fc</w:t>
-      </w:r>
-      <w:proofErr w:type="spellEnd"/>
-      <w:r>
-        <w:t xml:space="preserve"> 47 01 64 00 00 00 02</w:t>
-      </w:r>
-    </w:p>
-    <w:p>
-      <w:pPr>
-        <w:spacing w:after="0" w:line="240" w:lineRule="auto"/>
-      </w:pPr>
-      <w:r>
-        <w:t xml:space="preserve">  00 06 00 68 ec 78 04 06 00 00 00 00 00 00 00 88 38 62 04 00 3a 62 04 58 ec 78 04 00 00 0b 01 2f</w:t>
-      </w:r>
-    </w:p>
-    <w:p>
-      <w:pPr>
-        <w:spacing w:after="0" w:line="240" w:lineRule="auto"/>
-      </w:pPr>
-      <w:r>
-        <w:t>packet 17:</w:t>
-      </w:r>
-    </w:p>
-    <w:p>
-      <w:pPr>
-        <w:spacing w:after="0" w:line="240" w:lineRule="auto"/>
-      </w:pPr>
-      <w:r>
-        <w:t xml:space="preserve">  40 00 00 38 3a 62 04 00 00 0b 01 dc </w:t>
-      </w:r>
-      <w:proofErr w:type="spellStart"/>
-      <w:r>
-        <w:t>fc</w:t>
-      </w:r>
-      <w:proofErr w:type="spellEnd"/>
-      <w:r>
-        <w:t xml:space="preserve"> 47 01 </w:t>
-      </w:r>
-      <w:proofErr w:type="spellStart"/>
-      <w:r>
-        <w:t>fa</w:t>
-      </w:r>
-      <w:proofErr w:type="spellEnd"/>
-      <w:r>
-        <w:t xml:space="preserve"> 30 88 37 2f 00 00 00 a4 </w:t>
-      </w:r>
-      <w:proofErr w:type="spellStart"/>
-      <w:r>
-        <w:t>fc</w:t>
-      </w:r>
-      <w:proofErr w:type="spellEnd"/>
-      <w:r>
-        <w:t xml:space="preserve"> 47 01 64 00 00 00 02</w:t>
-      </w:r>
-    </w:p>
-    <w:p>
-      <w:pPr>
-        <w:spacing w:after="0" w:line="240" w:lineRule="auto"/>
-      </w:pPr>
-      <w:r>
-        <w:t xml:space="preserve">  00 07 00 68 ec 78 04 07 00 00 00 00 00 00 00 88 38 62 04 38 3a 62 04 58 ec 78 04 00 00 0b 01 2f</w:t>
-      </w:r>
-    </w:p>
-    <w:p>
-      <w:pPr>
-        <w:spacing w:after="0" w:line="240" w:lineRule="auto"/>
-      </w:pPr>
-      <w:r>
-        <w:t>packet 18:</w:t>
-      </w:r>
-    </w:p>
-    <w:p>
-      <w:pPr>
-        <w:spacing w:after="0" w:line="240" w:lineRule="auto"/>
-      </w:pPr>
-      <w:r>
-        <w:t xml:space="preserve">  40 00 00 e8 38 62 04 00 00 0b 01 dc </w:t>
-      </w:r>
-      <w:proofErr w:type="spellStart"/>
-      <w:r>
-        <w:t>fc</w:t>
-      </w:r>
-      <w:proofErr w:type="spellEnd"/>
-      <w:r>
-        <w:t xml:space="preserve"> 47 01 </w:t>
-      </w:r>
-      <w:proofErr w:type="spellStart"/>
-      <w:r>
-        <w:t>fa</w:t>
-      </w:r>
-      <w:proofErr w:type="spellEnd"/>
-      <w:r>
-        <w:t xml:space="preserve"> 30 88 37 2f 00 00 00 a4 </w:t>
-      </w:r>
-      <w:proofErr w:type="spellStart"/>
-      <w:r>
-        <w:t>fc</w:t>
-      </w:r>
-      <w:proofErr w:type="spellEnd"/>
-      <w:r>
-        <w:t xml:space="preserve"> 47 01 64 00 00 00 02</w:t>
-      </w:r>
-    </w:p>
-    <w:p>
-      <w:pPr>
-        <w:spacing w:after="0" w:line="240" w:lineRule="auto"/>
-      </w:pPr>
-      <w:r>
-        <w:t xml:space="preserve">  00 01 00 68 ec 78 04 01 00 00 00 00 00 00 00 88 38 62 04 e8 38 62 04 58 ec 78 04 00 00 0b 01 2f</w:t>
-      </w:r>
-    </w:p>
-    <w:p>
-      <w:pPr>
-        <w:spacing w:after="0" w:line="240" w:lineRule="auto"/>
-      </w:pPr>
-      <w:r>
-        <w:t>packet 19:</w:t>
-      </w:r>
-    </w:p>
-    <w:p>
-      <w:pPr>
-        <w:spacing w:after="0" w:line="240" w:lineRule="auto"/>
-      </w:pPr>
-      <w:r>
-        <w:t xml:space="preserve">  40 00 00 00 3a 62 04 00 00 0b 01 dc </w:t>
-      </w:r>
-      <w:proofErr w:type="spellStart"/>
-      <w:r>
-        <w:t>fc</w:t>
-      </w:r>
-      <w:proofErr w:type="spellEnd"/>
-      <w:r>
-        <w:t xml:space="preserve"> 47 01 </w:t>
-      </w:r>
-      <w:proofErr w:type="spellStart"/>
-      <w:r>
-        <w:t>fa</w:t>
-      </w:r>
-      <w:proofErr w:type="spellEnd"/>
-      <w:r>
-        <w:t xml:space="preserve"> 30 88 37 2f 00 00 00 a4 </w:t>
-      </w:r>
-      <w:proofErr w:type="spellStart"/>
-      <w:r>
-        <w:t>fc</w:t>
-      </w:r>
-      <w:proofErr w:type="spellEnd"/>
-      <w:r>
-        <w:t xml:space="preserve"> 47 01 64 00 00 00 02</w:t>
-      </w:r>
-    </w:p>
-    <w:p>
-      <w:pPr>
-        <w:spacing w:after="0" w:line="240" w:lineRule="auto"/>
-      </w:pPr>
-      <w:r>
         <w:t xml:space="preserve">  00 06 00 68 ec 78 04 06 00 00 00 00 00 00 00 88 38 62 04 00 3a 62 04 58 ec 78 04 00 00 0b 01 2f</w:t>
       </w:r>
     </w:p>
